--- a/BC-Pipeline-Setup-Guide.docx
+++ b/BC-Pipeline-Setup-Guide.docx
@@ -65,28 +65,20 @@
           <w:sz w:val="18"/>
           <w:szCs w:val="18"/>
         </w:rPr>
-        <w:t>Version</w:t>
-      </w:r>
+        <w:t>Version: 2.0</w:t>
+      </w:r>
+    </w:p>
+    <w:p>
+      <w:pPr>
+        <w:spacing w:before="40" w:after="40"/>
+      </w:pPr>
       <w:r>
         <w:rPr>
           <w:color w:val="555555"/>
           <w:sz w:val="18"/>
           <w:szCs w:val="18"/>
         </w:rPr>
-        <w:t>: 2.0</w:t>
-      </w:r>
-    </w:p>
-    <w:p>
-      <w:pPr>
-        <w:spacing w:before="40" w:after="40"/>
-      </w:pPr>
-      <w:r>
-        <w:rPr>
-          <w:color w:val="555555"/>
-          <w:sz w:val="18"/>
-          <w:szCs w:val="18"/>
-        </w:rPr>
-        <w:t>Author:   Sudharsan — Senior BC Developer</w:t>
+        <w:t>Author:   Sudharsan M — Dynamics 365 Business Central Developer</w:t>
       </w:r>
     </w:p>
     <w:p>
@@ -170,31 +162,7 @@
         <w:spacing w:before="40" w:after="40"/>
       </w:pPr>
       <w:r>
-        <w:t xml:space="preserve">PR Validation Pipeline — compiles AL code and runs </w:t>
-      </w:r>
-      <w:proofErr w:type="spellStart"/>
-      <w:r>
-        <w:t>CodeCop</w:t>
-      </w:r>
-      <w:proofErr w:type="spellEnd"/>
-      <w:r>
-        <w:t xml:space="preserve">, </w:t>
-      </w:r>
-      <w:proofErr w:type="spellStart"/>
-      <w:r>
-        <w:t>UICop</w:t>
-      </w:r>
-      <w:proofErr w:type="spellEnd"/>
-      <w:r>
-        <w:t xml:space="preserve">, </w:t>
-      </w:r>
-      <w:proofErr w:type="spellStart"/>
-      <w:r>
-        <w:t>PerTenantExtensionCop</w:t>
-      </w:r>
-      <w:proofErr w:type="spellEnd"/>
-      <w:r>
-        <w:t xml:space="preserve"> on every PR</w:t>
+        <w:t>PR Validation Pipeline — compiles AL code and runs CodeCop, UICop, PerTenantExtensionCop on every PR</w:t>
       </w:r>
     </w:p>
     <w:p>
@@ -267,15 +235,7 @@
         <w:spacing w:before="40" w:after="40"/>
       </w:pPr>
       <w:r>
-        <w:t xml:space="preserve">Microsoft symbols via NuGet </w:t>
-      </w:r>
-      <w:proofErr w:type="spellStart"/>
-      <w:r>
-        <w:t>MSSymbols</w:t>
-      </w:r>
-      <w:proofErr w:type="spellEnd"/>
-      <w:r>
-        <w:t xml:space="preserve"> feed — BC28 compatible, no environment connection needed</w:t>
+        <w:t>Microsoft symbols via NuGet MSSymbols feed — BC28 compatible, no environment connection needed</w:t>
       </w:r>
     </w:p>
     <w:p>
@@ -288,15 +248,7 @@
         <w:spacing w:before="40" w:after="40"/>
       </w:pPr>
       <w:r>
-        <w:t xml:space="preserve">Dynamic non-Microsoft dependency resolution — reads </w:t>
-      </w:r>
-      <w:proofErr w:type="spellStart"/>
-      <w:r>
-        <w:t>app.json</w:t>
-      </w:r>
-      <w:proofErr w:type="spellEnd"/>
-      <w:r>
-        <w:t>, downloads all third-party .app files directly from BC Dev Endpoint automatically</w:t>
+        <w:t>Dynamic non-Microsoft dependency resolution — reads app.json, downloads all third-party .app files directly from BC Dev Endpoint automatically</w:t>
       </w:r>
     </w:p>
     <w:p>
@@ -359,10 +311,7 @@
         <w:pStyle w:val="Heading2"/>
       </w:pPr>
       <w:r>
-        <w:t>2.1 Required</w:t>
-      </w:r>
-      <w:r>
-        <w:t xml:space="preserve"> Software</w:t>
+        <w:t>2.1 Required Software</w:t>
       </w:r>
     </w:p>
     <w:tbl>
@@ -389,12 +338,6 @@
         <w:gridCol w:w="2860"/>
       </w:tblGrid>
       <w:tr>
-        <w:tblPrEx>
-          <w:tblCellMar>
-            <w:top w:w="0" w:type="dxa"/>
-            <w:bottom w:w="0" w:type="dxa"/>
-          </w:tblCellMar>
-        </w:tblPrEx>
         <w:trPr>
           <w:tblHeader/>
         </w:trPr>
@@ -520,12 +463,6 @@
         </w:tc>
       </w:tr>
       <w:tr>
-        <w:tblPrEx>
-          <w:tblCellMar>
-            <w:top w:w="0" w:type="dxa"/>
-            <w:bottom w:w="0" w:type="dxa"/>
-          </w:tblCellMar>
-        </w:tblPrEx>
         <w:tc>
           <w:tcPr>
             <w:tcW w:w="2200" w:type="dxa"/>
@@ -636,12 +573,6 @@
         </w:tc>
       </w:tr>
       <w:tr>
-        <w:tblPrEx>
-          <w:tblCellMar>
-            <w:top w:w="0" w:type="dxa"/>
-            <w:bottom w:w="0" w:type="dxa"/>
-          </w:tblCellMar>
-        </w:tblPrEx>
         <w:tc>
           <w:tcPr>
             <w:tcW w:w="2200" w:type="dxa"/>
@@ -752,12 +683,6 @@
         </w:tc>
       </w:tr>
       <w:tr>
-        <w:tblPrEx>
-          <w:tblCellMar>
-            <w:top w:w="0" w:type="dxa"/>
-            <w:bottom w:w="0" w:type="dxa"/>
-          </w:tblCellMar>
-        </w:tblPrEx>
         <w:tc>
           <w:tcPr>
             <w:tcW w:w="2200" w:type="dxa"/>
@@ -868,12 +793,6 @@
         </w:tc>
       </w:tr>
       <w:tr>
-        <w:tblPrEx>
-          <w:tblCellMar>
-            <w:top w:w="0" w:type="dxa"/>
-            <w:bottom w:w="0" w:type="dxa"/>
-          </w:tblCellMar>
-        </w:tblPrEx>
         <w:tc>
           <w:tcPr>
             <w:tcW w:w="2200" w:type="dxa"/>
@@ -984,12 +903,6 @@
         </w:tc>
       </w:tr>
       <w:tr>
-        <w:tblPrEx>
-          <w:tblCellMar>
-            <w:top w:w="0" w:type="dxa"/>
-            <w:bottom w:w="0" w:type="dxa"/>
-          </w:tblCellMar>
-        </w:tblPrEx>
         <w:tc>
           <w:tcPr>
             <w:tcW w:w="2200" w:type="dxa"/>
@@ -1100,12 +1013,6 @@
         </w:tc>
       </w:tr>
       <w:tr>
-        <w:tblPrEx>
-          <w:tblCellMar>
-            <w:top w:w="0" w:type="dxa"/>
-            <w:bottom w:w="0" w:type="dxa"/>
-          </w:tblCellMar>
-        </w:tblPrEx>
         <w:tc>
           <w:tcPr>
             <w:tcW w:w="2200" w:type="dxa"/>
@@ -1216,12 +1123,6 @@
         </w:tc>
       </w:tr>
       <w:tr>
-        <w:tblPrEx>
-          <w:tblCellMar>
-            <w:top w:w="0" w:type="dxa"/>
-            <w:bottom w:w="0" w:type="dxa"/>
-          </w:tblCellMar>
-        </w:tblPrEx>
         <w:tc>
           <w:tcPr>
             <w:tcW w:w="2200" w:type="dxa"/>
@@ -1342,10 +1243,7 @@
         <w:pStyle w:val="Heading2"/>
       </w:pPr>
       <w:r>
-        <w:t>2.2 VS</w:t>
-      </w:r>
-      <w:r>
-        <w:t xml:space="preserve"> Code AL Extension Setup</w:t>
+        <w:t>2.2 VS Code AL Extension Setup</w:t>
       </w:r>
     </w:p>
     <w:p>
@@ -1379,15 +1277,7 @@
         <w:spacing w:before="60" w:after="60"/>
       </w:pPr>
       <w:r>
-        <w:t>Go to Extensions (</w:t>
-      </w:r>
-      <w:proofErr w:type="spellStart"/>
-      <w:r>
-        <w:t>Ctrl+Shift+X</w:t>
-      </w:r>
-      <w:proofErr w:type="spellEnd"/>
-      <w:r>
-        <w:t>)</w:t>
+        <w:t>Go to Extensions (Ctrl+Shift+X)</w:t>
       </w:r>
     </w:p>
     <w:p>
@@ -1414,15 +1304,7 @@
         <w:spacing w:before="60" w:after="60"/>
       </w:pPr>
       <w:r>
-        <w:t>Open any AL project and run: AL: Download Symbols (</w:t>
-      </w:r>
-      <w:proofErr w:type="spellStart"/>
-      <w:r>
-        <w:t>Ctrl+Shift+P</w:t>
-      </w:r>
-      <w:proofErr w:type="spellEnd"/>
-      <w:r>
-        <w:t>)</w:t>
+        <w:t>Open any AL project and run: AL: Download Symbols (Ctrl+Shift+P)</w:t>
       </w:r>
     </w:p>
     <w:p>
@@ -1472,9 +1354,441 @@
           <w:sz w:val="18"/>
           <w:szCs w:val="18"/>
         </w:rPr>
-        <w:t>AL: Download Symbols is the most commonly missed step. Without it, alc.exe and Analyzers will not exist in the extension folder and sync-</w:t>
-      </w:r>
-      <w:proofErr w:type="spellStart"/>
+        <w:t>AL: Download Symbols is the most commonly missed step. Without it, alc.exe and Analyzers will not exist in the extension folder and sync-alc.yml will fail on the very first pipeline run.</w:t>
+      </w:r>
+    </w:p>
+    <w:p>
+      <w:pPr>
+        <w:spacing w:before="120"/>
+      </w:pPr>
+    </w:p>
+    <w:p>
+      <w:pPr>
+        <w:pBdr>
+          <w:bottom w:val="single" w:sz="4" w:space="1" w:color="CCCCCC"/>
+        </w:pBdr>
+        <w:spacing w:before="120" w:after="120"/>
+      </w:pPr>
+    </w:p>
+    <w:p>
+      <w:pPr>
+        <w:pStyle w:val="Heading1"/>
+      </w:pPr>
+      <w:r>
+        <w:t>3. Azure DevOps Self-Hosted Agent Setup</w:t>
+      </w:r>
+    </w:p>
+    <w:p>
+      <w:pPr>
+        <w:pStyle w:val="Heading2"/>
+      </w:pPr>
+      <w:r>
+        <w:t>3.1 Create Agent Pool</w:t>
+      </w:r>
+    </w:p>
+    <w:p>
+      <w:pPr>
+        <w:pStyle w:val="ListParagraph"/>
+        <w:numPr>
+          <w:ilvl w:val="0"/>
+          <w:numId w:val="3"/>
+        </w:numPr>
+        <w:spacing w:before="60" w:after="60"/>
+      </w:pPr>
+      <w:r>
+        <w:t>Go to your Azure DevOps organisation</w:t>
+      </w:r>
+    </w:p>
+    <w:p>
+      <w:pPr>
+        <w:pStyle w:val="ListParagraph"/>
+        <w:numPr>
+          <w:ilvl w:val="0"/>
+          <w:numId w:val="3"/>
+        </w:numPr>
+        <w:spacing w:before="60" w:after="60"/>
+      </w:pPr>
+      <w:r>
+        <w:t>Navigate to: Organisation Settings → Agent Pools</w:t>
+      </w:r>
+    </w:p>
+    <w:p>
+      <w:pPr>
+        <w:pStyle w:val="ListParagraph"/>
+        <w:numPr>
+          <w:ilvl w:val="0"/>
+          <w:numId w:val="3"/>
+        </w:numPr>
+        <w:spacing w:before="60" w:after="60"/>
+      </w:pPr>
+      <w:r>
+        <w:t>Click "Add pool" → Self-hosted</w:t>
+      </w:r>
+    </w:p>
+    <w:p>
+      <w:pPr>
+        <w:pStyle w:val="ListParagraph"/>
+        <w:numPr>
+          <w:ilvl w:val="0"/>
+          <w:numId w:val="3"/>
+        </w:numPr>
+        <w:spacing w:before="60" w:after="60"/>
+      </w:pPr>
+      <w:r>
+        <w:t>Name it exactly: BC-SelfHosted</w:t>
+      </w:r>
+    </w:p>
+    <w:p>
+      <w:pPr>
+        <w:pStyle w:val="ListParagraph"/>
+        <w:numPr>
+          <w:ilvl w:val="0"/>
+          <w:numId w:val="3"/>
+        </w:numPr>
+        <w:spacing w:before="60" w:after="60"/>
+      </w:pPr>
+      <w:r>
+        <w:t>Save</w:t>
+      </w:r>
+    </w:p>
+    <w:p>
+      <w:pPr>
+        <w:spacing w:before="120"/>
+      </w:pPr>
+    </w:p>
+    <w:p>
+      <w:pPr>
+        <w:pStyle w:val="Heading2"/>
+      </w:pPr>
+      <w:r>
+        <w:t>3.2 Download &amp; Configure Agent (Interactive)</w:t>
+      </w:r>
+    </w:p>
+    <w:p>
+      <w:pPr>
+        <w:spacing w:before="80" w:after="80"/>
+      </w:pPr>
+      <w:r>
+        <w:t>Run the following steps on the agent machine. Open an Administrator Command Prompt and navigate to the agent folder, then run config.cmd to configure interactively.</w:t>
+      </w:r>
+    </w:p>
+    <w:p>
+      <w:pPr>
+        <w:spacing w:before="80" w:after="80"/>
+      </w:pPr>
+    </w:p>
+    <w:p>
+      <w:pPr>
+        <w:pStyle w:val="ListParagraph"/>
+        <w:numPr>
+          <w:ilvl w:val="0"/>
+          <w:numId w:val="3"/>
+        </w:numPr>
+        <w:spacing w:before="60" w:after="60"/>
+      </w:pPr>
+      <w:r>
+        <w:t>Go to Azure DevOps → Organisation Settings → Agent Pools → BC-SelfHosted → New Agent → Windows x64</w:t>
+      </w:r>
+    </w:p>
+    <w:p>
+      <w:pPr>
+        <w:pStyle w:val="ListParagraph"/>
+        <w:numPr>
+          <w:ilvl w:val="0"/>
+          <w:numId w:val="3"/>
+        </w:numPr>
+        <w:spacing w:before="60" w:after="60"/>
+      </w:pPr>
+      <w:r>
+        <w:t xml:space="preserve">Download the agent zip and extract it to </w:t>
+      </w:r>
+      <w:r>
+        <w:rPr>
+          <w:rFonts w:ascii="Courier New" w:eastAsia="Courier New" w:hAnsi="Courier New" w:cs="Courier New"/>
+          <w:color w:val="1F4E79"/>
+          <w:sz w:val="18"/>
+          <w:szCs w:val="18"/>
+        </w:rPr>
+        <w:t>C:\BCAgent</w:t>
+      </w:r>
+    </w:p>
+    <w:p>
+      <w:pPr>
+        <w:pStyle w:val="ListParagraph"/>
+        <w:numPr>
+          <w:ilvl w:val="0"/>
+          <w:numId w:val="3"/>
+        </w:numPr>
+        <w:spacing w:before="60" w:after="60"/>
+      </w:pPr>
+      <w:r>
+        <w:t xml:space="preserve">Open an Administrator Command Prompt, navigate to </w:t>
+      </w:r>
+      <w:r>
+        <w:rPr>
+          <w:rFonts w:ascii="Courier New" w:eastAsia="Courier New" w:hAnsi="Courier New" w:cs="Courier New"/>
+          <w:color w:val="1F4E79"/>
+          <w:sz w:val="18"/>
+          <w:szCs w:val="18"/>
+        </w:rPr>
+        <w:t>C:\BCAgent</w:t>
+      </w:r>
+      <w:r>
+        <w:t xml:space="preserve"> and run:</w:t>
+      </w:r>
+    </w:p>
+    <w:p>
+      <w:pPr>
+        <w:spacing w:before="60" w:after="60"/>
+        <w:ind w:left="720"/>
+      </w:pPr>
+      <w:r>
+        <w:rPr>
+          <w:rFonts w:ascii="Courier New" w:eastAsia="Courier New" w:hAnsi="Courier New" w:cs="Courier New"/>
+          <w:color w:val="1F4E79"/>
+          <w:sz w:val="18"/>
+          <w:szCs w:val="18"/>
+        </w:rPr>
+        <w:t>.\config.cmd</w:t>
+      </w:r>
+    </w:p>
+    <w:p>
+      <w:pPr>
+        <w:pStyle w:val="ListParagraph"/>
+        <w:numPr>
+          <w:ilvl w:val="0"/>
+          <w:numId w:val="3"/>
+        </w:numPr>
+        <w:spacing w:before="60" w:after="60"/>
+      </w:pPr>
+      <w:r>
+        <w:t>When prompted, enter the following values:</w:t>
+      </w:r>
+    </w:p>
+    <w:p>
+      <w:pPr>
+        <w:pStyle w:val="ListParagraph"/>
+        <w:numPr>
+          <w:ilvl w:val="0"/>
+          <w:numId w:val="5"/>
+        </w:numPr>
+        <w:spacing w:before="60" w:after="60"/>
+      </w:pPr>
+      <w:r>
+        <w:rPr>
+          <w:b/>
+        </w:rPr>
+        <w:t>Server URL:</w:t>
+      </w:r>
+      <w:r>
+        <w:t xml:space="preserve"> </w:t>
+      </w:r>
+      <w:r>
+        <w:rPr>
+          <w:rFonts w:ascii="Courier New" w:eastAsia="Courier New" w:hAnsi="Courier New" w:cs="Courier New"/>
+          <w:color w:val="1F4E79"/>
+          <w:sz w:val="18"/>
+          <w:szCs w:val="18"/>
+        </w:rPr>
+        <w:t>https://dev.azure.com/&lt;YourOrganisation&gt;</w:t>
+      </w:r>
+    </w:p>
+    <w:p>
+      <w:pPr>
+        <w:pStyle w:val="ListParagraph"/>
+        <w:numPr>
+          <w:ilvl w:val="0"/>
+          <w:numId w:val="5"/>
+        </w:numPr>
+        <w:spacing w:before="40" w:after="40"/>
+      </w:pPr>
+      <w:r>
+        <w:rPr>
+          <w:b/>
+        </w:rPr>
+        <w:t>Authentication type:</w:t>
+      </w:r>
+      <w:r>
+        <w:t xml:space="preserve"> PAT</w:t>
+      </w:r>
+    </w:p>
+    <w:p>
+      <w:pPr>
+        <w:pStyle w:val="ListParagraph"/>
+        <w:numPr>
+          <w:ilvl w:val="0"/>
+          <w:numId w:val="5"/>
+        </w:numPr>
+        <w:spacing w:before="40" w:after="40"/>
+      </w:pPr>
+      <w:r>
+        <w:rPr>
+          <w:b/>
+        </w:rPr>
+        <w:t>Personal access token:</w:t>
+      </w:r>
+      <w:r>
+        <w:t xml:space="preserve"> Paste your PAT (Agent Pools: Read &amp; Manage permission)</w:t>
+      </w:r>
+    </w:p>
+    <w:p>
+      <w:pPr>
+        <w:pStyle w:val="ListParagraph"/>
+        <w:numPr>
+          <w:ilvl w:val="0"/>
+          <w:numId w:val="5"/>
+        </w:numPr>
+        <w:spacing w:before="40" w:after="40"/>
+      </w:pPr>
+      <w:r>
+        <w:rPr>
+          <w:b/>
+        </w:rPr>
+        <w:t>Agent pool:</w:t>
+      </w:r>
+      <w:r>
+        <w:t xml:space="preserve"> BC-SelfHosted</w:t>
+      </w:r>
+    </w:p>
+    <w:p>
+      <w:pPr>
+        <w:pStyle w:val="ListParagraph"/>
+        <w:numPr>
+          <w:ilvl w:val="0"/>
+          <w:numId w:val="5"/>
+        </w:numPr>
+        <w:spacing w:before="40" w:after="40"/>
+      </w:pPr>
+      <w:r>
+        <w:rPr>
+          <w:b/>
+        </w:rPr>
+        <w:t>Agent name:</w:t>
+      </w:r>
+      <w:r>
+        <w:t xml:space="preserve"> BC-DevMachine (or your preferred name)</w:t>
+      </w:r>
+    </w:p>
+    <w:p>
+      <w:pPr>
+        <w:pStyle w:val="ListParagraph"/>
+        <w:numPr>
+          <w:ilvl w:val="0"/>
+          <w:numId w:val="5"/>
+        </w:numPr>
+        <w:spacing w:before="40" w:after="40"/>
+      </w:pPr>
+      <w:r>
+        <w:rPr>
+          <w:b/>
+        </w:rPr>
+        <w:t>Work folder:</w:t>
+      </w:r>
+      <w:r>
+        <w:t xml:space="preserve"> _work (press Enter for default)</w:t>
+      </w:r>
+    </w:p>
+    <w:p>
+      <w:pPr>
+        <w:pStyle w:val="ListParagraph"/>
+        <w:numPr>
+          <w:ilvl w:val="0"/>
+          <w:numId w:val="5"/>
+        </w:numPr>
+        <w:spacing w:before="40" w:after="40"/>
+      </w:pPr>
+      <w:r>
+        <w:rPr>
+          <w:b/>
+        </w:rPr>
+        <w:t>Run agent as service:</w:t>
+      </w:r>
+      <w:r>
+        <w:t xml:space="preserve"> Y</w:t>
+      </w:r>
+    </w:p>
+    <w:p>
+      <w:pPr>
+        <w:pStyle w:val="ListParagraph"/>
+        <w:numPr>
+          <w:ilvl w:val="0"/>
+          <w:numId w:val="5"/>
+        </w:numPr>
+        <w:spacing w:before="40" w:after="40"/>
+      </w:pPr>
+      <w:r>
+        <w:rPr>
+          <w:b/>
+        </w:rPr>
+        <w:t>Enable SERVICE_SID_TYPE_UNRESTRICTED:</w:t>
+      </w:r>
+      <w:r>
+        <w:t xml:space="preserve"> N</w:t>
+      </w:r>
+    </w:p>
+    <w:p>
+      <w:pPr>
+        <w:pStyle w:val="ListParagraph"/>
+        <w:numPr>
+          <w:ilvl w:val="0"/>
+          <w:numId w:val="5"/>
+        </w:numPr>
+        <w:spacing w:before="40" w:after="40"/>
+      </w:pPr>
+      <w:r>
+        <w:rPr>
+          <w:b/>
+        </w:rPr>
+        <w:t>User account for service:</w:t>
+      </w:r>
+      <w:r>
+        <w:t xml:space="preserve"> Enter your local Windows account (e.g. </w:t>
+      </w:r>
+      <w:r>
+        <w:rPr>
+          <w:rFonts w:ascii="Courier New" w:eastAsia="Courier New" w:hAnsi="Courier New" w:cs="Courier New"/>
+          <w:color w:val="1F4E79"/>
+          <w:sz w:val="18"/>
+          <w:szCs w:val="18"/>
+        </w:rPr>
+        <w:t>MACHINENAME\YourUsername</w:t>
+      </w:r>
+      <w:r>
+        <w:t>)</w:t>
+      </w:r>
+    </w:p>
+    <w:p>
+      <w:pPr>
+        <w:pStyle w:val="ListParagraph"/>
+        <w:numPr>
+          <w:ilvl w:val="0"/>
+          <w:numId w:val="5"/>
+        </w:numPr>
+        <w:spacing w:before="40" w:after="40"/>
+      </w:pPr>
+      <w:r>
+        <w:rPr>
+          <w:b/>
+        </w:rPr>
+        <w:t>Prevent service starting immediately:</w:t>
+      </w:r>
+      <w:r>
+        <w:t xml:space="preserve"> N (service starts automatically after config)</w:t>
+      </w:r>
+    </w:p>
+    <w:p>
+      <w:pPr>
+        <w:spacing w:before="120"/>
+      </w:pPr>
+    </w:p>
+    <w:p>
+      <w:pPr>
+        <w:pBdr>
+          <w:left w:val="single" w:sz="12" w:space="8" w:color="2E75B6"/>
+        </w:pBdr>
+        <w:spacing w:before="80" w:after="80"/>
+        <w:ind w:left="360"/>
+      </w:pPr>
       <w:r>
         <w:rPr>
           <w:i/>
@@ -1483,570 +1797,12 @@
           <w:sz w:val="18"/>
           <w:szCs w:val="18"/>
         </w:rPr>
-        <w:t>alc.yml</w:t>
-      </w:r>
-      <w:proofErr w:type="spellEnd"/>
-      <w:r>
-        <w:rPr>
-          <w:i/>
-          <w:iCs/>
-          <w:color w:val="333333"/>
-          <w:sz w:val="18"/>
-          <w:szCs w:val="18"/>
-        </w:rPr>
-        <w:t xml:space="preserve"> will fail on the very first pipeline run.</w:t>
-      </w:r>
-    </w:p>
-    <w:p>
-      <w:pPr>
-        <w:spacing w:before="120"/>
-      </w:pPr>
-    </w:p>
-    <w:p>
-      <w:pPr>
-        <w:pBdr>
-          <w:bottom w:val="single" w:sz="4" w:space="1" w:color="CCCCCC"/>
-        </w:pBdr>
-        <w:spacing w:before="120" w:after="120"/>
-      </w:pPr>
-    </w:p>
-    <w:p>
-      <w:pPr>
-        <w:pStyle w:val="Heading1"/>
-      </w:pPr>
-      <w:r>
-        <w:t>3. Azure DevOps Self-Hosted Agent Setup</w:t>
-      </w:r>
-    </w:p>
-    <w:p>
-      <w:pPr>
-        <w:pStyle w:val="Heading2"/>
-      </w:pPr>
-      <w:r>
-        <w:t>3.1 Create</w:t>
-      </w:r>
-      <w:r>
-        <w:t xml:space="preserve"> Agent Pool</w:t>
-      </w:r>
-    </w:p>
-    <w:p>
-      <w:pPr>
-        <w:pStyle w:val="ListParagraph"/>
-        <w:numPr>
-          <w:ilvl w:val="0"/>
-          <w:numId w:val="3"/>
-        </w:numPr>
-        <w:spacing w:before="60" w:after="60"/>
-      </w:pPr>
-      <w:r>
-        <w:t xml:space="preserve">Go to your Azure DevOps </w:t>
-      </w:r>
-      <w:proofErr w:type="spellStart"/>
-      <w:r>
-        <w:t>organisation</w:t>
-      </w:r>
-      <w:proofErr w:type="spellEnd"/>
-    </w:p>
-    <w:p>
-      <w:pPr>
-        <w:pStyle w:val="ListParagraph"/>
-        <w:numPr>
-          <w:ilvl w:val="0"/>
-          <w:numId w:val="3"/>
-        </w:numPr>
-        <w:spacing w:before="60" w:after="60"/>
-      </w:pPr>
-      <w:r>
-        <w:t xml:space="preserve">Navigate to: </w:t>
-      </w:r>
-      <w:proofErr w:type="spellStart"/>
-      <w:r>
-        <w:t>Organisation</w:t>
-      </w:r>
-      <w:proofErr w:type="spellEnd"/>
-      <w:r>
-        <w:t xml:space="preserve"> Settings → Agent Pools</w:t>
-      </w:r>
-    </w:p>
-    <w:p>
-      <w:pPr>
-        <w:pStyle w:val="ListParagraph"/>
-        <w:numPr>
-          <w:ilvl w:val="0"/>
-          <w:numId w:val="3"/>
-        </w:numPr>
-        <w:spacing w:before="60" w:after="60"/>
-      </w:pPr>
-      <w:r>
-        <w:t>Click "Add pool" → Self-hosted</w:t>
-      </w:r>
-    </w:p>
-    <w:p>
-      <w:pPr>
-        <w:pStyle w:val="ListParagraph"/>
-        <w:numPr>
-          <w:ilvl w:val="0"/>
-          <w:numId w:val="3"/>
-        </w:numPr>
-        <w:spacing w:before="60" w:after="60"/>
-      </w:pPr>
-      <w:r>
-        <w:t>Name it exactly: BC-</w:t>
-      </w:r>
-      <w:proofErr w:type="spellStart"/>
-      <w:r>
-        <w:t>SelfHosted</w:t>
-      </w:r>
-      <w:proofErr w:type="spellEnd"/>
-    </w:p>
-    <w:p>
-      <w:pPr>
-        <w:pStyle w:val="ListParagraph"/>
-        <w:numPr>
-          <w:ilvl w:val="0"/>
-          <w:numId w:val="3"/>
-        </w:numPr>
-        <w:spacing w:before="60" w:after="60"/>
-      </w:pPr>
-      <w:r>
-        <w:t>Save</w:t>
-      </w:r>
-    </w:p>
-    <w:p>
-      <w:pPr>
-        <w:spacing w:before="120"/>
-      </w:pPr>
-    </w:p>
-    <w:p>
-      <w:pPr>
-        <w:pStyle w:val="Heading2"/>
-      </w:pPr>
-      <w:r>
-        <w:t>3.2 Download</w:t>
-      </w:r>
-      <w:r>
-        <w:t xml:space="preserve"> &amp; Install Agent</w:t>
+        <w:t>Use your local Windows account (e.g. MACHINENAME\YourUsername) instead of NT AUTHORITY\NETWORK SERVICE. This ensures the agent service has access to local user profile paths such as C:\Users\YourUsername\.vscode\extensions where alc.exe and Analyzers reside.</w:t>
       </w:r>
     </w:p>
     <w:p>
       <w:pPr>
         <w:spacing w:before="80" w:after="80"/>
-      </w:pPr>
-      <w:r>
-        <w:t>Run the following PowerShell on the agent machine (run as Administrator):</w:t>
-      </w:r>
-    </w:p>
-    <w:p>
-      <w:pPr>
-        <w:spacing w:before="120"/>
-      </w:pPr>
-    </w:p>
-    <w:p>
-      <w:pPr>
-        <w:spacing w:before="60" w:after="60"/>
-        <w:ind w:left="360"/>
-      </w:pPr>
-      <w:r>
-        <w:rPr>
-          <w:rFonts w:ascii="Courier New" w:eastAsia="Courier New" w:hAnsi="Courier New" w:cs="Courier New"/>
-          <w:color w:val="1F4E79"/>
-          <w:sz w:val="18"/>
-          <w:szCs w:val="18"/>
-        </w:rPr>
-        <w:t># 1. Create agent directory</w:t>
-      </w:r>
-    </w:p>
-    <w:p>
-      <w:pPr>
-        <w:spacing w:before="60" w:after="60"/>
-        <w:ind w:left="360"/>
-      </w:pPr>
-      <w:r>
-        <w:rPr>
-          <w:rFonts w:ascii="Courier New" w:eastAsia="Courier New" w:hAnsi="Courier New" w:cs="Courier New"/>
-          <w:color w:val="1F4E79"/>
-          <w:sz w:val="18"/>
-          <w:szCs w:val="18"/>
-        </w:rPr>
-        <w:t>New-Item -ItemType Directory -Path C:\BCAgent -Force</w:t>
-      </w:r>
-    </w:p>
-    <w:p>
-      <w:pPr>
-        <w:spacing w:before="60" w:after="60"/>
-        <w:ind w:left="360"/>
-      </w:pPr>
-    </w:p>
-    <w:p>
-      <w:pPr>
-        <w:spacing w:before="60" w:after="60"/>
-        <w:ind w:left="360"/>
-      </w:pPr>
-      <w:r>
-        <w:rPr>
-          <w:rFonts w:ascii="Courier New" w:eastAsia="Courier New" w:hAnsi="Courier New" w:cs="Courier New"/>
-          <w:color w:val="1F4E79"/>
-          <w:sz w:val="18"/>
-          <w:szCs w:val="18"/>
-        </w:rPr>
-        <w:t># 2. Download agent — get latest URL from:</w:t>
-      </w:r>
-    </w:p>
-    <w:p>
-      <w:pPr>
-        <w:spacing w:before="60" w:after="60"/>
-        <w:ind w:left="360"/>
-      </w:pPr>
-      <w:r>
-        <w:rPr>
-          <w:rFonts w:ascii="Courier New" w:eastAsia="Courier New" w:hAnsi="Courier New" w:cs="Courier New"/>
-          <w:color w:val="1F4E79"/>
-          <w:sz w:val="18"/>
-          <w:szCs w:val="18"/>
-        </w:rPr>
-        <w:t xml:space="preserve">#    </w:t>
-      </w:r>
-      <w:proofErr w:type="spellStart"/>
-      <w:r>
-        <w:rPr>
-          <w:rFonts w:ascii="Courier New" w:eastAsia="Courier New" w:hAnsi="Courier New" w:cs="Courier New"/>
-          <w:color w:val="1F4E79"/>
-          <w:sz w:val="18"/>
-          <w:szCs w:val="18"/>
-        </w:rPr>
-        <w:t>Organisation</w:t>
-      </w:r>
-      <w:proofErr w:type="spellEnd"/>
-      <w:r>
-        <w:rPr>
-          <w:rFonts w:ascii="Courier New" w:eastAsia="Courier New" w:hAnsi="Courier New" w:cs="Courier New"/>
-          <w:color w:val="1F4E79"/>
-          <w:sz w:val="18"/>
-          <w:szCs w:val="18"/>
-        </w:rPr>
-        <w:t xml:space="preserve"> Settings → Agent Pools → BC-</w:t>
-      </w:r>
-      <w:proofErr w:type="spellStart"/>
-      <w:r>
-        <w:rPr>
-          <w:rFonts w:ascii="Courier New" w:eastAsia="Courier New" w:hAnsi="Courier New" w:cs="Courier New"/>
-          <w:color w:val="1F4E79"/>
-          <w:sz w:val="18"/>
-          <w:szCs w:val="18"/>
-        </w:rPr>
-        <w:t>SelfHosted</w:t>
-      </w:r>
-      <w:proofErr w:type="spellEnd"/>
-      <w:r>
-        <w:rPr>
-          <w:rFonts w:ascii="Courier New" w:eastAsia="Courier New" w:hAnsi="Courier New" w:cs="Courier New"/>
-          <w:color w:val="1F4E79"/>
-          <w:sz w:val="18"/>
-          <w:szCs w:val="18"/>
-        </w:rPr>
-        <w:t xml:space="preserve"> → New Agent → Windows x64</w:t>
-      </w:r>
-    </w:p>
-    <w:p>
-      <w:pPr>
-        <w:spacing w:before="60" w:after="60"/>
-        <w:ind w:left="360"/>
-      </w:pPr>
-      <w:r>
-        <w:rPr>
-          <w:rFonts w:ascii="Courier New" w:eastAsia="Courier New" w:hAnsi="Courier New" w:cs="Courier New"/>
-          <w:color w:val="1F4E79"/>
-          <w:sz w:val="18"/>
-          <w:szCs w:val="18"/>
-        </w:rPr>
-        <w:t>$</w:t>
-      </w:r>
-      <w:proofErr w:type="spellStart"/>
-      <w:r>
-        <w:rPr>
-          <w:rFonts w:ascii="Courier New" w:eastAsia="Courier New" w:hAnsi="Courier New" w:cs="Courier New"/>
-          <w:color w:val="1F4E79"/>
-          <w:sz w:val="18"/>
-          <w:szCs w:val="18"/>
-        </w:rPr>
-        <w:t>agentUrl</w:t>
-      </w:r>
-      <w:proofErr w:type="spellEnd"/>
-      <w:r>
-        <w:rPr>
-          <w:rFonts w:ascii="Courier New" w:eastAsia="Courier New" w:hAnsi="Courier New" w:cs="Courier New"/>
-          <w:color w:val="1F4E79"/>
-          <w:sz w:val="18"/>
-          <w:szCs w:val="18"/>
-        </w:rPr>
-        <w:t xml:space="preserve"> = 'https://vstsagentpackage.azureedge.net/agent/&lt;version&gt;/vsts-agent-win-x64-&lt;version&gt;.zip'</w:t>
-      </w:r>
-    </w:p>
-    <w:p>
-      <w:pPr>
-        <w:spacing w:before="60" w:after="60"/>
-        <w:ind w:left="360"/>
-      </w:pPr>
-      <w:r>
-        <w:rPr>
-          <w:rFonts w:ascii="Courier New" w:eastAsia="Courier New" w:hAnsi="Courier New" w:cs="Courier New"/>
-          <w:color w:val="1F4E79"/>
-          <w:sz w:val="18"/>
-          <w:szCs w:val="18"/>
-        </w:rPr>
-        <w:t>Invoke-</w:t>
-      </w:r>
-      <w:proofErr w:type="spellStart"/>
-      <w:r>
-        <w:rPr>
-          <w:rFonts w:ascii="Courier New" w:eastAsia="Courier New" w:hAnsi="Courier New" w:cs="Courier New"/>
-          <w:color w:val="1F4E79"/>
-          <w:sz w:val="18"/>
-          <w:szCs w:val="18"/>
-        </w:rPr>
-        <w:t>WebRequest</w:t>
-      </w:r>
-      <w:proofErr w:type="spellEnd"/>
-      <w:r>
-        <w:rPr>
-          <w:rFonts w:ascii="Courier New" w:eastAsia="Courier New" w:hAnsi="Courier New" w:cs="Courier New"/>
-          <w:color w:val="1F4E79"/>
-          <w:sz w:val="18"/>
-          <w:szCs w:val="18"/>
-        </w:rPr>
-        <w:t xml:space="preserve"> -Uri $</w:t>
-      </w:r>
-      <w:proofErr w:type="spellStart"/>
-      <w:r>
-        <w:rPr>
-          <w:rFonts w:ascii="Courier New" w:eastAsia="Courier New" w:hAnsi="Courier New" w:cs="Courier New"/>
-          <w:color w:val="1F4E79"/>
-          <w:sz w:val="18"/>
-          <w:szCs w:val="18"/>
-        </w:rPr>
-        <w:t>agentUrl</w:t>
-      </w:r>
-      <w:proofErr w:type="spellEnd"/>
-      <w:r>
-        <w:rPr>
-          <w:rFonts w:ascii="Courier New" w:eastAsia="Courier New" w:hAnsi="Courier New" w:cs="Courier New"/>
-          <w:color w:val="1F4E79"/>
-          <w:sz w:val="18"/>
-          <w:szCs w:val="18"/>
-        </w:rPr>
-        <w:t xml:space="preserve"> -</w:t>
-      </w:r>
-      <w:proofErr w:type="spellStart"/>
-      <w:r>
-        <w:rPr>
-          <w:rFonts w:ascii="Courier New" w:eastAsia="Courier New" w:hAnsi="Courier New" w:cs="Courier New"/>
-          <w:color w:val="1F4E79"/>
-          <w:sz w:val="18"/>
-          <w:szCs w:val="18"/>
-        </w:rPr>
-        <w:t>OutFile</w:t>
-      </w:r>
-      <w:proofErr w:type="spellEnd"/>
-      <w:r>
-        <w:rPr>
-          <w:rFonts w:ascii="Courier New" w:eastAsia="Courier New" w:hAnsi="Courier New" w:cs="Courier New"/>
-          <w:color w:val="1F4E79"/>
-          <w:sz w:val="18"/>
-          <w:szCs w:val="18"/>
-        </w:rPr>
-        <w:t xml:space="preserve"> C:\BCAgent\agent.zip</w:t>
-      </w:r>
-    </w:p>
-    <w:p>
-      <w:pPr>
-        <w:spacing w:before="60" w:after="60"/>
-        <w:ind w:left="360"/>
-      </w:pPr>
-    </w:p>
-    <w:p>
-      <w:pPr>
-        <w:spacing w:before="60" w:after="60"/>
-        <w:ind w:left="360"/>
-      </w:pPr>
-      <w:r>
-        <w:rPr>
-          <w:rFonts w:ascii="Courier New" w:eastAsia="Courier New" w:hAnsi="Courier New" w:cs="Courier New"/>
-          <w:color w:val="1F4E79"/>
-          <w:sz w:val="18"/>
-          <w:szCs w:val="18"/>
-        </w:rPr>
-        <w:t># 3. Extract</w:t>
-      </w:r>
-    </w:p>
-    <w:p>
-      <w:pPr>
-        <w:spacing w:before="60" w:after="60"/>
-        <w:ind w:left="360"/>
-      </w:pPr>
-      <w:r>
-        <w:rPr>
-          <w:rFonts w:ascii="Courier New" w:eastAsia="Courier New" w:hAnsi="Courier New" w:cs="Courier New"/>
-          <w:color w:val="1F4E79"/>
-          <w:sz w:val="18"/>
-          <w:szCs w:val="18"/>
-        </w:rPr>
-        <w:t>Expand-Archive -Path C:\BCAgent\agent.zip -</w:t>
-      </w:r>
-      <w:proofErr w:type="spellStart"/>
-      <w:r>
-        <w:rPr>
-          <w:rFonts w:ascii="Courier New" w:eastAsia="Courier New" w:hAnsi="Courier New" w:cs="Courier New"/>
-          <w:color w:val="1F4E79"/>
-          <w:sz w:val="18"/>
-          <w:szCs w:val="18"/>
-        </w:rPr>
-        <w:t>DestinationPath</w:t>
-      </w:r>
-      <w:proofErr w:type="spellEnd"/>
-      <w:r>
-        <w:rPr>
-          <w:rFonts w:ascii="Courier New" w:eastAsia="Courier New" w:hAnsi="Courier New" w:cs="Courier New"/>
-          <w:color w:val="1F4E79"/>
-          <w:sz w:val="18"/>
-          <w:szCs w:val="18"/>
-        </w:rPr>
-        <w:t xml:space="preserve"> C:\BCAgent -Force</w:t>
-      </w:r>
-    </w:p>
-    <w:p>
-      <w:pPr>
-        <w:spacing w:before="60" w:after="60"/>
-        <w:ind w:left="360"/>
-      </w:pPr>
-    </w:p>
-    <w:p>
-      <w:pPr>
-        <w:spacing w:before="60" w:after="60"/>
-        <w:ind w:left="360"/>
-      </w:pPr>
-      <w:r>
-        <w:rPr>
-          <w:rFonts w:ascii="Courier New" w:eastAsia="Courier New" w:hAnsi="Courier New" w:cs="Courier New"/>
-          <w:color w:val="1F4E79"/>
-          <w:sz w:val="18"/>
-          <w:szCs w:val="18"/>
-        </w:rPr>
-        <w:t># 4. Configure (interactive — prompts for org URL and PAT)</w:t>
-      </w:r>
-    </w:p>
-    <w:p>
-      <w:pPr>
-        <w:spacing w:before="60" w:after="60"/>
-        <w:ind w:left="360"/>
-      </w:pPr>
-      <w:r>
-        <w:rPr>
-          <w:rFonts w:ascii="Courier New" w:eastAsia="Courier New" w:hAnsi="Courier New" w:cs="Courier New"/>
-          <w:color w:val="1F4E79"/>
-          <w:sz w:val="18"/>
-          <w:szCs w:val="18"/>
-        </w:rPr>
-        <w:t>cd C:\BCAgent</w:t>
-      </w:r>
-    </w:p>
-    <w:p>
-      <w:pPr>
-        <w:spacing w:before="60" w:after="60"/>
-        <w:ind w:left="360"/>
-      </w:pPr>
-      <w:r>
-        <w:rPr>
-          <w:rFonts w:ascii="Courier New" w:eastAsia="Courier New" w:hAnsi="Courier New" w:cs="Courier New"/>
-          <w:color w:val="1F4E79"/>
-          <w:sz w:val="18"/>
-          <w:szCs w:val="18"/>
-        </w:rPr>
-        <w:t>.\config.cmd --pool BC-</w:t>
-      </w:r>
-      <w:proofErr w:type="spellStart"/>
-      <w:r>
-        <w:rPr>
-          <w:rFonts w:ascii="Courier New" w:eastAsia="Courier New" w:hAnsi="Courier New" w:cs="Courier New"/>
-          <w:color w:val="1F4E79"/>
-          <w:sz w:val="18"/>
-          <w:szCs w:val="18"/>
-        </w:rPr>
-        <w:t>SelfHosted</w:t>
-      </w:r>
-      <w:proofErr w:type="spellEnd"/>
-      <w:r>
-        <w:rPr>
-          <w:rFonts w:ascii="Courier New" w:eastAsia="Courier New" w:hAnsi="Courier New" w:cs="Courier New"/>
-          <w:color w:val="1F4E79"/>
-          <w:sz w:val="18"/>
-          <w:szCs w:val="18"/>
-        </w:rPr>
-        <w:t xml:space="preserve"> --agent BC-Agent-01 --work C:\BCAgent\_work</w:t>
-      </w:r>
-    </w:p>
-    <w:p>
-      <w:pPr>
-        <w:spacing w:before="60" w:after="60"/>
-        <w:ind w:left="360"/>
-      </w:pPr>
-    </w:p>
-    <w:p>
-      <w:pPr>
-        <w:spacing w:before="60" w:after="60"/>
-        <w:ind w:left="360"/>
-      </w:pPr>
-      <w:r>
-        <w:rPr>
-          <w:rFonts w:ascii="Courier New" w:eastAsia="Courier New" w:hAnsi="Courier New" w:cs="Courier New"/>
-          <w:color w:val="1F4E79"/>
-          <w:sz w:val="18"/>
-          <w:szCs w:val="18"/>
-        </w:rPr>
-        <w:t># 5. Install and start as Windows Service</w:t>
-      </w:r>
-    </w:p>
-    <w:p>
-      <w:pPr>
-        <w:spacing w:before="60" w:after="60"/>
-        <w:ind w:left="360"/>
-      </w:pPr>
-      <w:r>
-        <w:rPr>
-          <w:rFonts w:ascii="Courier New" w:eastAsia="Courier New" w:hAnsi="Courier New" w:cs="Courier New"/>
-          <w:color w:val="1F4E79"/>
-          <w:sz w:val="18"/>
-          <w:szCs w:val="18"/>
-        </w:rPr>
-        <w:t>.\svc.cmd install</w:t>
-      </w:r>
-    </w:p>
-    <w:p>
-      <w:pPr>
-        <w:spacing w:before="60" w:after="60"/>
-        <w:ind w:left="360"/>
-      </w:pPr>
-      <w:r>
-        <w:rPr>
-          <w:rFonts w:ascii="Courier New" w:eastAsia="Courier New" w:hAnsi="Courier New" w:cs="Courier New"/>
-          <w:color w:val="1F4E79"/>
-          <w:sz w:val="18"/>
-          <w:szCs w:val="18"/>
-        </w:rPr>
-        <w:t>.\svc.cmd start</w:t>
-      </w:r>
-    </w:p>
-    <w:p>
-      <w:pPr>
-        <w:spacing w:before="120"/>
-      </w:pPr>
-    </w:p>
-    <w:p>
-      <w:pPr>
-        <w:pBdr>
-          <w:left w:val="single" w:sz="12" w:space="8" w:color="2E75B6"/>
-        </w:pBdr>
-        <w:spacing w:before="80" w:after="80"/>
-        <w:ind w:left="360"/>
       </w:pPr>
       <w:r>
         <w:rPr>
@@ -2069,11 +1825,7 @@
         <w:pStyle w:val="Heading2"/>
       </w:pPr>
       <w:r>
-        <w:lastRenderedPageBreak/>
-        <w:t>3.3 Verify</w:t>
-      </w:r>
-      <w:r>
-        <w:t xml:space="preserve"> Agent is Online</w:t>
+        <w:t>3.3 Verify Agent is Online</w:t>
       </w:r>
     </w:p>
     <w:p>
@@ -2086,21 +1838,8 @@
         <w:spacing w:before="60" w:after="60"/>
       </w:pPr>
       <w:r>
-        <w:t xml:space="preserve">Go to Azure DevOps → </w:t>
-      </w:r>
-      <w:proofErr w:type="spellStart"/>
-      <w:r>
-        <w:t>Organisation</w:t>
-      </w:r>
-      <w:proofErr w:type="spellEnd"/>
-      <w:r>
-        <w:t xml:space="preserve"> Settings → Agent Pools → BC-</w:t>
-      </w:r>
-      <w:proofErr w:type="spellStart"/>
-      <w:r>
-        <w:t>SelfHosted</w:t>
-      </w:r>
-      <w:proofErr w:type="spellEnd"/>
+        <w:t>Go to Azure DevOps → Organisation Settings → Agent Pools → BC-SelfHosted</w:t>
+      </w:r>
     </w:p>
     <w:p>
       <w:pPr>
@@ -2125,15 +1864,7 @@
         <w:spacing w:before="60" w:after="60"/>
       </w:pPr>
       <w:r>
-        <w:t xml:space="preserve">If offline: </w:t>
-      </w:r>
-      <w:proofErr w:type="spellStart"/>
-      <w:r>
-        <w:t>services.msc</w:t>
-      </w:r>
-      <w:proofErr w:type="spellEnd"/>
-      <w:r>
-        <w:t xml:space="preserve"> → Azure Pipelines Agent → Start</w:t>
+        <w:t>If offline: services.msc → Azure Pipelines Agent → Start</w:t>
       </w:r>
     </w:p>
     <w:p>
@@ -2170,10 +1901,7 @@
         <w:pStyle w:val="Heading2"/>
       </w:pPr>
       <w:r>
-        <w:t>4.1 Create</w:t>
-      </w:r>
-      <w:r>
-        <w:t xml:space="preserve"> App Registration</w:t>
+        <w:t>4.1 Create App Registration</w:t>
       </w:r>
     </w:p>
     <w:p>
@@ -2225,10 +1953,7 @@
         <w:pStyle w:val="Heading2"/>
       </w:pPr>
       <w:r>
-        <w:t>4.2 Create</w:t>
-      </w:r>
-      <w:r>
-        <w:t xml:space="preserve"> Client Secret</w:t>
+        <w:t>4.2 Create Client Secret</w:t>
       </w:r>
     </w:p>
     <w:p>
@@ -2304,10 +2029,7 @@
         <w:pStyle w:val="Heading2"/>
       </w:pPr>
       <w:r>
-        <w:t>4.3 Grant</w:t>
-      </w:r>
-      <w:r>
-        <w:t xml:space="preserve"> BC API Permission</w:t>
+        <w:t>4.3 Grant BC API Permission</w:t>
       </w:r>
     </w:p>
     <w:p>
@@ -2333,15 +2055,7 @@
         <w:spacing w:before="60" w:after="60"/>
       </w:pPr>
       <w:r>
-        <w:t xml:space="preserve">Dynamics 365 Business Central → </w:t>
-      </w:r>
-      <w:proofErr w:type="spellStart"/>
-      <w:r>
-        <w:t>app_access</w:t>
-      </w:r>
-      <w:proofErr w:type="spellEnd"/>
-      <w:r>
-        <w:t xml:space="preserve"> (Application) → Grant admin consent</w:t>
+        <w:t>Dynamics 365 Business Central → app_access (Application) → Grant admin consent</w:t>
       </w:r>
     </w:p>
     <w:p>
@@ -2354,10 +2068,7 @@
         <w:pStyle w:val="Heading2"/>
       </w:pPr>
       <w:r>
-        <w:t>4.4 Add</w:t>
-      </w:r>
-      <w:r>
-        <w:t xml:space="preserve"> App to BC Environment</w:t>
+        <w:t>4.4 Add App to BC Environment</w:t>
       </w:r>
     </w:p>
     <w:p>
@@ -2415,10 +2126,7 @@
         <w:pStyle w:val="Heading2"/>
       </w:pPr>
       <w:r>
-        <w:t>5.1 Create</w:t>
-      </w:r>
-      <w:r>
-        <w:t xml:space="preserve"> Variable Group</w:t>
+        <w:t>5.1 Create Variable Group</w:t>
       </w:r>
     </w:p>
     <w:p>
@@ -2457,6 +2165,7 @@
         <w:spacing w:before="60" w:after="60"/>
       </w:pPr>
       <w:r>
+        <w:lastRenderedPageBreak/>
         <w:t>Add all variables from the table below:</w:t>
       </w:r>
     </w:p>
@@ -2484,17 +2193,11 @@
       </w:tblPr>
       <w:tblGrid>
         <w:gridCol w:w="3261"/>
-        <w:gridCol w:w="1798"/>
-        <w:gridCol w:w="2400"/>
+        <w:gridCol w:w="1657"/>
+        <w:gridCol w:w="2541"/>
         <w:gridCol w:w="901"/>
       </w:tblGrid>
       <w:tr>
-        <w:tblPrEx>
-          <w:tblCellMar>
-            <w:top w:w="0" w:type="dxa"/>
-            <w:bottom w:w="0" w:type="dxa"/>
-          </w:tblCellMar>
-        </w:tblPrEx>
         <w:trPr>
           <w:tblHeader/>
         </w:trPr>
@@ -2620,12 +2323,6 @@
         </w:tc>
       </w:tr>
       <w:tr>
-        <w:tblPrEx>
-          <w:tblCellMar>
-            <w:top w:w="0" w:type="dxa"/>
-            <w:bottom w:w="0" w:type="dxa"/>
-          </w:tblCellMar>
-        </w:tblPrEx>
         <w:tc>
           <w:tcPr>
             <w:tcW w:w="2400" w:type="dxa"/>
@@ -2698,15 +2395,13 @@
             </w:tcMar>
           </w:tcPr>
           <w:p>
-            <w:proofErr w:type="spellStart"/>
-            <w:r>
-              <w:rPr>
-                <w:sz w:val="18"/>
-                <w:szCs w:val="18"/>
-              </w:rPr>
-              <w:t>xxxxxxxx-xxxx-xxxx-xxxx-xxxxxxxxxxxx</w:t>
-            </w:r>
-            <w:proofErr w:type="spellEnd"/>
+            <w:r>
+              <w:rPr>
+                <w:sz w:val="18"/>
+                <w:szCs w:val="18"/>
+              </w:rPr>
+              <w:t>&lt;YOUR_TENANT_ID&gt;</w:t>
+            </w:r>
           </w:p>
         </w:tc>
         <w:tc>
@@ -2738,12 +2433,6 @@
         </w:tc>
       </w:tr>
       <w:tr>
-        <w:tblPrEx>
-          <w:tblCellMar>
-            <w:top w:w="0" w:type="dxa"/>
-            <w:bottom w:w="0" w:type="dxa"/>
-          </w:tblCellMar>
-        </w:tblPrEx>
         <w:tc>
           <w:tcPr>
             <w:tcW w:w="2400" w:type="dxa"/>
@@ -2816,15 +2505,13 @@
             </w:tcMar>
           </w:tcPr>
           <w:p>
-            <w:proofErr w:type="spellStart"/>
-            <w:r>
-              <w:rPr>
-                <w:sz w:val="18"/>
-                <w:szCs w:val="18"/>
-              </w:rPr>
-              <w:t>xxxxxxxx-xxxx-xxxx-xxxx-xxxxxxxxxxxx</w:t>
-            </w:r>
-            <w:proofErr w:type="spellEnd"/>
+            <w:r>
+              <w:rPr>
+                <w:sz w:val="18"/>
+                <w:szCs w:val="18"/>
+              </w:rPr>
+              <w:t>&lt;YOUR_TENANT_ID&gt;</w:t>
+            </w:r>
           </w:p>
         </w:tc>
         <w:tc>
@@ -2856,12 +2543,6 @@
         </w:tc>
       </w:tr>
       <w:tr>
-        <w:tblPrEx>
-          <w:tblCellMar>
-            <w:top w:w="0" w:type="dxa"/>
-            <w:bottom w:w="0" w:type="dxa"/>
-          </w:tblCellMar>
-        </w:tblPrEx>
         <w:tc>
           <w:tcPr>
             <w:tcW w:w="2400" w:type="dxa"/>
@@ -2934,15 +2615,13 @@
             </w:tcMar>
           </w:tcPr>
           <w:p>
-            <w:proofErr w:type="spellStart"/>
-            <w:r>
-              <w:rPr>
-                <w:sz w:val="18"/>
-                <w:szCs w:val="18"/>
-              </w:rPr>
-              <w:t>xxxxxxxx-xxxx-xxxx-xxxx-xxxxxxxxxxxx</w:t>
-            </w:r>
-            <w:proofErr w:type="spellEnd"/>
+            <w:r>
+              <w:rPr>
+                <w:sz w:val="18"/>
+                <w:szCs w:val="18"/>
+              </w:rPr>
+              <w:t>&lt;YOUR_TENANT_ID&gt;</w:t>
+            </w:r>
           </w:p>
         </w:tc>
         <w:tc>
@@ -2974,12 +2653,6 @@
         </w:tc>
       </w:tr>
       <w:tr>
-        <w:tblPrEx>
-          <w:tblCellMar>
-            <w:top w:w="0" w:type="dxa"/>
-            <w:bottom w:w="0" w:type="dxa"/>
-          </w:tblCellMar>
-        </w:tblPrEx>
         <w:tc>
           <w:tcPr>
             <w:tcW w:w="2400" w:type="dxa"/>
@@ -3052,15 +2725,13 @@
             </w:tcMar>
           </w:tcPr>
           <w:p>
-            <w:proofErr w:type="spellStart"/>
-            <w:r>
-              <w:rPr>
-                <w:sz w:val="18"/>
-                <w:szCs w:val="18"/>
-              </w:rPr>
-              <w:t>xxxxxxxxxxxxxxxxxxxxxxxx</w:t>
-            </w:r>
-            <w:proofErr w:type="spellEnd"/>
+            <w:r>
+              <w:rPr>
+                <w:sz w:val="18"/>
+                <w:szCs w:val="18"/>
+              </w:rPr>
+              <w:t>&lt;YOUR_CLIENT_SECRET&gt;</w:t>
+            </w:r>
           </w:p>
         </w:tc>
         <w:tc>
@@ -3092,12 +2763,6 @@
         </w:tc>
       </w:tr>
       <w:tr>
-        <w:tblPrEx>
-          <w:tblCellMar>
-            <w:top w:w="0" w:type="dxa"/>
-            <w:bottom w:w="0" w:type="dxa"/>
-          </w:tblCellMar>
-        </w:tblPrEx>
         <w:tc>
           <w:tcPr>
             <w:tcW w:w="2400" w:type="dxa"/>
@@ -3170,15 +2835,13 @@
             </w:tcMar>
           </w:tcPr>
           <w:p>
-            <w:proofErr w:type="spellStart"/>
-            <w:r>
-              <w:rPr>
-                <w:sz w:val="18"/>
-                <w:szCs w:val="18"/>
-              </w:rPr>
-              <w:t>xxxxxxxx-xxxx-xxxx-xxxx-xxxxxxxxxxxx</w:t>
-            </w:r>
-            <w:proofErr w:type="spellEnd"/>
+            <w:r>
+              <w:rPr>
+                <w:sz w:val="18"/>
+                <w:szCs w:val="18"/>
+              </w:rPr>
+              <w:t>&lt;YOUR_TENANT_ID&gt;</w:t>
+            </w:r>
           </w:p>
         </w:tc>
         <w:tc>
@@ -3210,12 +2873,6 @@
         </w:tc>
       </w:tr>
       <w:tr>
-        <w:tblPrEx>
-          <w:tblCellMar>
-            <w:top w:w="0" w:type="dxa"/>
-            <w:bottom w:w="0" w:type="dxa"/>
-          </w:tblCellMar>
-        </w:tblPrEx>
         <w:tc>
           <w:tcPr>
             <w:tcW w:w="2400" w:type="dxa"/>
@@ -3288,15 +2945,13 @@
             </w:tcMar>
           </w:tcPr>
           <w:p>
-            <w:proofErr w:type="spellStart"/>
-            <w:r>
-              <w:rPr>
-                <w:sz w:val="18"/>
-                <w:szCs w:val="18"/>
-              </w:rPr>
-              <w:t>SG_Sandbox_DEV</w:t>
-            </w:r>
-            <w:proofErr w:type="spellEnd"/>
+            <w:r>
+              <w:rPr>
+                <w:sz w:val="18"/>
+                <w:szCs w:val="18"/>
+              </w:rPr>
+              <w:t>DEV_ENVIRONMENT</w:t>
+            </w:r>
           </w:p>
         </w:tc>
         <w:tc>
@@ -3328,12 +2983,6 @@
         </w:tc>
       </w:tr>
       <w:tr>
-        <w:tblPrEx>
-          <w:tblCellMar>
-            <w:top w:w="0" w:type="dxa"/>
-            <w:bottom w:w="0" w:type="dxa"/>
-          </w:tblCellMar>
-        </w:tblPrEx>
         <w:tc>
           <w:tcPr>
             <w:tcW w:w="2400" w:type="dxa"/>
@@ -3406,15 +3055,13 @@
             </w:tcMar>
           </w:tcPr>
           <w:p>
-            <w:proofErr w:type="spellStart"/>
-            <w:r>
-              <w:rPr>
-                <w:sz w:val="18"/>
-                <w:szCs w:val="18"/>
-              </w:rPr>
-              <w:t>SG_Sandbox_UAT</w:t>
-            </w:r>
-            <w:proofErr w:type="spellEnd"/>
+            <w:r>
+              <w:rPr>
+                <w:sz w:val="18"/>
+                <w:szCs w:val="18"/>
+              </w:rPr>
+              <w:t>UAT_ENVIRONMENT</w:t>
+            </w:r>
           </w:p>
         </w:tc>
         <w:tc>
@@ -3446,12 +3093,6 @@
         </w:tc>
       </w:tr>
       <w:tr>
-        <w:tblPrEx>
-          <w:tblCellMar>
-            <w:top w:w="0" w:type="dxa"/>
-            <w:bottom w:w="0" w:type="dxa"/>
-          </w:tblCellMar>
-        </w:tblPrEx>
         <w:tc>
           <w:tcPr>
             <w:tcW w:w="2400" w:type="dxa"/>
@@ -3524,15 +3165,13 @@
             </w:tcMar>
           </w:tcPr>
           <w:p>
-            <w:proofErr w:type="spellStart"/>
-            <w:r>
-              <w:rPr>
-                <w:sz w:val="18"/>
-                <w:szCs w:val="18"/>
-              </w:rPr>
-              <w:t>SG_Sandbox_PROD</w:t>
-            </w:r>
-            <w:proofErr w:type="spellEnd"/>
+            <w:r>
+              <w:rPr>
+                <w:sz w:val="18"/>
+                <w:szCs w:val="18"/>
+              </w:rPr>
+              <w:t>PROD_ENVIRONMENT</w:t>
+            </w:r>
           </w:p>
         </w:tc>
         <w:tc>
@@ -3564,12 +3203,6 @@
         </w:tc>
       </w:tr>
       <w:tr>
-        <w:tblPrEx>
-          <w:tblCellMar>
-            <w:top w:w="0" w:type="dxa"/>
-            <w:bottom w:w="0" w:type="dxa"/>
-          </w:tblCellMar>
-        </w:tblPrEx>
         <w:tc>
           <w:tcPr>
             <w:tcW w:w="2400" w:type="dxa"/>
@@ -3706,46 +3339,11 @@
     </w:p>
     <w:p>
       <w:pPr>
-        <w:spacing w:before="120"/>
-      </w:pPr>
-    </w:p>
-    <w:p>
-      <w:pPr>
-        <w:pStyle w:val="Heading2"/>
-      </w:pPr>
-      <w:r>
-        <w:t>5.2 How</w:t>
-      </w:r>
-      <w:r>
-        <w:t xml:space="preserve"> to find BC_COMPANY_ID</w:t>
-      </w:r>
-    </w:p>
-    <w:p>
-      <w:pPr>
+        <w:pBdr>
+          <w:left w:val="single" w:sz="12" w:space="8" w:color="2E75B6"/>
+        </w:pBdr>
         <w:spacing w:before="80" w:after="80"/>
-      </w:pPr>
-      <w:r>
-        <w:t>In Business Central: Companies page → select company → look at the URL, or call:</w:t>
-      </w:r>
-    </w:p>
-    <w:p>
-      <w:pPr>
-        <w:spacing w:before="60" w:after="60"/>
         <w:ind w:left="360"/>
-      </w:pPr>
-      <w:r>
-        <w:rPr>
-          <w:rFonts w:ascii="Courier New" w:eastAsia="Courier New" w:hAnsi="Courier New" w:cs="Courier New"/>
-          <w:color w:val="1F4E79"/>
-          <w:sz w:val="18"/>
-          <w:szCs w:val="18"/>
-        </w:rPr>
-        <w:t>GET https://api.businesscentral.dynamics.com/v2.0/&lt;tenant&gt;/sandbox/api/v2.0/companies</w:t>
-      </w:r>
-    </w:p>
-    <w:p>
-      <w:pPr>
-        <w:spacing w:before="120"/>
       </w:pPr>
     </w:p>
     <w:p>
@@ -3769,10 +3367,7 @@
         <w:pStyle w:val="Heading2"/>
       </w:pPr>
       <w:r>
-        <w:t>6.1 Required</w:t>
-      </w:r>
-      <w:r>
-        <w:t xml:space="preserve"> Repository Structure</w:t>
+        <w:t>6.1 Required Repository Structure</w:t>
       </w:r>
     </w:p>
     <w:p>
@@ -3817,27 +3412,7 @@
           <w:sz w:val="18"/>
           <w:szCs w:val="18"/>
         </w:rPr>
-        <w:t xml:space="preserve">  │     ├── ci-cd-</w:t>
-      </w:r>
-      <w:proofErr w:type="spellStart"/>
-      <w:r>
-        <w:rPr>
-          <w:rFonts w:ascii="Courier New" w:eastAsia="Courier New" w:hAnsi="Courier New" w:cs="Courier New"/>
-          <w:color w:val="1F4E79"/>
-          <w:sz w:val="18"/>
-          <w:szCs w:val="18"/>
-        </w:rPr>
-        <w:t>pipeline.yml</w:t>
-      </w:r>
-      <w:proofErr w:type="spellEnd"/>
-      <w:r>
-        <w:rPr>
-          <w:rFonts w:ascii="Courier New" w:eastAsia="Courier New" w:hAnsi="Courier New" w:cs="Courier New"/>
-          <w:color w:val="1F4E79"/>
-          <w:sz w:val="18"/>
-          <w:szCs w:val="18"/>
-        </w:rPr>
-        <w:t xml:space="preserve">          ← main build + deploy pipeline</w:t>
+        <w:t xml:space="preserve">  │     ├── ci-cd-pipeline.yml          ← main build + deploy pipeline</w:t>
       </w:r>
     </w:p>
     <w:p>
@@ -3947,9 +3522,14 @@
           <w:sz w:val="18"/>
           <w:szCs w:val="18"/>
         </w:rPr>
-        <w:t xml:space="preserve">│           ├── </w:t>
-      </w:r>
-      <w:proofErr w:type="spellStart"/>
+        <w:t>│           ├── compile.yml           ← AL compilation with CodeCop/UICop/PTECop</w:t>
+      </w:r>
+    </w:p>
+    <w:p>
+      <w:pPr>
+        <w:spacing w:before="60" w:after="60"/>
+        <w:ind w:left="360"/>
+      </w:pPr>
       <w:r>
         <w:rPr>
           <w:rFonts w:ascii="Courier New" w:eastAsia="Courier New" w:hAnsi="Courier New" w:cs="Courier New"/>
@@ -3957,9 +3537,14 @@
           <w:sz w:val="18"/>
           <w:szCs w:val="18"/>
         </w:rPr>
-        <w:t>compile.yml</w:t>
-      </w:r>
-      <w:proofErr w:type="spellEnd"/>
+        <w:t xml:space="preserve">  │           └── deploy.yml            ← BC Automation API deploy + cleanup</w:t>
+      </w:r>
+    </w:p>
+    <w:p>
+      <w:pPr>
+        <w:spacing w:before="60" w:after="60"/>
+        <w:ind w:left="360"/>
+      </w:pPr>
       <w:r>
         <w:rPr>
           <w:rFonts w:ascii="Courier New" w:eastAsia="Courier New" w:hAnsi="Courier New" w:cs="Courier New"/>
@@ -3967,9 +3552,14 @@
           <w:sz w:val="18"/>
           <w:szCs w:val="18"/>
         </w:rPr>
-        <w:t xml:space="preserve">           ← AL compilation with </w:t>
-      </w:r>
-      <w:proofErr w:type="spellStart"/>
+        <w:t xml:space="preserve">  ├── src/                              ← AL source files</w:t>
+      </w:r>
+    </w:p>
+    <w:p>
+      <w:pPr>
+        <w:spacing w:before="60" w:after="60"/>
+        <w:ind w:left="360"/>
+      </w:pPr>
       <w:r>
         <w:rPr>
           <w:rFonts w:ascii="Courier New" w:eastAsia="Courier New" w:hAnsi="Courier New" w:cs="Courier New"/>
@@ -3977,175 +3567,21 @@
           <w:sz w:val="18"/>
           <w:szCs w:val="18"/>
         </w:rPr>
-        <w:t>CodeCop</w:t>
-      </w:r>
-      <w:proofErr w:type="spellEnd"/>
-      <w:r>
-        <w:rPr>
-          <w:rFonts w:ascii="Courier New" w:eastAsia="Courier New" w:hAnsi="Courier New" w:cs="Courier New"/>
-          <w:color w:val="1F4E79"/>
-          <w:sz w:val="18"/>
-          <w:szCs w:val="18"/>
-        </w:rPr>
-        <w:t>/</w:t>
-      </w:r>
-      <w:proofErr w:type="spellStart"/>
-      <w:r>
-        <w:rPr>
-          <w:rFonts w:ascii="Courier New" w:eastAsia="Courier New" w:hAnsi="Courier New" w:cs="Courier New"/>
-          <w:color w:val="1F4E79"/>
-          <w:sz w:val="18"/>
-          <w:szCs w:val="18"/>
-        </w:rPr>
-        <w:t>UICop</w:t>
-      </w:r>
-      <w:proofErr w:type="spellEnd"/>
-      <w:r>
-        <w:rPr>
-          <w:rFonts w:ascii="Courier New" w:eastAsia="Courier New" w:hAnsi="Courier New" w:cs="Courier New"/>
-          <w:color w:val="1F4E79"/>
-          <w:sz w:val="18"/>
-          <w:szCs w:val="18"/>
-        </w:rPr>
-        <w:t>/</w:t>
-      </w:r>
-      <w:proofErr w:type="spellStart"/>
-      <w:r>
-        <w:rPr>
-          <w:rFonts w:ascii="Courier New" w:eastAsia="Courier New" w:hAnsi="Courier New" w:cs="Courier New"/>
-          <w:color w:val="1F4E79"/>
-          <w:sz w:val="18"/>
-          <w:szCs w:val="18"/>
-        </w:rPr>
-        <w:t>PTECop</w:t>
-      </w:r>
-      <w:proofErr w:type="spellEnd"/>
-    </w:p>
-    <w:p>
-      <w:pPr>
-        <w:spacing w:before="60" w:after="60"/>
-        <w:ind w:left="360"/>
-      </w:pPr>
-      <w:r>
-        <w:rPr>
-          <w:rFonts w:ascii="Courier New" w:eastAsia="Courier New" w:hAnsi="Courier New" w:cs="Courier New"/>
-          <w:color w:val="1F4E79"/>
-          <w:sz w:val="18"/>
-          <w:szCs w:val="18"/>
-        </w:rPr>
-        <w:t xml:space="preserve">  │           └── </w:t>
-      </w:r>
-      <w:proofErr w:type="spellStart"/>
-      <w:r>
-        <w:rPr>
-          <w:rFonts w:ascii="Courier New" w:eastAsia="Courier New" w:hAnsi="Courier New" w:cs="Courier New"/>
-          <w:color w:val="1F4E79"/>
-          <w:sz w:val="18"/>
-          <w:szCs w:val="18"/>
-        </w:rPr>
-        <w:t>deploy.yml</w:t>
-      </w:r>
-      <w:proofErr w:type="spellEnd"/>
-      <w:r>
-        <w:rPr>
-          <w:rFonts w:ascii="Courier New" w:eastAsia="Courier New" w:hAnsi="Courier New" w:cs="Courier New"/>
-          <w:color w:val="1F4E79"/>
-          <w:sz w:val="18"/>
-          <w:szCs w:val="18"/>
-        </w:rPr>
-        <w:t xml:space="preserve">            ← BC Automation API deploy + cleanup</w:t>
-      </w:r>
-    </w:p>
-    <w:p>
-      <w:pPr>
-        <w:spacing w:before="60" w:after="60"/>
-        <w:ind w:left="360"/>
-      </w:pPr>
-      <w:r>
-        <w:rPr>
-          <w:rFonts w:ascii="Courier New" w:eastAsia="Courier New" w:hAnsi="Courier New" w:cs="Courier New"/>
-          <w:color w:val="1F4E79"/>
-          <w:sz w:val="18"/>
-          <w:szCs w:val="18"/>
-        </w:rPr>
+        <w:t xml:space="preserve">  └── app.json                          ← AL app manifest + dependencies</w:t>
+      </w:r>
+    </w:p>
+    <w:p>
+      <w:pPr>
+        <w:spacing w:before="160"/>
+      </w:pPr>
+    </w:p>
+    <w:p>
+      <w:pPr>
+        <w:pStyle w:val="Heading2"/>
+      </w:pPr>
+      <w:r>
         <w:lastRenderedPageBreak/>
-        <w:t xml:space="preserve">  ├── </w:t>
-      </w:r>
-      <w:proofErr w:type="spellStart"/>
-      <w:r>
-        <w:rPr>
-          <w:rFonts w:ascii="Courier New" w:eastAsia="Courier New" w:hAnsi="Courier New" w:cs="Courier New"/>
-          <w:color w:val="1F4E79"/>
-          <w:sz w:val="18"/>
-          <w:szCs w:val="18"/>
-        </w:rPr>
-        <w:t>src</w:t>
-      </w:r>
-      <w:proofErr w:type="spellEnd"/>
-      <w:r>
-        <w:rPr>
-          <w:rFonts w:ascii="Courier New" w:eastAsia="Courier New" w:hAnsi="Courier New" w:cs="Courier New"/>
-          <w:color w:val="1F4E79"/>
-          <w:sz w:val="18"/>
-          <w:szCs w:val="18"/>
-        </w:rPr>
-        <w:t>/                              ← AL source files</w:t>
-      </w:r>
-    </w:p>
-    <w:p>
-      <w:pPr>
-        <w:spacing w:before="60" w:after="60"/>
-        <w:ind w:left="360"/>
-      </w:pPr>
-      <w:r>
-        <w:rPr>
-          <w:rFonts w:ascii="Courier New" w:eastAsia="Courier New" w:hAnsi="Courier New" w:cs="Courier New"/>
-          <w:color w:val="1F4E79"/>
-          <w:sz w:val="18"/>
-          <w:szCs w:val="18"/>
-        </w:rPr>
-        <w:t xml:space="preserve">  └── </w:t>
-      </w:r>
-      <w:proofErr w:type="spellStart"/>
-      <w:r>
-        <w:rPr>
-          <w:rFonts w:ascii="Courier New" w:eastAsia="Courier New" w:hAnsi="Courier New" w:cs="Courier New"/>
-          <w:color w:val="1F4E79"/>
-          <w:sz w:val="18"/>
-          <w:szCs w:val="18"/>
-        </w:rPr>
-        <w:t>app.json</w:t>
-      </w:r>
-      <w:proofErr w:type="spellEnd"/>
-      <w:r>
-        <w:rPr>
-          <w:rFonts w:ascii="Courier New" w:eastAsia="Courier New" w:hAnsi="Courier New" w:cs="Courier New"/>
-          <w:color w:val="1F4E79"/>
-          <w:sz w:val="18"/>
-          <w:szCs w:val="18"/>
-        </w:rPr>
-        <w:t xml:space="preserve">                          ← AL app manifest + dependencies</w:t>
-      </w:r>
-    </w:p>
-    <w:p>
-      <w:pPr>
-        <w:spacing w:before="160"/>
-      </w:pPr>
-    </w:p>
-    <w:p>
-      <w:pPr>
-        <w:pStyle w:val="Heading2"/>
-      </w:pPr>
-      <w:r>
-        <w:t>6.2 download-</w:t>
-      </w:r>
-      <w:proofErr w:type="spellStart"/>
-      <w:r>
-        <w:t>symbols.yml</w:t>
-      </w:r>
-      <w:proofErr w:type="spellEnd"/>
-      <w:r>
-        <w:t xml:space="preserve"> — Three Step Process</w:t>
+        <w:t>6.2 download-symbols.yml — Three Step Process</w:t>
       </w:r>
     </w:p>
     <w:p>
@@ -4179,23 +3615,7 @@
         <w:spacing w:before="40" w:after="40"/>
       </w:pPr>
       <w:r>
-        <w:t xml:space="preserve">Step 2 (Download AL Symbols from Global NuGet): Downloads </w:t>
-      </w:r>
-      <w:proofErr w:type="spellStart"/>
-      <w:r>
-        <w:t>Microsoft.Application.symbols</w:t>
-      </w:r>
-      <w:proofErr w:type="spellEnd"/>
-      <w:r>
-        <w:t xml:space="preserve"> and all Microsoft base apps from </w:t>
-      </w:r>
-      <w:proofErr w:type="spellStart"/>
-      <w:r>
-        <w:t>MSSymbols</w:t>
-      </w:r>
-      <w:proofErr w:type="spellEnd"/>
-      <w:r>
-        <w:t xml:space="preserve"> feed</w:t>
+        <w:t>Step 2 (Download AL Symbols from Global NuGet): Downloads Microsoft.Application.symbols and all Microsoft base apps from MSSymbols feed</w:t>
       </w:r>
     </w:p>
     <w:p>
@@ -4208,15 +3628,7 @@
         <w:spacing w:before="40" w:after="40"/>
       </w:pPr>
       <w:r>
-        <w:t xml:space="preserve">Step 3 (Download Non-Microsoft Dependencies via BC Dev Endpoint): Reads </w:t>
-      </w:r>
-      <w:proofErr w:type="spellStart"/>
-      <w:r>
-        <w:t>app.json</w:t>
-      </w:r>
-      <w:proofErr w:type="spellEnd"/>
-      <w:r>
-        <w:t xml:space="preserve"> dependencies array, skips Microsoft apps, then for each non-Microsoft dependency calls the BC Dev Endpoint to download the .app file. Tries exact version first, falls back to latest available. Uses existing BC_CLIENT_ID + BC_CLIENT_SECRET credentials.</w:t>
+        <w:t>Step 3 (Download Non-Microsoft Dependencies via BC Dev Endpoint): Reads app.json dependencies array, skips Microsoft apps, then for each non-Microsoft dependency calls the BC Dev Endpoint to download the .app file. Tries exact version first, falls back to latest available. Uses existing BC_CLIENT_ID + BC_CLIENT_SECRET credentials.</w:t>
       </w:r>
     </w:p>
     <w:p>
@@ -4253,15 +3665,7 @@
         <w:pStyle w:val="Heading2"/>
       </w:pPr>
       <w:r>
-        <w:t>6.3 sync-</w:t>
-      </w:r>
-      <w:proofErr w:type="spellStart"/>
-      <w:r>
-        <w:t>alc.yml</w:t>
-      </w:r>
-      <w:proofErr w:type="spellEnd"/>
-      <w:r>
-        <w:t xml:space="preserve"> — Version-Aware Sync</w:t>
+        <w:t>6.3 sync-alc.yml — Version-Aware Sync</w:t>
       </w:r>
     </w:p>
     <w:p>
@@ -4334,10 +3738,7 @@
         <w:pStyle w:val="Heading2"/>
       </w:pPr>
       <w:r>
-        <w:t>6.4 Pipeline</w:t>
-      </w:r>
-      <w:r>
-        <w:t xml:space="preserve"> Registration in Azure DevOps</w:t>
+        <w:t>6.4 Pipeline Registration in Azure DevOps</w:t>
       </w:r>
     </w:p>
     <w:p>
@@ -4363,15 +3764,7 @@
         <w:spacing w:before="60" w:after="60"/>
       </w:pPr>
       <w:r>
-        <w:t>Existing Azure Pipelines YAML file → Path: /.azure-pipelines/ci-cd-</w:t>
-      </w:r>
-      <w:proofErr w:type="spellStart"/>
-      <w:r>
-        <w:t>pipeline.yml</w:t>
-      </w:r>
-      <w:proofErr w:type="spellEnd"/>
-      <w:r>
-        <w:t xml:space="preserve"> → Save</w:t>
+        <w:t>Existing Azure Pipelines YAML file → Path: /.azure-pipelines/ci-cd-pipeline.yml → Save</w:t>
       </w:r>
     </w:p>
     <w:p>
@@ -4384,13 +3777,8 @@
         <w:spacing w:before="60" w:after="60"/>
       </w:pPr>
       <w:r>
-        <w:t>Repeat for pr-</w:t>
-      </w:r>
-      <w:proofErr w:type="spellStart"/>
-      <w:r>
-        <w:t>validation.yml</w:t>
-      </w:r>
-      <w:proofErr w:type="spellEnd"/>
+        <w:t>Repeat for pr-validation.yml</w:t>
+      </w:r>
     </w:p>
     <w:p>
       <w:pPr>
@@ -4402,10 +3790,7 @@
         <w:pStyle w:val="Heading2"/>
       </w:pPr>
       <w:r>
-        <w:t>6.5 Branch</w:t>
-      </w:r>
-      <w:r>
-        <w:t xml:space="preserve"> Policy (PR Validation)</w:t>
+        <w:t>6.5 Branch Policy (PR Validation)</w:t>
       </w:r>
     </w:p>
     <w:p>
@@ -4504,12 +3889,6 @@
         <w:gridCol w:w="5733"/>
       </w:tblGrid>
       <w:tr>
-        <w:tblPrEx>
-          <w:tblCellMar>
-            <w:top w:w="0" w:type="dxa"/>
-            <w:bottom w:w="0" w:type="dxa"/>
-          </w:tblCellMar>
-        </w:tblPrEx>
         <w:trPr>
           <w:tblHeader/>
         </w:trPr>
@@ -4605,12 +3984,6 @@
         </w:tc>
       </w:tr>
       <w:tr>
-        <w:tblPrEx>
-          <w:tblCellMar>
-            <w:top w:w="0" w:type="dxa"/>
-            <w:bottom w:w="0" w:type="dxa"/>
-          </w:tblCellMar>
-        </w:tblPrEx>
         <w:tc>
           <w:tcPr>
             <w:tcW w:w="400" w:type="dxa"/>
@@ -4661,23 +4034,7 @@
                 <w:sz w:val="18"/>
                 <w:szCs w:val="18"/>
               </w:rPr>
-              <w:t>Agent online in BC-</w:t>
-            </w:r>
-            <w:proofErr w:type="spellStart"/>
-            <w:r>
-              <w:rPr>
-                <w:sz w:val="18"/>
-                <w:szCs w:val="18"/>
-              </w:rPr>
-              <w:t>SelfHosted</w:t>
-            </w:r>
-            <w:proofErr w:type="spellEnd"/>
-            <w:r>
-              <w:rPr>
-                <w:sz w:val="18"/>
-                <w:szCs w:val="18"/>
-              </w:rPr>
-              <w:t xml:space="preserve"> pool</w:t>
+              <w:t>Agent online in BC-SelfHosted pool</w:t>
             </w:r>
           </w:p>
         </w:tc>
@@ -4710,12 +4067,6 @@
         </w:tc>
       </w:tr>
       <w:tr>
-        <w:tblPrEx>
-          <w:tblCellMar>
-            <w:top w:w="0" w:type="dxa"/>
-            <w:bottom w:w="0" w:type="dxa"/>
-          </w:tblCellMar>
-        </w:tblPrEx>
         <w:tc>
           <w:tcPr>
             <w:tcW w:w="400" w:type="dxa"/>
@@ -4739,7 +4090,6 @@
                 <w:sz w:val="18"/>
                 <w:szCs w:val="18"/>
               </w:rPr>
-              <w:lastRenderedPageBreak/>
               <w:t>2</w:t>
             </w:r>
           </w:p>
@@ -4800,12 +4150,6 @@
         </w:tc>
       </w:tr>
       <w:tr>
-        <w:tblPrEx>
-          <w:tblCellMar>
-            <w:top w:w="0" w:type="dxa"/>
-            <w:bottom w:w="0" w:type="dxa"/>
-          </w:tblCellMar>
-        </w:tblPrEx>
         <w:tc>
           <w:tcPr>
             <w:tcW w:w="400" w:type="dxa"/>
@@ -4883,66 +4227,12 @@
                 <w:sz w:val="18"/>
                 <w:szCs w:val="18"/>
               </w:rPr>
-              <w:t xml:space="preserve">C:\ALCompiler\Analyzers with </w:t>
-            </w:r>
-            <w:proofErr w:type="spellStart"/>
-            <w:r>
-              <w:rPr>
-                <w:sz w:val="18"/>
-                <w:szCs w:val="18"/>
-              </w:rPr>
-              <w:t>CodeCop</w:t>
-            </w:r>
-            <w:proofErr w:type="spellEnd"/>
-            <w:r>
-              <w:rPr>
-                <w:sz w:val="18"/>
-                <w:szCs w:val="18"/>
-              </w:rPr>
-              <w:t xml:space="preserve">, </w:t>
-            </w:r>
-            <w:proofErr w:type="spellStart"/>
-            <w:r>
-              <w:rPr>
-                <w:sz w:val="18"/>
-                <w:szCs w:val="18"/>
-              </w:rPr>
-              <w:t>UICop</w:t>
-            </w:r>
-            <w:proofErr w:type="spellEnd"/>
-            <w:r>
-              <w:rPr>
-                <w:sz w:val="18"/>
-                <w:szCs w:val="18"/>
-              </w:rPr>
-              <w:t xml:space="preserve">, </w:t>
-            </w:r>
-            <w:proofErr w:type="spellStart"/>
-            <w:r>
-              <w:rPr>
-                <w:sz w:val="18"/>
-                <w:szCs w:val="18"/>
-              </w:rPr>
-              <w:t>PTECop</w:t>
-            </w:r>
-            <w:proofErr w:type="spellEnd"/>
-            <w:r>
-              <w:rPr>
-                <w:sz w:val="18"/>
-                <w:szCs w:val="18"/>
-              </w:rPr>
-              <w:t xml:space="preserve"> DLLs matching alc.exe version</w:t>
+              <w:t>C:\ALCompiler\Analyzers with CodeCop, UICop, PTECop DLLs matching alc.exe version</w:t>
             </w:r>
           </w:p>
         </w:tc>
       </w:tr>
       <w:tr>
-        <w:tblPrEx>
-          <w:tblCellMar>
-            <w:top w:w="0" w:type="dxa"/>
-            <w:bottom w:w="0" w:type="dxa"/>
-          </w:tblCellMar>
-        </w:tblPrEx>
         <w:tc>
           <w:tcPr>
             <w:tcW w:w="400" w:type="dxa"/>
@@ -4966,6 +4256,7 @@
                 <w:sz w:val="18"/>
                 <w:szCs w:val="18"/>
               </w:rPr>
+              <w:lastRenderedPageBreak/>
               <w:t>4</w:t>
             </w:r>
           </w:p>
@@ -5026,12 +4317,6 @@
         </w:tc>
       </w:tr>
       <w:tr>
-        <w:tblPrEx>
-          <w:tblCellMar>
-            <w:top w:w="0" w:type="dxa"/>
-            <w:bottom w:w="0" w:type="dxa"/>
-          </w:tblCellMar>
-        </w:tblPrEx>
         <w:tc>
           <w:tcPr>
             <w:tcW w:w="400" w:type="dxa"/>
@@ -5109,34 +4394,12 @@
                 <w:sz w:val="18"/>
                 <w:szCs w:val="18"/>
               </w:rPr>
-              <w:t>.</w:t>
-            </w:r>
-            <w:proofErr w:type="spellStart"/>
-            <w:r>
-              <w:rPr>
-                <w:sz w:val="18"/>
-                <w:szCs w:val="18"/>
-              </w:rPr>
-              <w:t>alpackages</w:t>
-            </w:r>
-            <w:proofErr w:type="spellEnd"/>
-            <w:r>
-              <w:rPr>
-                <w:sz w:val="18"/>
-                <w:szCs w:val="18"/>
-              </w:rPr>
-              <w:t xml:space="preserve"> has Microsoft Base Application, System Application etc.</w:t>
+              <w:t>.alpackages has Microsoft Base Application, System Application etc.</w:t>
             </w:r>
           </w:p>
         </w:tc>
       </w:tr>
       <w:tr>
-        <w:tblPrEx>
-          <w:tblCellMar>
-            <w:top w:w="0" w:type="dxa"/>
-            <w:bottom w:w="0" w:type="dxa"/>
-          </w:tblCellMar>
-        </w:tblPrEx>
         <w:tc>
           <w:tcPr>
             <w:tcW w:w="400" w:type="dxa"/>
@@ -5214,34 +4477,12 @@
                 <w:sz w:val="18"/>
                 <w:szCs w:val="18"/>
               </w:rPr>
-              <w:t>Third-party .app files (</w:t>
-            </w:r>
-            <w:proofErr w:type="spellStart"/>
-            <w:r>
-              <w:rPr>
-                <w:sz w:val="18"/>
-                <w:szCs w:val="18"/>
-              </w:rPr>
-              <w:t>GanttScheduler</w:t>
-            </w:r>
-            <w:proofErr w:type="spellEnd"/>
-            <w:r>
-              <w:rPr>
-                <w:sz w:val="18"/>
-                <w:szCs w:val="18"/>
-              </w:rPr>
-              <w:t xml:space="preserve"> etc.) downloaded from BC Dev Endpoint</w:t>
+              <w:t>Third-party .app files (ThirdPartyExtension etc.) downloaded from BC Dev Endpoint</w:t>
             </w:r>
           </w:p>
         </w:tc>
       </w:tr>
       <w:tr>
-        <w:tblPrEx>
-          <w:tblCellMar>
-            <w:top w:w="0" w:type="dxa"/>
-            <w:bottom w:w="0" w:type="dxa"/>
-          </w:tblCellMar>
-        </w:tblPrEx>
         <w:tc>
           <w:tcPr>
             <w:tcW w:w="400" w:type="dxa"/>
@@ -5325,12 +4566,6 @@
         </w:tc>
       </w:tr>
       <w:tr>
-        <w:tblPrEx>
-          <w:tblCellMar>
-            <w:top w:w="0" w:type="dxa"/>
-            <w:bottom w:w="0" w:type="dxa"/>
-          </w:tblCellMar>
-        </w:tblPrEx>
         <w:tc>
           <w:tcPr>
             <w:tcW w:w="400" w:type="dxa"/>
@@ -5414,12 +4649,6 @@
         </w:tc>
       </w:tr>
       <w:tr>
-        <w:tblPrEx>
-          <w:tblCellMar>
-            <w:top w:w="0" w:type="dxa"/>
-            <w:bottom w:w="0" w:type="dxa"/>
-          </w:tblCellMar>
-        </w:tblPrEx>
         <w:tc>
           <w:tcPr>
             <w:tcW w:w="400" w:type="dxa"/>
@@ -5503,12 +4732,6 @@
         </w:tc>
       </w:tr>
       <w:tr>
-        <w:tblPrEx>
-          <w:tblCellMar>
-            <w:top w:w="0" w:type="dxa"/>
-            <w:bottom w:w="0" w:type="dxa"/>
-          </w:tblCellMar>
-        </w:tblPrEx>
         <w:tc>
           <w:tcPr>
             <w:tcW w:w="400" w:type="dxa"/>
@@ -5592,12 +4815,6 @@
         </w:tc>
       </w:tr>
       <w:tr>
-        <w:tblPrEx>
-          <w:tblCellMar>
-            <w:top w:w="0" w:type="dxa"/>
-            <w:bottom w:w="0" w:type="dxa"/>
-          </w:tblCellMar>
-        </w:tblPrEx>
         <w:tc>
           <w:tcPr>
             <w:tcW w:w="400" w:type="dxa"/>
@@ -5681,12 +4898,6 @@
         </w:tc>
       </w:tr>
       <w:tr>
-        <w:tblPrEx>
-          <w:tblCellMar>
-            <w:top w:w="0" w:type="dxa"/>
-            <w:bottom w:w="0" w:type="dxa"/>
-          </w:tblCellMar>
-        </w:tblPrEx>
         <w:tc>
           <w:tcPr>
             <w:tcW w:w="400" w:type="dxa"/>
@@ -5774,6 +4985,194 @@
       <w:pPr>
         <w:spacing w:before="160"/>
       </w:pPr>
+    </w:p>
+    <w:p>
+      <w:pPr>
+        <w:pStyle w:val="Heading2"/>
+      </w:pPr>
+      <w:r>
+        <w:t>7.1 Pipeline Run</w:t>
+      </w:r>
+    </w:p>
+    <w:p>
+      <w:pPr>
+        <w:spacing w:before="80" w:after="80"/>
+      </w:pPr>
+      <w:r>
+        <w:t>The following screenshots confirm a successful end-to-end pipeline run — compilation, deployment to BC, and extension installation.</w:t>
+      </w:r>
+    </w:p>
+    <w:p>
+      <w:pPr>
+        <w:spacing w:before="120" w:after="60"/>
+      </w:pPr>
+      <w:r>
+        <w:rPr>
+          <w:b/>
+          <w:color w:val="2E75B6"/>
+        </w:rPr>
+        <w:t>Figure 1 — Compile .app file: All pipeline steps completed successfully (Run #20260519.14, Agent: BC-DevMachine)</w:t>
+      </w:r>
+    </w:p>
+    <w:p>
+      <w:pPr>
+        <w:spacing w:before="60" w:after="120"/>
+      </w:pPr>
+      <w:r>
+        <w:rPr>
+          <w:noProof/>
+        </w:rPr>
+        <w:drawing>
+          <wp:inline distT="0" distB="0" distL="0" distR="0" wp14:anchorId="4C44D86E" wp14:editId="082FD599">
+            <wp:extent cx="5943600" cy="2712565"/>
+            <wp:effectExtent l="0" t="0" r="0" b="0"/>
+            <wp:docPr id="1" name="Image1" descr="Compile .app file pipeline steps"/>
+            <wp:cNvGraphicFramePr>
+              <a:graphicFrameLocks xmlns:a="http://schemas.openxmlformats.org/drawingml/2006/main" noChangeAspect="1"/>
+            </wp:cNvGraphicFramePr>
+            <a:graphic xmlns:a="http://schemas.openxmlformats.org/drawingml/2006/main">
+              <a:graphicData uri="http://schemas.openxmlformats.org/drawingml/2006/picture">
+                <pic:pic xmlns:pic="http://schemas.openxmlformats.org/drawingml/2006/picture">
+                  <pic:nvPicPr>
+                    <pic:cNvPr id="1" name="image1.png"/>
+                    <pic:cNvPicPr/>
+                  </pic:nvPicPr>
+                  <pic:blipFill>
+                    <a:blip r:embed="rId7"/>
+                    <a:stretch>
+                      <a:fillRect/>
+                    </a:stretch>
+                  </pic:blipFill>
+                  <pic:spPr>
+                    <a:xfrm>
+                      <a:off x="0" y="0"/>
+                      <a:ext cx="5943600" cy="2712565"/>
+                    </a:xfrm>
+                    <a:prstGeom prst="rect">
+                      <a:avLst/>
+                    </a:prstGeom>
+                  </pic:spPr>
+                </pic:pic>
+              </a:graphicData>
+            </a:graphic>
+          </wp:inline>
+        </w:drawing>
+      </w:r>
+    </w:p>
+    <w:p>
+      <w:pPr>
+        <w:spacing w:before="160" w:after="60"/>
+      </w:pPr>
+      <w:r>
+        <w:rPr>
+          <w:b/>
+          <w:color w:val="2E75B6"/>
+        </w:rPr>
+        <w:t>Figure 2 — Deploy to BC Environment: Token acquired, version check passed, new record created and deployment initiated</w:t>
+      </w:r>
+    </w:p>
+    <w:p>
+      <w:pPr>
+        <w:spacing w:before="60" w:after="120"/>
+      </w:pPr>
+      <w:r>
+        <w:rPr>
+          <w:noProof/>
+        </w:rPr>
+        <w:lastRenderedPageBreak/>
+        <w:drawing>
+          <wp:inline distT="0" distB="0" distL="0" distR="0" wp14:anchorId="2E21F5B2" wp14:editId="67DB8075">
+            <wp:extent cx="5943600" cy="3199243"/>
+            <wp:effectExtent l="0" t="0" r="0" b="0"/>
+            <wp:docPr id="2" name="Image2" descr="Deploy to BC Environment pipeline log"/>
+            <wp:cNvGraphicFramePr>
+              <a:graphicFrameLocks xmlns:a="http://schemas.openxmlformats.org/drawingml/2006/main" noChangeAspect="1"/>
+            </wp:cNvGraphicFramePr>
+            <a:graphic xmlns:a="http://schemas.openxmlformats.org/drawingml/2006/main">
+              <a:graphicData uri="http://schemas.openxmlformats.org/drawingml/2006/picture">
+                <pic:pic xmlns:pic="http://schemas.openxmlformats.org/drawingml/2006/picture">
+                  <pic:nvPicPr>
+                    <pic:cNvPr id="2" name="image2.png"/>
+                    <pic:cNvPicPr/>
+                  </pic:nvPicPr>
+                  <pic:blipFill>
+                    <a:blip r:embed="rId8"/>
+                    <a:stretch>
+                      <a:fillRect/>
+                    </a:stretch>
+                  </pic:blipFill>
+                  <pic:spPr>
+                    <a:xfrm>
+                      <a:off x="0" y="0"/>
+                      <a:ext cx="5943600" cy="3199243"/>
+                    </a:xfrm>
+                    <a:prstGeom prst="rect">
+                      <a:avLst/>
+                    </a:prstGeom>
+                  </pic:spPr>
+                </pic:pic>
+              </a:graphicData>
+            </a:graphic>
+          </wp:inline>
+        </w:drawing>
+      </w:r>
+    </w:p>
+    <w:p>
+      <w:pPr>
+        <w:spacing w:before="160" w:after="60"/>
+      </w:pPr>
+      <w:r>
+        <w:rPr>
+          <w:b/>
+          <w:color w:val="2E75B6"/>
+        </w:rPr>
+        <w:t>Figure 3 — BC Extension Installation Status: ‘Demo Project Azure’ v1.0.0.30 published successfully (5/19/2026 11:28 PM)</w:t>
+      </w:r>
+    </w:p>
+    <w:p>
+      <w:pPr>
+        <w:spacing w:before="60" w:after="120"/>
+      </w:pPr>
+      <w:r>
+        <w:rPr>
+          <w:noProof/>
+        </w:rPr>
+        <w:drawing>
+          <wp:inline distT="0" distB="0" distL="0" distR="0" wp14:anchorId="6ADBFDB1" wp14:editId="14A04C71">
+            <wp:extent cx="5943600" cy="3612274"/>
+            <wp:effectExtent l="0" t="0" r="0" b="0"/>
+            <wp:docPr id="3" name="Image3" descr="BC Extension Installation Status - Completed"/>
+            <wp:cNvGraphicFramePr>
+              <a:graphicFrameLocks xmlns:a="http://schemas.openxmlformats.org/drawingml/2006/main" noChangeAspect="1"/>
+            </wp:cNvGraphicFramePr>
+            <a:graphic xmlns:a="http://schemas.openxmlformats.org/drawingml/2006/main">
+              <a:graphicData uri="http://schemas.openxmlformats.org/drawingml/2006/picture">
+                <pic:pic xmlns:pic="http://schemas.openxmlformats.org/drawingml/2006/picture">
+                  <pic:nvPicPr>
+                    <pic:cNvPr id="3" name="image3.png"/>
+                    <pic:cNvPicPr/>
+                  </pic:nvPicPr>
+                  <pic:blipFill>
+                    <a:blip r:embed="rId9"/>
+                    <a:stretch>
+                      <a:fillRect/>
+                    </a:stretch>
+                  </pic:blipFill>
+                  <pic:spPr>
+                    <a:xfrm>
+                      <a:off x="0" y="0"/>
+                      <a:ext cx="5943600" cy="3612274"/>
+                    </a:xfrm>
+                    <a:prstGeom prst="rect">
+                      <a:avLst/>
+                    </a:prstGeom>
+                  </pic:spPr>
+                </pic:pic>
+              </a:graphicData>
+            </a:graphic>
+          </wp:inline>
+        </w:drawing>
+      </w:r>
     </w:p>
     <w:p>
       <w:pPr>
@@ -5814,12 +5213,6 @@
         <w:gridCol w:w="4560"/>
       </w:tblGrid>
       <w:tr>
-        <w:tblPrEx>
-          <w:tblCellMar>
-            <w:top w:w="0" w:type="dxa"/>
-            <w:bottom w:w="0" w:type="dxa"/>
-          </w:tblCellMar>
-        </w:tblPrEx>
         <w:trPr>
           <w:tblHeader/>
         </w:trPr>
@@ -5849,6 +5242,7 @@
                 <w:sz w:val="18"/>
                 <w:szCs w:val="18"/>
               </w:rPr>
+              <w:lastRenderedPageBreak/>
               <w:t>Error</w:t>
             </w:r>
           </w:p>
@@ -5915,12 +5309,6 @@
         </w:tc>
       </w:tr>
       <w:tr>
-        <w:tblPrEx>
-          <w:tblCellMar>
-            <w:top w:w="0" w:type="dxa"/>
-            <w:bottom w:w="0" w:type="dxa"/>
-          </w:tblCellMar>
-        </w:tblPrEx>
         <w:tc>
           <w:tcPr>
             <w:tcW w:w="2300" w:type="dxa"/>
@@ -5998,50 +5386,12 @@
                 <w:sz w:val="18"/>
                 <w:szCs w:val="18"/>
               </w:rPr>
-              <w:t>Check sync-</w:t>
-            </w:r>
-            <w:proofErr w:type="spellStart"/>
-            <w:r>
-              <w:rPr>
-                <w:sz w:val="18"/>
-                <w:szCs w:val="18"/>
-              </w:rPr>
-              <w:t>alc.yml</w:t>
-            </w:r>
-            <w:proofErr w:type="spellEnd"/>
-            <w:r>
-              <w:rPr>
-                <w:sz w:val="18"/>
-                <w:szCs w:val="18"/>
-              </w:rPr>
-              <w:t xml:space="preserve"> has $</w:t>
-            </w:r>
-            <w:proofErr w:type="spellStart"/>
-            <w:r>
-              <w:rPr>
-                <w:sz w:val="18"/>
-                <w:szCs w:val="18"/>
-              </w:rPr>
-              <w:t>versionChanged</w:t>
-            </w:r>
-            <w:proofErr w:type="spellEnd"/>
-            <w:r>
-              <w:rPr>
-                <w:sz w:val="18"/>
-                <w:szCs w:val="18"/>
-              </w:rPr>
-              <w:t xml:space="preserve"> flag; Analyzers block must run outside version-match early exit</w:t>
+              <w:t>Check sync-alc.yml has $versionChanged flag; Analyzers block must run outside version-match early exit</w:t>
             </w:r>
           </w:p>
         </w:tc>
       </w:tr>
       <w:tr>
-        <w:tblPrEx>
-          <w:tblCellMar>
-            <w:top w:w="0" w:type="dxa"/>
-            <w:bottom w:w="0" w:type="dxa"/>
-          </w:tblCellMar>
-        </w:tblPrEx>
         <w:tc>
           <w:tcPr>
             <w:tcW w:w="2300" w:type="dxa"/>
@@ -6119,50 +5469,12 @@
                 <w:sz w:val="18"/>
                 <w:szCs w:val="18"/>
               </w:rPr>
-              <w:t>Fixed in v2.0 sync-</w:t>
-            </w:r>
-            <w:proofErr w:type="spellStart"/>
-            <w:r>
-              <w:rPr>
-                <w:sz w:val="18"/>
-                <w:szCs w:val="18"/>
-              </w:rPr>
-              <w:t>alc.yml</w:t>
-            </w:r>
-            <w:proofErr w:type="spellEnd"/>
-            <w:r>
-              <w:rPr>
-                <w:sz w:val="18"/>
-                <w:szCs w:val="18"/>
-              </w:rPr>
-              <w:t xml:space="preserve"> — force-removes and re-copies Analyzers when $</w:t>
-            </w:r>
-            <w:proofErr w:type="spellStart"/>
-            <w:r>
-              <w:rPr>
-                <w:sz w:val="18"/>
-                <w:szCs w:val="18"/>
-              </w:rPr>
-              <w:t>versionChanged</w:t>
-            </w:r>
-            <w:proofErr w:type="spellEnd"/>
-            <w:r>
-              <w:rPr>
-                <w:sz w:val="18"/>
-                <w:szCs w:val="18"/>
-              </w:rPr>
-              <w:t xml:space="preserve"> = true</w:t>
+              <w:t>Fixed in v2.0 sync-alc.yml — force-removes and re-copies Analyzers when $versionChanged = true</w:t>
             </w:r>
           </w:p>
         </w:tc>
       </w:tr>
       <w:tr>
-        <w:tblPrEx>
-          <w:tblCellMar>
-            <w:top w:w="0" w:type="dxa"/>
-            <w:bottom w:w="0" w:type="dxa"/>
-          </w:tblCellMar>
-        </w:tblPrEx>
         <w:tc>
           <w:tcPr>
             <w:tcW w:w="2300" w:type="dxa"/>
@@ -6246,12 +5558,6 @@
         </w:tc>
       </w:tr>
       <w:tr>
-        <w:tblPrEx>
-          <w:tblCellMar>
-            <w:top w:w="0" w:type="dxa"/>
-            <w:bottom w:w="0" w:type="dxa"/>
-          </w:tblCellMar>
-        </w:tblPrEx>
         <w:tc>
           <w:tcPr>
             <w:tcW w:w="2300" w:type="dxa"/>
@@ -6275,23 +5581,7 @@
                 <w:sz w:val="18"/>
                 <w:szCs w:val="18"/>
               </w:rPr>
-              <w:t>No .app files in .</w:t>
-            </w:r>
-            <w:proofErr w:type="spellStart"/>
-            <w:r>
-              <w:rPr>
-                <w:sz w:val="18"/>
-                <w:szCs w:val="18"/>
-              </w:rPr>
-              <w:t>alpackages</w:t>
-            </w:r>
-            <w:proofErr w:type="spellEnd"/>
-            <w:r>
-              <w:rPr>
-                <w:sz w:val="18"/>
-                <w:szCs w:val="18"/>
-              </w:rPr>
-              <w:t xml:space="preserve"> after flattening</w:t>
+              <w:t>No .app files in .alpackages after flattening</w:t>
             </w:r>
           </w:p>
         </w:tc>
@@ -6318,23 +5608,7 @@
                 <w:sz w:val="18"/>
                 <w:szCs w:val="18"/>
               </w:rPr>
-              <w:t xml:space="preserve">Wrong BC version in </w:t>
-            </w:r>
-            <w:proofErr w:type="spellStart"/>
-            <w:r>
-              <w:rPr>
-                <w:sz w:val="18"/>
-                <w:szCs w:val="18"/>
-              </w:rPr>
-              <w:t>app.json</w:t>
-            </w:r>
-            <w:proofErr w:type="spellEnd"/>
-            <w:r>
-              <w:rPr>
-                <w:sz w:val="18"/>
-                <w:szCs w:val="18"/>
-              </w:rPr>
-              <w:t xml:space="preserve"> or NuGet feed unavailable</w:t>
+              <w:t>Wrong BC version in app.json or NuGet feed unavailable</w:t>
             </w:r>
           </w:p>
         </w:tc>
@@ -6361,50 +5635,12 @@
                 <w:sz w:val="18"/>
                 <w:szCs w:val="18"/>
               </w:rPr>
-              <w:t xml:space="preserve">Check </w:t>
-            </w:r>
-            <w:proofErr w:type="spellStart"/>
-            <w:r>
-              <w:rPr>
-                <w:sz w:val="18"/>
-                <w:szCs w:val="18"/>
-              </w:rPr>
-              <w:t>app.json</w:t>
-            </w:r>
-            <w:proofErr w:type="spellEnd"/>
-            <w:r>
-              <w:rPr>
-                <w:sz w:val="18"/>
-                <w:szCs w:val="18"/>
-              </w:rPr>
-              <w:t xml:space="preserve"> application version; verify access to </w:t>
-            </w:r>
-            <w:proofErr w:type="spellStart"/>
-            <w:r>
-              <w:rPr>
-                <w:sz w:val="18"/>
-                <w:szCs w:val="18"/>
-              </w:rPr>
-              <w:t>MSSymbols</w:t>
-            </w:r>
-            <w:proofErr w:type="spellEnd"/>
-            <w:r>
-              <w:rPr>
-                <w:sz w:val="18"/>
-                <w:szCs w:val="18"/>
-              </w:rPr>
-              <w:t xml:space="preserve"> feed</w:t>
+              <w:t>Check app.json application version; verify access to MSSymbols feed</w:t>
             </w:r>
           </w:p>
         </w:tc>
       </w:tr>
       <w:tr>
-        <w:tblPrEx>
-          <w:tblCellMar>
-            <w:top w:w="0" w:type="dxa"/>
-            <w:bottom w:w="0" w:type="dxa"/>
-          </w:tblCellMar>
-        </w:tblPrEx>
         <w:tc>
           <w:tcPr>
             <w:tcW w:w="2300" w:type="dxa"/>
@@ -6488,12 +5724,6 @@
         </w:tc>
       </w:tr>
       <w:tr>
-        <w:tblPrEx>
-          <w:tblCellMar>
-            <w:top w:w="0" w:type="dxa"/>
-            <w:bottom w:w="0" w:type="dxa"/>
-          </w:tblCellMar>
-        </w:tblPrEx>
         <w:tc>
           <w:tcPr>
             <w:tcW w:w="2300" w:type="dxa"/>
@@ -6577,12 +5807,6 @@
         </w:tc>
       </w:tr>
       <w:tr>
-        <w:tblPrEx>
-          <w:tblCellMar>
-            <w:top w:w="0" w:type="dxa"/>
-            <w:bottom w:w="0" w:type="dxa"/>
-          </w:tblCellMar>
-        </w:tblPrEx>
         <w:tc>
           <w:tcPr>
             <w:tcW w:w="2300" w:type="dxa"/>
@@ -6660,34 +5884,12 @@
                 <w:sz w:val="18"/>
                 <w:szCs w:val="18"/>
               </w:rPr>
-              <w:t xml:space="preserve">Increment version in </w:t>
-            </w:r>
-            <w:proofErr w:type="spellStart"/>
-            <w:r>
-              <w:rPr>
-                <w:sz w:val="18"/>
-                <w:szCs w:val="18"/>
-              </w:rPr>
-              <w:t>app.json</w:t>
-            </w:r>
-            <w:proofErr w:type="spellEnd"/>
-            <w:r>
-              <w:rPr>
-                <w:sz w:val="18"/>
-                <w:szCs w:val="18"/>
-              </w:rPr>
-              <w:t xml:space="preserve"> before deploying</w:t>
+              <w:t>Increment version in app.json before deploying</w:t>
             </w:r>
           </w:p>
         </w:tc>
       </w:tr>
       <w:tr>
-        <w:tblPrEx>
-          <w:tblCellMar>
-            <w:top w:w="0" w:type="dxa"/>
-            <w:bottom w:w="0" w:type="dxa"/>
-          </w:tblCellMar>
-        </w:tblPrEx>
         <w:tc>
           <w:tcPr>
             <w:tcW w:w="2300" w:type="dxa"/>
@@ -6771,12 +5973,6 @@
         </w:tc>
       </w:tr>
       <w:tr>
-        <w:tblPrEx>
-          <w:tblCellMar>
-            <w:top w:w="0" w:type="dxa"/>
-            <w:bottom w:w="0" w:type="dxa"/>
-          </w:tblCellMar>
-        </w:tblPrEx>
         <w:tc>
           <w:tcPr>
             <w:tcW w:w="2300" w:type="dxa"/>
@@ -6849,32 +6045,17 @@
             </w:tcMar>
           </w:tcPr>
           <w:p>
-            <w:proofErr w:type="spellStart"/>
-            <w:r>
-              <w:rPr>
-                <w:sz w:val="18"/>
-                <w:szCs w:val="18"/>
-              </w:rPr>
-              <w:t>services.msc</w:t>
-            </w:r>
-            <w:proofErr w:type="spellEnd"/>
-            <w:r>
-              <w:rPr>
-                <w:sz w:val="18"/>
-                <w:szCs w:val="18"/>
-              </w:rPr>
-              <w:t xml:space="preserve"> → Azure Pipelines Agent → Start</w:t>
+            <w:r>
+              <w:rPr>
+                <w:sz w:val="18"/>
+                <w:szCs w:val="18"/>
+              </w:rPr>
+              <w:t>services.msc → Azure Pipelines Agent → Start</w:t>
             </w:r>
           </w:p>
         </w:tc>
       </w:tr>
       <w:tr>
-        <w:tblPrEx>
-          <w:tblCellMar>
-            <w:top w:w="0" w:type="dxa"/>
-            <w:bottom w:w="0" w:type="dxa"/>
-          </w:tblCellMar>
-        </w:tblPrEx>
         <w:tc>
           <w:tcPr>
             <w:tcW w:w="2300" w:type="dxa"/>
@@ -6898,23 +6079,7 @@
                 <w:sz w:val="18"/>
                 <w:szCs w:val="18"/>
               </w:rPr>
-              <w:t>$(</w:t>
-            </w:r>
-            <w:proofErr w:type="spellStart"/>
-            <w:r>
-              <w:rPr>
-                <w:sz w:val="18"/>
-                <w:szCs w:val="18"/>
-              </w:rPr>
-              <w:t>System.PullRequest</w:t>
-            </w:r>
-            <w:proofErr w:type="spellEnd"/>
-            <w:r>
-              <w:rPr>
-                <w:sz w:val="18"/>
-                <w:szCs w:val="18"/>
-              </w:rPr>
-              <w:t>.*) not resolving</w:t>
+              <w:t>$(System.PullRequest.*) not resolving</w:t>
             </w:r>
           </w:p>
         </w:tc>
@@ -6968,17 +6133,8 @@
                 <w:sz w:val="18"/>
                 <w:szCs w:val="18"/>
               </w:rPr>
-              <w:t xml:space="preserve">These variables only populate on real PR triggers — expected </w:t>
-            </w:r>
-            <w:proofErr w:type="spellStart"/>
-            <w:r>
-              <w:rPr>
-                <w:sz w:val="18"/>
-                <w:szCs w:val="18"/>
-              </w:rPr>
-              <w:t>behaviour</w:t>
-            </w:r>
-            <w:proofErr w:type="spellEnd"/>
+              <w:t>These variables only populate on real PR triggers — expected behaviour</w:t>
+            </w:r>
           </w:p>
         </w:tc>
       </w:tr>
@@ -7022,10 +6178,7 @@
         <w:pStyle w:val="Heading2"/>
       </w:pPr>
       <w:r>
-        <w:t>9.1 Fully</w:t>
-      </w:r>
-      <w:r>
-        <w:t xml:space="preserve"> Automatic (pipeline handles — no manual action needed)</w:t>
+        <w:t>9.1 Fully Automatic (pipeline handles — no manual action needed)</w:t>
       </w:r>
     </w:p>
     <w:p>
@@ -7038,15 +6191,7 @@
         <w:spacing w:before="40" w:after="40"/>
       </w:pPr>
       <w:r>
-        <w:t>sync-</w:t>
-      </w:r>
-      <w:proofErr w:type="spellStart"/>
-      <w:r>
-        <w:t>alc.yml</w:t>
-      </w:r>
-      <w:proofErr w:type="spellEnd"/>
-      <w:r>
-        <w:t xml:space="preserve"> — auto-detects alc.exe, copies to C:\ALCompiler, version-aware Analyzers refresh on every run</w:t>
+        <w:t>sync-alc.yml — auto-detects alc.exe, copies to C:\ALCompiler, version-aware Analyzers refresh on every run</w:t>
       </w:r>
     </w:p>
     <w:p>
@@ -7059,31 +6204,7 @@
         <w:spacing w:before="40" w:after="40"/>
       </w:pPr>
       <w:r>
-        <w:t>download-</w:t>
-      </w:r>
-      <w:proofErr w:type="spellStart"/>
-      <w:r>
-        <w:t>symbols.yml</w:t>
-      </w:r>
-      <w:proofErr w:type="spellEnd"/>
-      <w:r>
-        <w:t xml:space="preserve"> — registers </w:t>
-      </w:r>
-      <w:proofErr w:type="spellStart"/>
-      <w:r>
-        <w:t>MSSymbols</w:t>
-      </w:r>
-      <w:proofErr w:type="spellEnd"/>
-      <w:r>
-        <w:t xml:space="preserve"> NuGet feed, downloads Microsoft symbols, reads </w:t>
-      </w:r>
-      <w:proofErr w:type="spellStart"/>
-      <w:r>
-        <w:t>app.json</w:t>
-      </w:r>
-      <w:proofErr w:type="spellEnd"/>
-      <w:r>
-        <w:t xml:space="preserve"> and downloads all non-Microsoft dependencies from BC Dev Endpoint</w:t>
+        <w:t>download-symbols.yml — registers MSSymbols NuGet feed, downloads Microsoft symbols, reads app.json and downloads all non-Microsoft dependencies from BC Dev Endpoint</w:t>
       </w:r>
     </w:p>
     <w:p>
@@ -7108,21 +6229,8 @@
         </w:numPr>
         <w:spacing w:before="40" w:after="40"/>
       </w:pPr>
-      <w:proofErr w:type="spellStart"/>
-      <w:r>
-        <w:t>compile.yml</w:t>
-      </w:r>
-      <w:proofErr w:type="spellEnd"/>
-      <w:r>
-        <w:t xml:space="preserve"> — creates .</w:t>
-      </w:r>
-      <w:proofErr w:type="spellStart"/>
-      <w:r>
-        <w:t>alpackages</w:t>
-      </w:r>
-      <w:proofErr w:type="spellEnd"/>
-      <w:r>
-        <w:t xml:space="preserve"> and output folders, runs compilation with all analyzers</w:t>
+      <w:r>
+        <w:t>compile.yml — creates .alpackages and output folders, runs compilation with all analyzers</w:t>
       </w:r>
     </w:p>
     <w:p>
@@ -7134,13 +6242,8 @@
         </w:numPr>
         <w:spacing w:before="40" w:after="40"/>
       </w:pPr>
-      <w:proofErr w:type="spellStart"/>
-      <w:r>
-        <w:t>deploy.yml</w:t>
-      </w:r>
-      <w:proofErr w:type="spellEnd"/>
-      <w:r>
-        <w:t xml:space="preserve"> — acquires token, uploads .app, deploys, polls status, verifies version, cleans up old versions</w:t>
+      <w:r>
+        <w:t>deploy.yml — acquires token, uploads .app, deploys, polls status, verifies version, cleans up old versions</w:t>
       </w:r>
     </w:p>
     <w:p>
@@ -7164,9 +6267,659 @@
           <w:sz w:val="18"/>
           <w:szCs w:val="18"/>
         </w:rPr>
-        <w:t>You do NOT need to manually register NuGet feeds, maintain C:\BCDependencies, manage .</w:t>
-      </w:r>
-      <w:proofErr w:type="spellStart"/>
+        <w:t>You do NOT need to manually register NuGet feeds, maintain C:\BCDependencies, manage .alpackages, or set environment variables. Everything is fully automated.</w:t>
+      </w:r>
+    </w:p>
+    <w:p>
+      <w:pPr>
+        <w:spacing w:before="120"/>
+      </w:pPr>
+    </w:p>
+    <w:p>
+      <w:pPr>
+        <w:pStyle w:val="Heading2"/>
+      </w:pPr>
+      <w:r>
+        <w:t>9.2 Manual (once only per new agent machine)</w:t>
+      </w:r>
+    </w:p>
+    <w:p>
+      <w:pPr>
+        <w:pStyle w:val="ListParagraph"/>
+        <w:numPr>
+          <w:ilvl w:val="0"/>
+          <w:numId w:val="2"/>
+        </w:numPr>
+        <w:spacing w:before="40" w:after="40"/>
+      </w:pPr>
+      <w:r>
+        <w:t>Install Visual Studio Code</w:t>
+      </w:r>
+    </w:p>
+    <w:p>
+      <w:pPr>
+        <w:pStyle w:val="ListParagraph"/>
+        <w:numPr>
+          <w:ilvl w:val="0"/>
+          <w:numId w:val="2"/>
+        </w:numPr>
+        <w:spacing w:before="40" w:after="40"/>
+      </w:pPr>
+      <w:r>
+        <w:lastRenderedPageBreak/>
+        <w:t>Install AL Language extension (ms-dynamics-smb.al) from VS Code Marketplace</w:t>
+      </w:r>
+    </w:p>
+    <w:p>
+      <w:pPr>
+        <w:pStyle w:val="ListParagraph"/>
+        <w:numPr>
+          <w:ilvl w:val="0"/>
+          <w:numId w:val="2"/>
+        </w:numPr>
+        <w:spacing w:before="40" w:after="40"/>
+      </w:pPr>
+      <w:r>
+        <w:t>Open any AL project in VS Code → run AL: Download Symbols (Ctrl+Shift+P)</w:t>
+      </w:r>
+    </w:p>
+    <w:p>
+      <w:pPr>
+        <w:pStyle w:val="ListParagraph"/>
+        <w:numPr>
+          <w:ilvl w:val="0"/>
+          <w:numId w:val="2"/>
+        </w:numPr>
+        <w:spacing w:before="40" w:after="40"/>
+      </w:pPr>
+      <w:r>
+        <w:t>Install Git for Windows</w:t>
+      </w:r>
+    </w:p>
+    <w:p>
+      <w:pPr>
+        <w:pStyle w:val="ListParagraph"/>
+        <w:numPr>
+          <w:ilvl w:val="0"/>
+          <w:numId w:val="2"/>
+        </w:numPr>
+        <w:spacing w:before="40" w:after="40"/>
+      </w:pPr>
+      <w:r>
+        <w:t>Install and configure Azure DevOps self-hosted agent in BC-SelfHosted pool (Section 3)</w:t>
+      </w:r>
+    </w:p>
+    <w:p>
+      <w:pPr>
+        <w:spacing w:before="160"/>
+      </w:pPr>
+    </w:p>
+    <w:p>
+      <w:pPr>
+        <w:pStyle w:val="Heading2"/>
+      </w:pPr>
+      <w:r>
+        <w:t>9.3 Pre-Flight Verification Script</w:t>
+      </w:r>
+    </w:p>
+    <w:p>
+      <w:pPr>
+        <w:spacing w:before="80" w:after="80"/>
+      </w:pPr>
+      <w:r>
+        <w:t>Run as Administrator before first pipeline trigger to verify the machine is ready:</w:t>
+      </w:r>
+    </w:p>
+    <w:p>
+      <w:pPr>
+        <w:spacing w:before="80"/>
+      </w:pPr>
+    </w:p>
+    <w:p>
+      <w:pPr>
+        <w:spacing w:before="60" w:after="60"/>
+        <w:ind w:left="360"/>
+      </w:pPr>
+      <w:r>
+        <w:rPr>
+          <w:rFonts w:ascii="Courier New" w:eastAsia="Courier New" w:hAnsi="Courier New" w:cs="Courier New"/>
+          <w:color w:val="1F4E79"/>
+          <w:sz w:val="18"/>
+          <w:szCs w:val="18"/>
+        </w:rPr>
+        <w:t># ── BC Pipeline Agent Pre-Flight Script ──────────────────────────</w:t>
+      </w:r>
+    </w:p>
+    <w:p>
+      <w:pPr>
+        <w:spacing w:before="60" w:after="60"/>
+        <w:ind w:left="360"/>
+      </w:pPr>
+      <w:r>
+        <w:rPr>
+          <w:rFonts w:ascii="Courier New" w:eastAsia="Courier New" w:hAnsi="Courier New" w:cs="Courier New"/>
+          <w:color w:val="1F4E79"/>
+          <w:sz w:val="18"/>
+          <w:szCs w:val="18"/>
+        </w:rPr>
+        <w:t># Prereq: VS Code + AL extension installed, AL: Download Symbols run once</w:t>
+      </w:r>
+    </w:p>
+    <w:p>
+      <w:pPr>
+        <w:spacing w:before="60" w:after="60"/>
+        <w:ind w:left="360"/>
+      </w:pPr>
+    </w:p>
+    <w:p>
+      <w:pPr>
+        <w:spacing w:before="60" w:after="60"/>
+        <w:ind w:left="360"/>
+      </w:pPr>
+      <w:r>
+        <w:rPr>
+          <w:rFonts w:ascii="Courier New" w:eastAsia="Courier New" w:hAnsi="Courier New" w:cs="Courier New"/>
+          <w:color w:val="1F4E79"/>
+          <w:sz w:val="18"/>
+          <w:szCs w:val="18"/>
+        </w:rPr>
+        <w:t>$allAlcExes = Get-ChildItem 'C:\Users' -Directory | ForEach-Object {</w:t>
+      </w:r>
+    </w:p>
+    <w:p>
+      <w:pPr>
+        <w:spacing w:before="60" w:after="60"/>
+        <w:ind w:left="360"/>
+      </w:pPr>
+      <w:r>
+        <w:rPr>
+          <w:rFonts w:ascii="Courier New" w:eastAsia="Courier New" w:hAnsi="Courier New" w:cs="Courier New"/>
+          <w:color w:val="1F4E79"/>
+          <w:sz w:val="18"/>
+          <w:szCs w:val="18"/>
+        </w:rPr>
+        <w:t xml:space="preserve">  Get-ChildItem -Path "$($_.FullName)\.vscode\extensions" ``</w:t>
+      </w:r>
+    </w:p>
+    <w:p>
+      <w:pPr>
+        <w:spacing w:before="60" w:after="60"/>
+        <w:ind w:left="360"/>
+      </w:pPr>
+      <w:r>
+        <w:rPr>
+          <w:rFonts w:ascii="Courier New" w:eastAsia="Courier New" w:hAnsi="Courier New" w:cs="Courier New"/>
+          <w:color w:val="1F4E79"/>
+          <w:sz w:val="18"/>
+          <w:szCs w:val="18"/>
+        </w:rPr>
+        <w:t xml:space="preserve">    -Filter 'alc.exe' -Recurse -ErrorAction SilentlyContinue</w:t>
+      </w:r>
+    </w:p>
+    <w:p>
+      <w:pPr>
+        <w:spacing w:before="60" w:after="60"/>
+        <w:ind w:left="360"/>
+      </w:pPr>
+      <w:r>
+        <w:rPr>
+          <w:rFonts w:ascii="Courier New" w:eastAsia="Courier New" w:hAnsi="Courier New" w:cs="Courier New"/>
+          <w:color w:val="1F4E79"/>
+          <w:sz w:val="18"/>
+          <w:szCs w:val="18"/>
+        </w:rPr>
+        <w:t>} | ForEach-Object {</w:t>
+      </w:r>
+    </w:p>
+    <w:p>
+      <w:pPr>
+        <w:spacing w:before="60" w:after="60"/>
+        <w:ind w:left="360"/>
+      </w:pPr>
+      <w:r>
+        <w:rPr>
+          <w:rFonts w:ascii="Courier New" w:eastAsia="Courier New" w:hAnsi="Courier New" w:cs="Courier New"/>
+          <w:color w:val="1F4E79"/>
+          <w:sz w:val="18"/>
+          <w:szCs w:val="18"/>
+        </w:rPr>
+        <w:t xml:space="preserve">  $v = (Get-Item $_.FullName).VersionInfo.FileVersion</w:t>
+      </w:r>
+    </w:p>
+    <w:p>
+      <w:pPr>
+        <w:spacing w:before="60" w:after="60"/>
+        <w:ind w:left="360"/>
+      </w:pPr>
+      <w:r>
+        <w:rPr>
+          <w:rFonts w:ascii="Courier New" w:eastAsia="Courier New" w:hAnsi="Courier New" w:cs="Courier New"/>
+          <w:color w:val="1F4E79"/>
+          <w:sz w:val="18"/>
+          <w:szCs w:val="18"/>
+        </w:rPr>
+        <w:t xml:space="preserve">  [PSCustomObject]@{ FullName=$_.FullName; Directory=$_.DirectoryName; Version=$v</w:t>
+      </w:r>
+    </w:p>
+    <w:p>
+      <w:pPr>
+        <w:spacing w:before="60" w:after="60"/>
+        <w:ind w:left="360"/>
+      </w:pPr>
+      <w:r>
+        <w:rPr>
+          <w:rFonts w:ascii="Courier New" w:eastAsia="Courier New" w:hAnsi="Courier New" w:cs="Courier New"/>
+          <w:color w:val="1F4E79"/>
+          <w:sz w:val="18"/>
+          <w:szCs w:val="18"/>
+        </w:rPr>
+        <w:t xml:space="preserve">    Major=[int]($v -split '\.')[0]; Minor=[int]($v -split '\.')[1]</w:t>
+      </w:r>
+    </w:p>
+    <w:p>
+      <w:pPr>
+        <w:spacing w:before="60" w:after="60"/>
+        <w:ind w:left="360"/>
+      </w:pPr>
+      <w:r>
+        <w:rPr>
+          <w:rFonts w:ascii="Courier New" w:eastAsia="Courier New" w:hAnsi="Courier New" w:cs="Courier New"/>
+          <w:color w:val="1F4E79"/>
+          <w:sz w:val="18"/>
+          <w:szCs w:val="18"/>
+        </w:rPr>
+        <w:t xml:space="preserve">    Build=[int]($v -split '\.')[2]; Revision=[int]($v -split '\.')[3] }</w:t>
+      </w:r>
+    </w:p>
+    <w:p>
+      <w:pPr>
+        <w:spacing w:before="60" w:after="60"/>
+        <w:ind w:left="360"/>
+      </w:pPr>
+      <w:r>
+        <w:rPr>
+          <w:rFonts w:ascii="Courier New" w:eastAsia="Courier New" w:hAnsi="Courier New" w:cs="Courier New"/>
+          <w:color w:val="1F4E79"/>
+          <w:sz w:val="18"/>
+          <w:szCs w:val="18"/>
+        </w:rPr>
+        <w:t>} | Sort-Object Major,Minor,Build,Revision -Descending</w:t>
+      </w:r>
+    </w:p>
+    <w:p>
+      <w:pPr>
+        <w:spacing w:before="60" w:after="60"/>
+        <w:ind w:left="360"/>
+      </w:pPr>
+    </w:p>
+    <w:p>
+      <w:pPr>
+        <w:spacing w:before="60" w:after="60"/>
+        <w:ind w:left="360"/>
+      </w:pPr>
+      <w:r>
+        <w:rPr>
+          <w:rFonts w:ascii="Courier New" w:eastAsia="Courier New" w:hAnsi="Courier New" w:cs="Courier New"/>
+          <w:color w:val="1F4E79"/>
+          <w:sz w:val="18"/>
+          <w:szCs w:val="18"/>
+        </w:rPr>
+        <w:t>if (-not $allAlcExes) { Write-Error 'No alc.exe found. Run AL: Download Symbols first.'; exit 1 }</w:t>
+      </w:r>
+    </w:p>
+    <w:p>
+      <w:pPr>
+        <w:spacing w:before="60" w:after="60"/>
+        <w:ind w:left="360"/>
+      </w:pPr>
+    </w:p>
+    <w:p>
+      <w:pPr>
+        <w:spacing w:before="60" w:after="60"/>
+        <w:ind w:left="360"/>
+      </w:pPr>
+      <w:r>
+        <w:rPr>
+          <w:rFonts w:ascii="Courier New" w:eastAsia="Courier New" w:hAnsi="Courier New" w:cs="Courier New"/>
+          <w:color w:val="1F4E79"/>
+          <w:sz w:val="18"/>
+          <w:szCs w:val="18"/>
+        </w:rPr>
+        <w:t>$best   = $allAlcExes | Select-Object -First 1</w:t>
+      </w:r>
+    </w:p>
+    <w:p>
+      <w:pPr>
+        <w:spacing w:before="60" w:after="60"/>
+        <w:ind w:left="360"/>
+      </w:pPr>
+      <w:r>
+        <w:rPr>
+          <w:rFonts w:ascii="Courier New" w:eastAsia="Courier New" w:hAnsi="Courier New" w:cs="Courier New"/>
+          <w:color w:val="1F4E79"/>
+          <w:sz w:val="18"/>
+          <w:szCs w:val="18"/>
+        </w:rPr>
+        <w:t>$srcDir = $best.Directory         # e.g. ...\bin\win32</w:t>
+      </w:r>
+    </w:p>
+    <w:p>
+      <w:pPr>
+        <w:spacing w:before="60" w:after="60"/>
+        <w:ind w:left="360"/>
+      </w:pPr>
+      <w:r>
+        <w:rPr>
+          <w:rFonts w:ascii="Courier New" w:eastAsia="Courier New" w:hAnsi="Courier New" w:cs="Courier New"/>
+          <w:color w:val="1F4E79"/>
+          <w:sz w:val="18"/>
+          <w:szCs w:val="18"/>
+        </w:rPr>
+        <w:t>$binDir = Split-Path $srcDir      # e.g. ...\bin  (Analyzers lives here)</w:t>
+      </w:r>
+    </w:p>
+    <w:p>
+      <w:pPr>
+        <w:spacing w:before="60" w:after="60"/>
+        <w:ind w:left="360"/>
+      </w:pPr>
+      <w:r>
+        <w:rPr>
+          <w:rFonts w:ascii="Courier New" w:eastAsia="Courier New" w:hAnsi="Courier New" w:cs="Courier New"/>
+          <w:color w:val="1F4E79"/>
+          <w:sz w:val="18"/>
+          <w:szCs w:val="18"/>
+        </w:rPr>
+        <w:t>$dst    = 'C:\ALCompiler'</w:t>
+      </w:r>
+    </w:p>
+    <w:p>
+      <w:pPr>
+        <w:spacing w:before="60" w:after="60"/>
+        <w:ind w:left="360"/>
+      </w:pPr>
+    </w:p>
+    <w:p>
+      <w:pPr>
+        <w:spacing w:before="60" w:after="60"/>
+        <w:ind w:left="360"/>
+      </w:pPr>
+      <w:r>
+        <w:rPr>
+          <w:rFonts w:ascii="Courier New" w:eastAsia="Courier New" w:hAnsi="Courier New" w:cs="Courier New"/>
+          <w:color w:val="1F4E79"/>
+          <w:sz w:val="18"/>
+          <w:szCs w:val="18"/>
+        </w:rPr>
+        <w:t>New-Item -ItemType Directory -Path $dst -Force | Out-Null</w:t>
+      </w:r>
+    </w:p>
+    <w:p>
+      <w:pPr>
+        <w:spacing w:before="60" w:after="60"/>
+        <w:ind w:left="360"/>
+      </w:pPr>
+      <w:r>
+        <w:rPr>
+          <w:rFonts w:ascii="Courier New" w:eastAsia="Courier New" w:hAnsi="Courier New" w:cs="Courier New"/>
+          <w:color w:val="1F4E79"/>
+          <w:sz w:val="18"/>
+          <w:szCs w:val="18"/>
+        </w:rPr>
+        <w:t>Copy-Item -Path "$srcDir\*" -Destination $dst -Recurse -Force</w:t>
+      </w:r>
+    </w:p>
+    <w:p>
+      <w:pPr>
+        <w:spacing w:before="60" w:after="60"/>
+        <w:ind w:left="360"/>
+      </w:pPr>
+      <w:r>
+        <w:rPr>
+          <w:rFonts w:ascii="Courier New" w:eastAsia="Courier New" w:hAnsi="Courier New" w:cs="Courier New"/>
+          <w:color w:val="1F4E79"/>
+          <w:sz w:val="18"/>
+          <w:szCs w:val="18"/>
+        </w:rPr>
+        <w:t>Write-Host "Compiler v$($best.Version) copied"</w:t>
+      </w:r>
+    </w:p>
+    <w:p>
+      <w:pPr>
+        <w:spacing w:before="60" w:after="60"/>
+        <w:ind w:left="360"/>
+      </w:pPr>
+    </w:p>
+    <w:p>
+      <w:pPr>
+        <w:spacing w:before="60" w:after="60"/>
+        <w:ind w:left="360"/>
+      </w:pPr>
+      <w:r>
+        <w:rPr>
+          <w:rFonts w:ascii="Courier New" w:eastAsia="Courier New" w:hAnsi="Courier New" w:cs="Courier New"/>
+          <w:color w:val="1F4E79"/>
+          <w:sz w:val="18"/>
+          <w:szCs w:val="18"/>
+        </w:rPr>
+        <w:t>$srcAnalyzers = Join-Path $binDir 'Analyzers'</w:t>
+      </w:r>
+    </w:p>
+    <w:p>
+      <w:pPr>
+        <w:spacing w:before="60" w:after="60"/>
+        <w:ind w:left="360"/>
+      </w:pPr>
+      <w:r>
+        <w:rPr>
+          <w:rFonts w:ascii="Courier New" w:eastAsia="Courier New" w:hAnsi="Courier New" w:cs="Courier New"/>
+          <w:color w:val="1F4E79"/>
+          <w:sz w:val="18"/>
+          <w:szCs w:val="18"/>
+        </w:rPr>
+        <w:t>if (Test-Path $srcAnalyzers) {</w:t>
+      </w:r>
+    </w:p>
+    <w:p>
+      <w:pPr>
+        <w:spacing w:before="60" w:after="60"/>
+        <w:ind w:left="360"/>
+      </w:pPr>
+      <w:r>
+        <w:rPr>
+          <w:rFonts w:ascii="Courier New" w:eastAsia="Courier New" w:hAnsi="Courier New" w:cs="Courier New"/>
+          <w:color w:val="1F4E79"/>
+          <w:sz w:val="18"/>
+          <w:szCs w:val="18"/>
+        </w:rPr>
+        <w:t xml:space="preserve">  if (Test-Path "$dst\Analyzers") { Remove-Item "$dst\Analyzers" -Recurse -Force }</w:t>
+      </w:r>
+    </w:p>
+    <w:p>
+      <w:pPr>
+        <w:spacing w:before="60" w:after="60"/>
+        <w:ind w:left="360"/>
+      </w:pPr>
+      <w:r>
+        <w:rPr>
+          <w:rFonts w:ascii="Courier New" w:eastAsia="Courier New" w:hAnsi="Courier New" w:cs="Courier New"/>
+          <w:color w:val="1F4E79"/>
+          <w:sz w:val="18"/>
+          <w:szCs w:val="18"/>
+        </w:rPr>
+        <w:t xml:space="preserve">  Copy-Item -Path $srcAnalyzers -Destination "$dst\Analyzers" -Recurse -Force</w:t>
+      </w:r>
+    </w:p>
+    <w:p>
+      <w:pPr>
+        <w:spacing w:before="60" w:after="60"/>
+        <w:ind w:left="360"/>
+      </w:pPr>
+      <w:r>
+        <w:rPr>
+          <w:rFonts w:ascii="Courier New" w:eastAsia="Courier New" w:hAnsi="Courier New" w:cs="Courier New"/>
+          <w:color w:val="1F4E79"/>
+          <w:sz w:val="18"/>
+          <w:szCs w:val="18"/>
+        </w:rPr>
+        <w:t xml:space="preserve">  Write-Host 'Analyzers copied'</w:t>
+      </w:r>
+    </w:p>
+    <w:p>
+      <w:pPr>
+        <w:spacing w:before="60" w:after="60"/>
+        <w:ind w:left="360"/>
+      </w:pPr>
+      <w:r>
+        <w:rPr>
+          <w:rFonts w:ascii="Courier New" w:eastAsia="Courier New" w:hAnsi="Courier New" w:cs="Courier New"/>
+          <w:color w:val="1F4E79"/>
+          <w:sz w:val="18"/>
+          <w:szCs w:val="18"/>
+        </w:rPr>
+        <w:t>} else { Write-Warning 'Analyzers not found — run AL: Download Symbols first' }</w:t>
+      </w:r>
+    </w:p>
+    <w:p>
+      <w:pPr>
+        <w:spacing w:before="60" w:after="60"/>
+        <w:ind w:left="360"/>
+      </w:pPr>
+    </w:p>
+    <w:p>
+      <w:pPr>
+        <w:spacing w:before="60" w:after="60"/>
+        <w:ind w:left="360"/>
+      </w:pPr>
+      <w:r>
+        <w:rPr>
+          <w:rFonts w:ascii="Courier New" w:eastAsia="Courier New" w:hAnsi="Courier New" w:cs="Courier New"/>
+          <w:color w:val="1F4E79"/>
+          <w:sz w:val="18"/>
+          <w:szCs w:val="18"/>
+        </w:rPr>
+        <w:t>Write-Host '=== Verification ==='</w:t>
+      </w:r>
+    </w:p>
+    <w:p>
+      <w:pPr>
+        <w:spacing w:before="60" w:after="60"/>
+        <w:ind w:left="360"/>
+      </w:pPr>
+      <w:r>
+        <w:rPr>
+          <w:rFonts w:ascii="Courier New" w:eastAsia="Courier New" w:hAnsi="Courier New" w:cs="Courier New"/>
+          <w:color w:val="1F4E79"/>
+          <w:sz w:val="18"/>
+          <w:szCs w:val="18"/>
+        </w:rPr>
+        <w:t>Write-Host "alc.exe             : $(Test-Path "$dst\alc.exe")"</w:t>
+      </w:r>
+    </w:p>
+    <w:p>
+      <w:pPr>
+        <w:spacing w:before="60" w:after="60"/>
+        <w:ind w:left="360"/>
+      </w:pPr>
+      <w:r>
+        <w:rPr>
+          <w:rFonts w:ascii="Courier New" w:eastAsia="Courier New" w:hAnsi="Courier New" w:cs="Courier New"/>
+          <w:color w:val="1F4E79"/>
+          <w:sz w:val="18"/>
+          <w:szCs w:val="18"/>
+        </w:rPr>
+        <w:t>Write-Host "Analyzers           : $(Test-Path "$dst\Analyzers")"</w:t>
+      </w:r>
+    </w:p>
+    <w:p>
+      <w:pPr>
+        <w:spacing w:before="60" w:after="60"/>
+        <w:ind w:left="360"/>
+      </w:pPr>
+      <w:r>
+        <w:rPr>
+          <w:rFonts w:ascii="Courier New" w:eastAsia="Courier New" w:hAnsi="Courier New" w:cs="Courier New"/>
+          <w:color w:val="1F4E79"/>
+          <w:sz w:val="18"/>
+          <w:szCs w:val="18"/>
+        </w:rPr>
+        <w:t>Write-Host "CodeCop.dll         : $(Test-Path "$dst\Analyzers\Microsoft.Dynamics.Nav.CodeCop.dll")"</w:t>
+      </w:r>
+    </w:p>
+    <w:p>
+      <w:pPr>
+        <w:spacing w:before="60" w:after="60"/>
+        <w:ind w:left="360"/>
+      </w:pPr>
+      <w:r>
+        <w:rPr>
+          <w:rFonts w:ascii="Courier New" w:eastAsia="Courier New" w:hAnsi="Courier New" w:cs="Courier New"/>
+          <w:color w:val="1F4E79"/>
+          <w:sz w:val="18"/>
+          <w:szCs w:val="18"/>
+        </w:rPr>
+        <w:t>Write-Host "UICop.dll           : $(Test-Path "$dst\Analyzers\Microsoft.Dynamics.Nav.UICop.dll")"</w:t>
+      </w:r>
+    </w:p>
+    <w:p>
+      <w:pPr>
+        <w:spacing w:before="60" w:after="60"/>
+        <w:ind w:left="360"/>
+      </w:pPr>
+      <w:r>
+        <w:rPr>
+          <w:rFonts w:ascii="Courier New" w:eastAsia="Courier New" w:hAnsi="Courier New" w:cs="Courier New"/>
+          <w:color w:val="1F4E79"/>
+          <w:sz w:val="18"/>
+          <w:szCs w:val="18"/>
+        </w:rPr>
+        <w:t>Write-Host "PTECop.dll          : $(Test-Path "$dst\Analyzers\Microsoft.Dynamics.Nav.PerTenantExtensionCop.dll")"</w:t>
+      </w:r>
+    </w:p>
+    <w:p>
+      <w:pPr>
+        <w:spacing w:before="60" w:after="60"/>
+        <w:ind w:left="360"/>
+      </w:pPr>
+      <w:r>
+        <w:rPr>
+          <w:rFonts w:ascii="Courier New" w:eastAsia="Courier New" w:hAnsi="Courier New" w:cs="Courier New"/>
+          <w:color w:val="1F4E79"/>
+          <w:sz w:val="18"/>
+          <w:szCs w:val="18"/>
+        </w:rPr>
+        <w:lastRenderedPageBreak/>
+        <w:t>Write-Host "Git installed       : $((Get-Command git -ErrorAction SilentlyContinue) -ne `$null)"</w:t>
+      </w:r>
+    </w:p>
+    <w:p>
+      <w:pPr>
+        <w:spacing w:before="60" w:after="60"/>
+        <w:ind w:left="360"/>
+      </w:pPr>
+      <w:r>
+        <w:rPr>
+          <w:rFonts w:ascii="Courier New" w:eastAsia="Courier New" w:hAnsi="Courier New" w:cs="Courier New"/>
+          <w:color w:val="1F4E79"/>
+          <w:sz w:val="18"/>
+          <w:szCs w:val="18"/>
+        </w:rPr>
+        <w:t>Write-Host "Agent service       : $((Get-Service -Name 'vstsagent*' -ErrorAction SilentlyContinue | Where-Object Status -eq 'Running').Count -gt 0)"</w:t>
+      </w:r>
+    </w:p>
+    <w:p>
+      <w:pPr>
+        <w:spacing w:before="160"/>
+      </w:pPr>
+    </w:p>
+    <w:p>
+      <w:pPr>
+        <w:pBdr>
+          <w:left w:val="single" w:sz="12" w:space="8" w:color="2E75B6"/>
+        </w:pBdr>
+        <w:spacing w:before="80" w:after="80"/>
+        <w:ind w:left="360"/>
+      </w:pPr>
       <w:r>
         <w:rPr>
           <w:i/>
@@ -7175,1624 +6928,7 @@
           <w:sz w:val="18"/>
           <w:szCs w:val="18"/>
         </w:rPr>
-        <w:t>alpackages</w:t>
-      </w:r>
-      <w:proofErr w:type="spellEnd"/>
-      <w:r>
-        <w:rPr>
-          <w:i/>
-          <w:iCs/>
-          <w:color w:val="333333"/>
-          <w:sz w:val="18"/>
-          <w:szCs w:val="18"/>
-        </w:rPr>
-        <w:t>, or set environment variables. Everything is fully automated.</w:t>
-      </w:r>
-    </w:p>
-    <w:p>
-      <w:pPr>
-        <w:spacing w:before="120"/>
-      </w:pPr>
-    </w:p>
-    <w:p>
-      <w:pPr>
-        <w:pStyle w:val="Heading2"/>
-      </w:pPr>
-      <w:r>
-        <w:t>9.2 Manual</w:t>
-      </w:r>
-      <w:r>
-        <w:t xml:space="preserve"> (once only per new agent machine)</w:t>
-      </w:r>
-    </w:p>
-    <w:p>
-      <w:pPr>
-        <w:pStyle w:val="ListParagraph"/>
-        <w:numPr>
-          <w:ilvl w:val="0"/>
-          <w:numId w:val="2"/>
-        </w:numPr>
-        <w:spacing w:before="40" w:after="40"/>
-      </w:pPr>
-      <w:r>
-        <w:t>Install Visual Studio Code</w:t>
-      </w:r>
-    </w:p>
-    <w:p>
-      <w:pPr>
-        <w:pStyle w:val="ListParagraph"/>
-        <w:numPr>
-          <w:ilvl w:val="0"/>
-          <w:numId w:val="2"/>
-        </w:numPr>
-        <w:spacing w:before="40" w:after="40"/>
-      </w:pPr>
-      <w:r>
-        <w:t>Install AL Language extension (ms-dynamics-smb.al) from VS Code Marketplace</w:t>
-      </w:r>
-    </w:p>
-    <w:p>
-      <w:pPr>
-        <w:pStyle w:val="ListParagraph"/>
-        <w:numPr>
-          <w:ilvl w:val="0"/>
-          <w:numId w:val="2"/>
-        </w:numPr>
-        <w:spacing w:before="40" w:after="40"/>
-      </w:pPr>
-      <w:r>
-        <w:t>Open any AL project in VS Code → run AL: Download Symbols (</w:t>
-      </w:r>
-      <w:proofErr w:type="spellStart"/>
-      <w:r>
-        <w:t>Ctrl+Shift+P</w:t>
-      </w:r>
-      <w:proofErr w:type="spellEnd"/>
-      <w:r>
-        <w:t>)</w:t>
-      </w:r>
-    </w:p>
-    <w:p>
-      <w:pPr>
-        <w:pStyle w:val="ListParagraph"/>
-        <w:numPr>
-          <w:ilvl w:val="0"/>
-          <w:numId w:val="2"/>
-        </w:numPr>
-        <w:spacing w:before="40" w:after="40"/>
-      </w:pPr>
-      <w:r>
-        <w:t>Install Git for Windows</w:t>
-      </w:r>
-    </w:p>
-    <w:p>
-      <w:pPr>
-        <w:pStyle w:val="ListParagraph"/>
-        <w:numPr>
-          <w:ilvl w:val="0"/>
-          <w:numId w:val="2"/>
-        </w:numPr>
-        <w:spacing w:before="40" w:after="40"/>
-      </w:pPr>
-      <w:r>
-        <w:t>Install and configure Azure DevOps self-hosted agent in BC-</w:t>
-      </w:r>
-      <w:proofErr w:type="spellStart"/>
-      <w:r>
-        <w:t>SelfHosted</w:t>
-      </w:r>
-      <w:proofErr w:type="spellEnd"/>
-      <w:r>
-        <w:t xml:space="preserve"> pool (Section 3)</w:t>
-      </w:r>
-    </w:p>
-    <w:p>
-      <w:pPr>
-        <w:spacing w:before="160"/>
-      </w:pPr>
-    </w:p>
-    <w:p>
-      <w:pPr>
-        <w:pStyle w:val="Heading2"/>
-      </w:pPr>
-      <w:r>
-        <w:t>9.3 Pre</w:t>
-      </w:r>
-      <w:r>
-        <w:t>-Flight Verification Script</w:t>
-      </w:r>
-    </w:p>
-    <w:p>
-      <w:pPr>
-        <w:spacing w:before="80" w:after="80"/>
-      </w:pPr>
-      <w:r>
-        <w:t>Run as Administrator before first pipeline trigger to verify the machine is ready:</w:t>
-      </w:r>
-    </w:p>
-    <w:p>
-      <w:pPr>
-        <w:spacing w:before="80"/>
-      </w:pPr>
-    </w:p>
-    <w:p>
-      <w:pPr>
-        <w:spacing w:before="60" w:after="60"/>
-        <w:ind w:left="360"/>
-      </w:pPr>
-      <w:r>
-        <w:rPr>
-          <w:rFonts w:ascii="Courier New" w:eastAsia="Courier New" w:hAnsi="Courier New" w:cs="Courier New"/>
-          <w:color w:val="1F4E79"/>
-          <w:sz w:val="18"/>
-          <w:szCs w:val="18"/>
-        </w:rPr>
-        <w:t># ── BC Pipeline Agent Pre-Flight Script ──────────────────────────</w:t>
-      </w:r>
-    </w:p>
-    <w:p>
-      <w:pPr>
-        <w:spacing w:before="60" w:after="60"/>
-        <w:ind w:left="360"/>
-      </w:pPr>
-      <w:r>
-        <w:rPr>
-          <w:rFonts w:ascii="Courier New" w:eastAsia="Courier New" w:hAnsi="Courier New" w:cs="Courier New"/>
-          <w:color w:val="1F4E79"/>
-          <w:sz w:val="18"/>
-          <w:szCs w:val="18"/>
-        </w:rPr>
-        <w:t xml:space="preserve"># </w:t>
-      </w:r>
-      <w:proofErr w:type="spellStart"/>
-      <w:r>
-        <w:rPr>
-          <w:rFonts w:ascii="Courier New" w:eastAsia="Courier New" w:hAnsi="Courier New" w:cs="Courier New"/>
-          <w:color w:val="1F4E79"/>
-          <w:sz w:val="18"/>
-          <w:szCs w:val="18"/>
-        </w:rPr>
-        <w:t>Prereq</w:t>
-      </w:r>
-      <w:proofErr w:type="spellEnd"/>
-      <w:r>
-        <w:rPr>
-          <w:rFonts w:ascii="Courier New" w:eastAsia="Courier New" w:hAnsi="Courier New" w:cs="Courier New"/>
-          <w:color w:val="1F4E79"/>
-          <w:sz w:val="18"/>
-          <w:szCs w:val="18"/>
-        </w:rPr>
-        <w:t>: VS Code + AL extension installed, AL: Download Symbols run once</w:t>
-      </w:r>
-    </w:p>
-    <w:p>
-      <w:pPr>
-        <w:spacing w:before="60" w:after="60"/>
-        <w:ind w:left="360"/>
-      </w:pPr>
-    </w:p>
-    <w:p>
-      <w:pPr>
-        <w:spacing w:before="60" w:after="60"/>
-        <w:ind w:left="360"/>
-      </w:pPr>
-      <w:r>
-        <w:rPr>
-          <w:rFonts w:ascii="Courier New" w:eastAsia="Courier New" w:hAnsi="Courier New" w:cs="Courier New"/>
-          <w:color w:val="1F4E79"/>
-          <w:sz w:val="18"/>
-          <w:szCs w:val="18"/>
-        </w:rPr>
-        <w:t>$</w:t>
-      </w:r>
-      <w:proofErr w:type="spellStart"/>
-      <w:r>
-        <w:rPr>
-          <w:rFonts w:ascii="Courier New" w:eastAsia="Courier New" w:hAnsi="Courier New" w:cs="Courier New"/>
-          <w:color w:val="1F4E79"/>
-          <w:sz w:val="18"/>
-          <w:szCs w:val="18"/>
-        </w:rPr>
-        <w:t>allAlcExes</w:t>
-      </w:r>
-      <w:proofErr w:type="spellEnd"/>
-      <w:r>
-        <w:rPr>
-          <w:rFonts w:ascii="Courier New" w:eastAsia="Courier New" w:hAnsi="Courier New" w:cs="Courier New"/>
-          <w:color w:val="1F4E79"/>
-          <w:sz w:val="18"/>
-          <w:szCs w:val="18"/>
-        </w:rPr>
-        <w:t xml:space="preserve"> = Get-</w:t>
-      </w:r>
-      <w:proofErr w:type="spellStart"/>
-      <w:r>
-        <w:rPr>
-          <w:rFonts w:ascii="Courier New" w:eastAsia="Courier New" w:hAnsi="Courier New" w:cs="Courier New"/>
-          <w:color w:val="1F4E79"/>
-          <w:sz w:val="18"/>
-          <w:szCs w:val="18"/>
-        </w:rPr>
-        <w:t>ChildItem</w:t>
-      </w:r>
-      <w:proofErr w:type="spellEnd"/>
-      <w:r>
-        <w:rPr>
-          <w:rFonts w:ascii="Courier New" w:eastAsia="Courier New" w:hAnsi="Courier New" w:cs="Courier New"/>
-          <w:color w:val="1F4E79"/>
-          <w:sz w:val="18"/>
-          <w:szCs w:val="18"/>
-        </w:rPr>
-        <w:t xml:space="preserve"> 'C:\Users' -Directory | </w:t>
-      </w:r>
-      <w:proofErr w:type="spellStart"/>
-      <w:r>
-        <w:rPr>
-          <w:rFonts w:ascii="Courier New" w:eastAsia="Courier New" w:hAnsi="Courier New" w:cs="Courier New"/>
-          <w:color w:val="1F4E79"/>
-          <w:sz w:val="18"/>
-          <w:szCs w:val="18"/>
-        </w:rPr>
-        <w:t>ForEach</w:t>
-      </w:r>
-      <w:proofErr w:type="spellEnd"/>
-      <w:r>
-        <w:rPr>
-          <w:rFonts w:ascii="Courier New" w:eastAsia="Courier New" w:hAnsi="Courier New" w:cs="Courier New"/>
-          <w:color w:val="1F4E79"/>
-          <w:sz w:val="18"/>
-          <w:szCs w:val="18"/>
-        </w:rPr>
-        <w:t>-Object {</w:t>
-      </w:r>
-    </w:p>
-    <w:p>
-      <w:pPr>
-        <w:spacing w:before="60" w:after="60"/>
-        <w:ind w:left="360"/>
-      </w:pPr>
-      <w:r>
-        <w:rPr>
-          <w:rFonts w:ascii="Courier New" w:eastAsia="Courier New" w:hAnsi="Courier New" w:cs="Courier New"/>
-          <w:color w:val="1F4E79"/>
-          <w:sz w:val="18"/>
-          <w:szCs w:val="18"/>
-        </w:rPr>
-        <w:t xml:space="preserve">  Get-</w:t>
-      </w:r>
-      <w:proofErr w:type="spellStart"/>
-      <w:r>
-        <w:rPr>
-          <w:rFonts w:ascii="Courier New" w:eastAsia="Courier New" w:hAnsi="Courier New" w:cs="Courier New"/>
-          <w:color w:val="1F4E79"/>
-          <w:sz w:val="18"/>
-          <w:szCs w:val="18"/>
-        </w:rPr>
-        <w:t>ChildItem</w:t>
-      </w:r>
-      <w:proofErr w:type="spellEnd"/>
-      <w:r>
-        <w:rPr>
-          <w:rFonts w:ascii="Courier New" w:eastAsia="Courier New" w:hAnsi="Courier New" w:cs="Courier New"/>
-          <w:color w:val="1F4E79"/>
-          <w:sz w:val="18"/>
-          <w:szCs w:val="18"/>
-        </w:rPr>
-        <w:t xml:space="preserve"> -Path "$($_.</w:t>
-      </w:r>
-      <w:proofErr w:type="spellStart"/>
-      <w:r>
-        <w:rPr>
-          <w:rFonts w:ascii="Courier New" w:eastAsia="Courier New" w:hAnsi="Courier New" w:cs="Courier New"/>
-          <w:color w:val="1F4E79"/>
-          <w:sz w:val="18"/>
-          <w:szCs w:val="18"/>
-        </w:rPr>
-        <w:t>FullName</w:t>
-      </w:r>
-      <w:proofErr w:type="spellEnd"/>
-      <w:r>
-        <w:rPr>
-          <w:rFonts w:ascii="Courier New" w:eastAsia="Courier New" w:hAnsi="Courier New" w:cs="Courier New"/>
-          <w:color w:val="1F4E79"/>
-          <w:sz w:val="18"/>
-          <w:szCs w:val="18"/>
-        </w:rPr>
-        <w:t>)\.</w:t>
-      </w:r>
-      <w:proofErr w:type="spellStart"/>
-      <w:r>
-        <w:rPr>
-          <w:rFonts w:ascii="Courier New" w:eastAsia="Courier New" w:hAnsi="Courier New" w:cs="Courier New"/>
-          <w:color w:val="1F4E79"/>
-          <w:sz w:val="18"/>
-          <w:szCs w:val="18"/>
-        </w:rPr>
-        <w:t>vscode</w:t>
-      </w:r>
-      <w:proofErr w:type="spellEnd"/>
-      <w:r>
-        <w:rPr>
-          <w:rFonts w:ascii="Courier New" w:eastAsia="Courier New" w:hAnsi="Courier New" w:cs="Courier New"/>
-          <w:color w:val="1F4E79"/>
-          <w:sz w:val="18"/>
-          <w:szCs w:val="18"/>
-        </w:rPr>
-        <w:t>\extensions" ``</w:t>
-      </w:r>
-    </w:p>
-    <w:p>
-      <w:pPr>
-        <w:spacing w:before="60" w:after="60"/>
-        <w:ind w:left="360"/>
-      </w:pPr>
-      <w:r>
-        <w:rPr>
-          <w:rFonts w:ascii="Courier New" w:eastAsia="Courier New" w:hAnsi="Courier New" w:cs="Courier New"/>
-          <w:color w:val="1F4E79"/>
-          <w:sz w:val="18"/>
-          <w:szCs w:val="18"/>
-        </w:rPr>
-        <w:t xml:space="preserve">    -Filter 'alc.exe' -Recurse -</w:t>
-      </w:r>
-      <w:proofErr w:type="spellStart"/>
-      <w:r>
-        <w:rPr>
-          <w:rFonts w:ascii="Courier New" w:eastAsia="Courier New" w:hAnsi="Courier New" w:cs="Courier New"/>
-          <w:color w:val="1F4E79"/>
-          <w:sz w:val="18"/>
-          <w:szCs w:val="18"/>
-        </w:rPr>
-        <w:t>ErrorAction</w:t>
-      </w:r>
-      <w:proofErr w:type="spellEnd"/>
-      <w:r>
-        <w:rPr>
-          <w:rFonts w:ascii="Courier New" w:eastAsia="Courier New" w:hAnsi="Courier New" w:cs="Courier New"/>
-          <w:color w:val="1F4E79"/>
-          <w:sz w:val="18"/>
-          <w:szCs w:val="18"/>
-        </w:rPr>
-        <w:t xml:space="preserve"> </w:t>
-      </w:r>
-      <w:proofErr w:type="spellStart"/>
-      <w:r>
-        <w:rPr>
-          <w:rFonts w:ascii="Courier New" w:eastAsia="Courier New" w:hAnsi="Courier New" w:cs="Courier New"/>
-          <w:color w:val="1F4E79"/>
-          <w:sz w:val="18"/>
-          <w:szCs w:val="18"/>
-        </w:rPr>
-        <w:t>SilentlyContinue</w:t>
-      </w:r>
-      <w:proofErr w:type="spellEnd"/>
-    </w:p>
-    <w:p>
-      <w:pPr>
-        <w:spacing w:before="60" w:after="60"/>
-        <w:ind w:left="360"/>
-      </w:pPr>
-      <w:r>
-        <w:rPr>
-          <w:rFonts w:ascii="Courier New" w:eastAsia="Courier New" w:hAnsi="Courier New" w:cs="Courier New"/>
-          <w:color w:val="1F4E79"/>
-          <w:sz w:val="18"/>
-          <w:szCs w:val="18"/>
-        </w:rPr>
-        <w:t xml:space="preserve">} | </w:t>
-      </w:r>
-      <w:proofErr w:type="spellStart"/>
-      <w:r>
-        <w:rPr>
-          <w:rFonts w:ascii="Courier New" w:eastAsia="Courier New" w:hAnsi="Courier New" w:cs="Courier New"/>
-          <w:color w:val="1F4E79"/>
-          <w:sz w:val="18"/>
-          <w:szCs w:val="18"/>
-        </w:rPr>
-        <w:t>ForEach</w:t>
-      </w:r>
-      <w:proofErr w:type="spellEnd"/>
-      <w:r>
-        <w:rPr>
-          <w:rFonts w:ascii="Courier New" w:eastAsia="Courier New" w:hAnsi="Courier New" w:cs="Courier New"/>
-          <w:color w:val="1F4E79"/>
-          <w:sz w:val="18"/>
-          <w:szCs w:val="18"/>
-        </w:rPr>
-        <w:t>-Object {</w:t>
-      </w:r>
-    </w:p>
-    <w:p>
-      <w:pPr>
-        <w:spacing w:before="60" w:after="60"/>
-        <w:ind w:left="360"/>
-      </w:pPr>
-      <w:r>
-        <w:rPr>
-          <w:rFonts w:ascii="Courier New" w:eastAsia="Courier New" w:hAnsi="Courier New" w:cs="Courier New"/>
-          <w:color w:val="1F4E79"/>
-          <w:sz w:val="18"/>
-          <w:szCs w:val="18"/>
-        </w:rPr>
-        <w:t xml:space="preserve">  $v = (Get-Item $_.</w:t>
-      </w:r>
-      <w:proofErr w:type="spellStart"/>
-      <w:r>
-        <w:rPr>
-          <w:rFonts w:ascii="Courier New" w:eastAsia="Courier New" w:hAnsi="Courier New" w:cs="Courier New"/>
-          <w:color w:val="1F4E79"/>
-          <w:sz w:val="18"/>
-          <w:szCs w:val="18"/>
-        </w:rPr>
-        <w:t>FullName</w:t>
-      </w:r>
-      <w:proofErr w:type="spellEnd"/>
-      <w:r>
-        <w:rPr>
-          <w:rFonts w:ascii="Courier New" w:eastAsia="Courier New" w:hAnsi="Courier New" w:cs="Courier New"/>
-          <w:color w:val="1F4E79"/>
-          <w:sz w:val="18"/>
-          <w:szCs w:val="18"/>
-        </w:rPr>
-        <w:t>).</w:t>
-      </w:r>
-      <w:proofErr w:type="spellStart"/>
-      <w:r>
-        <w:rPr>
-          <w:rFonts w:ascii="Courier New" w:eastAsia="Courier New" w:hAnsi="Courier New" w:cs="Courier New"/>
-          <w:color w:val="1F4E79"/>
-          <w:sz w:val="18"/>
-          <w:szCs w:val="18"/>
-        </w:rPr>
-        <w:t>VersionInfo.FileVersion</w:t>
-      </w:r>
-      <w:proofErr w:type="spellEnd"/>
-    </w:p>
-    <w:p>
-      <w:pPr>
-        <w:spacing w:before="60" w:after="60"/>
-        <w:ind w:left="360"/>
-      </w:pPr>
-      <w:r>
-        <w:rPr>
-          <w:rFonts w:ascii="Courier New" w:eastAsia="Courier New" w:hAnsi="Courier New" w:cs="Courier New"/>
-          <w:color w:val="1F4E79"/>
-          <w:sz w:val="18"/>
-          <w:szCs w:val="18"/>
-        </w:rPr>
-        <w:t xml:space="preserve">  [</w:t>
-      </w:r>
-      <w:proofErr w:type="spellStart"/>
-      <w:r>
-        <w:rPr>
-          <w:rFonts w:ascii="Courier New" w:eastAsia="Courier New" w:hAnsi="Courier New" w:cs="Courier New"/>
-          <w:color w:val="1F4E79"/>
-          <w:sz w:val="18"/>
-          <w:szCs w:val="18"/>
-        </w:rPr>
-        <w:t>PSCustomObject</w:t>
-      </w:r>
-      <w:proofErr w:type="spellEnd"/>
-      <w:r>
-        <w:rPr>
-          <w:rFonts w:ascii="Courier New" w:eastAsia="Courier New" w:hAnsi="Courier New" w:cs="Courier New"/>
-          <w:color w:val="1F4E79"/>
-          <w:sz w:val="18"/>
-          <w:szCs w:val="18"/>
-        </w:rPr>
-        <w:t xml:space="preserve">]@{ </w:t>
-      </w:r>
-      <w:proofErr w:type="spellStart"/>
-      <w:r>
-        <w:rPr>
-          <w:rFonts w:ascii="Courier New" w:eastAsia="Courier New" w:hAnsi="Courier New" w:cs="Courier New"/>
-          <w:color w:val="1F4E79"/>
-          <w:sz w:val="18"/>
-          <w:szCs w:val="18"/>
-        </w:rPr>
-        <w:t>FullName</w:t>
-      </w:r>
-      <w:proofErr w:type="spellEnd"/>
-      <w:r>
-        <w:rPr>
-          <w:rFonts w:ascii="Courier New" w:eastAsia="Courier New" w:hAnsi="Courier New" w:cs="Courier New"/>
-          <w:color w:val="1F4E79"/>
-          <w:sz w:val="18"/>
-          <w:szCs w:val="18"/>
-        </w:rPr>
-        <w:t>=$_.</w:t>
-      </w:r>
-      <w:proofErr w:type="spellStart"/>
-      <w:r>
-        <w:rPr>
-          <w:rFonts w:ascii="Courier New" w:eastAsia="Courier New" w:hAnsi="Courier New" w:cs="Courier New"/>
-          <w:color w:val="1F4E79"/>
-          <w:sz w:val="18"/>
-          <w:szCs w:val="18"/>
-        </w:rPr>
-        <w:t>FullName</w:t>
-      </w:r>
-      <w:proofErr w:type="spellEnd"/>
-      <w:r>
-        <w:rPr>
-          <w:rFonts w:ascii="Courier New" w:eastAsia="Courier New" w:hAnsi="Courier New" w:cs="Courier New"/>
-          <w:color w:val="1F4E79"/>
-          <w:sz w:val="18"/>
-          <w:szCs w:val="18"/>
-        </w:rPr>
-        <w:t>; Directory=$_.</w:t>
-      </w:r>
-      <w:proofErr w:type="spellStart"/>
-      <w:r>
-        <w:rPr>
-          <w:rFonts w:ascii="Courier New" w:eastAsia="Courier New" w:hAnsi="Courier New" w:cs="Courier New"/>
-          <w:color w:val="1F4E79"/>
-          <w:sz w:val="18"/>
-          <w:szCs w:val="18"/>
-        </w:rPr>
-        <w:t>DirectoryName</w:t>
-      </w:r>
-      <w:proofErr w:type="spellEnd"/>
-      <w:r>
-        <w:rPr>
-          <w:rFonts w:ascii="Courier New" w:eastAsia="Courier New" w:hAnsi="Courier New" w:cs="Courier New"/>
-          <w:color w:val="1F4E79"/>
-          <w:sz w:val="18"/>
-          <w:szCs w:val="18"/>
-        </w:rPr>
-        <w:t>; Version=$v</w:t>
-      </w:r>
-    </w:p>
-    <w:p>
-      <w:pPr>
-        <w:spacing w:before="60" w:after="60"/>
-        <w:ind w:left="360"/>
-      </w:pPr>
-      <w:r>
-        <w:rPr>
-          <w:rFonts w:ascii="Courier New" w:eastAsia="Courier New" w:hAnsi="Courier New" w:cs="Courier New"/>
-          <w:color w:val="1F4E79"/>
-          <w:sz w:val="18"/>
-          <w:szCs w:val="18"/>
-        </w:rPr>
-        <w:t xml:space="preserve">    Major=[int]($v -split '\.')[0]; Minor=[int]($v -split '\.')[1]</w:t>
-      </w:r>
-    </w:p>
-    <w:p>
-      <w:pPr>
-        <w:spacing w:before="60" w:after="60"/>
-        <w:ind w:left="360"/>
-      </w:pPr>
-      <w:r>
-        <w:rPr>
-          <w:rFonts w:ascii="Courier New" w:eastAsia="Courier New" w:hAnsi="Courier New" w:cs="Courier New"/>
-          <w:color w:val="1F4E79"/>
-          <w:sz w:val="18"/>
-          <w:szCs w:val="18"/>
-        </w:rPr>
-        <w:t xml:space="preserve">    Build=[int]($v -split '\.')[2]; Revision=[int]($v -split '\.')[3] }</w:t>
-      </w:r>
-    </w:p>
-    <w:p>
-      <w:pPr>
-        <w:spacing w:before="60" w:after="60"/>
-        <w:ind w:left="360"/>
-      </w:pPr>
-      <w:r>
-        <w:rPr>
-          <w:rFonts w:ascii="Courier New" w:eastAsia="Courier New" w:hAnsi="Courier New" w:cs="Courier New"/>
-          <w:color w:val="1F4E79"/>
-          <w:sz w:val="18"/>
-          <w:szCs w:val="18"/>
-        </w:rPr>
-        <w:t xml:space="preserve">} | Sort-Object </w:t>
-      </w:r>
-      <w:proofErr w:type="spellStart"/>
-      <w:r>
-        <w:rPr>
-          <w:rFonts w:ascii="Courier New" w:eastAsia="Courier New" w:hAnsi="Courier New" w:cs="Courier New"/>
-          <w:color w:val="1F4E79"/>
-          <w:sz w:val="18"/>
-          <w:szCs w:val="18"/>
-        </w:rPr>
-        <w:t>Major,Minor,Build,Revision</w:t>
-      </w:r>
-      <w:proofErr w:type="spellEnd"/>
-      <w:r>
-        <w:rPr>
-          <w:rFonts w:ascii="Courier New" w:eastAsia="Courier New" w:hAnsi="Courier New" w:cs="Courier New"/>
-          <w:color w:val="1F4E79"/>
-          <w:sz w:val="18"/>
-          <w:szCs w:val="18"/>
-        </w:rPr>
-        <w:t xml:space="preserve"> -Descending</w:t>
-      </w:r>
-    </w:p>
-    <w:p>
-      <w:pPr>
-        <w:spacing w:before="60" w:after="60"/>
-        <w:ind w:left="360"/>
-      </w:pPr>
-    </w:p>
-    <w:p>
-      <w:pPr>
-        <w:spacing w:before="60" w:after="60"/>
-        <w:ind w:left="360"/>
-      </w:pPr>
-      <w:r>
-        <w:rPr>
-          <w:rFonts w:ascii="Courier New" w:eastAsia="Courier New" w:hAnsi="Courier New" w:cs="Courier New"/>
-          <w:color w:val="1F4E79"/>
-          <w:sz w:val="18"/>
-          <w:szCs w:val="18"/>
-        </w:rPr>
-        <w:t>if (-not $</w:t>
-      </w:r>
-      <w:proofErr w:type="spellStart"/>
-      <w:r>
-        <w:rPr>
-          <w:rFonts w:ascii="Courier New" w:eastAsia="Courier New" w:hAnsi="Courier New" w:cs="Courier New"/>
-          <w:color w:val="1F4E79"/>
-          <w:sz w:val="18"/>
-          <w:szCs w:val="18"/>
-        </w:rPr>
-        <w:t>allAlcExes</w:t>
-      </w:r>
-      <w:proofErr w:type="spellEnd"/>
-      <w:r>
-        <w:rPr>
-          <w:rFonts w:ascii="Courier New" w:eastAsia="Courier New" w:hAnsi="Courier New" w:cs="Courier New"/>
-          <w:color w:val="1F4E79"/>
-          <w:sz w:val="18"/>
-          <w:szCs w:val="18"/>
-        </w:rPr>
-        <w:t>) { Write-Error 'No alc.exe found. Run AL: Download Symbols first.'; exit 1 }</w:t>
-      </w:r>
-    </w:p>
-    <w:p>
-      <w:pPr>
-        <w:spacing w:before="60" w:after="60"/>
-        <w:ind w:left="360"/>
-      </w:pPr>
-    </w:p>
-    <w:p>
-      <w:pPr>
-        <w:spacing w:before="60" w:after="60"/>
-        <w:ind w:left="360"/>
-      </w:pPr>
-      <w:r>
-        <w:rPr>
-          <w:rFonts w:ascii="Courier New" w:eastAsia="Courier New" w:hAnsi="Courier New" w:cs="Courier New"/>
-          <w:color w:val="1F4E79"/>
-          <w:sz w:val="18"/>
-          <w:szCs w:val="18"/>
-        </w:rPr>
-        <w:lastRenderedPageBreak/>
-        <w:t>$best   = $</w:t>
-      </w:r>
-      <w:proofErr w:type="spellStart"/>
-      <w:r>
-        <w:rPr>
-          <w:rFonts w:ascii="Courier New" w:eastAsia="Courier New" w:hAnsi="Courier New" w:cs="Courier New"/>
-          <w:color w:val="1F4E79"/>
-          <w:sz w:val="18"/>
-          <w:szCs w:val="18"/>
-        </w:rPr>
-        <w:t>allAlcExes</w:t>
-      </w:r>
-      <w:proofErr w:type="spellEnd"/>
-      <w:r>
-        <w:rPr>
-          <w:rFonts w:ascii="Courier New" w:eastAsia="Courier New" w:hAnsi="Courier New" w:cs="Courier New"/>
-          <w:color w:val="1F4E79"/>
-          <w:sz w:val="18"/>
-          <w:szCs w:val="18"/>
-        </w:rPr>
-        <w:t xml:space="preserve"> | Select-Object -First 1</w:t>
-      </w:r>
-    </w:p>
-    <w:p>
-      <w:pPr>
-        <w:spacing w:before="60" w:after="60"/>
-        <w:ind w:left="360"/>
-      </w:pPr>
-      <w:r>
-        <w:rPr>
-          <w:rFonts w:ascii="Courier New" w:eastAsia="Courier New" w:hAnsi="Courier New" w:cs="Courier New"/>
-          <w:color w:val="1F4E79"/>
-          <w:sz w:val="18"/>
-          <w:szCs w:val="18"/>
-        </w:rPr>
-        <w:t>$</w:t>
-      </w:r>
-      <w:proofErr w:type="spellStart"/>
-      <w:r>
-        <w:rPr>
-          <w:rFonts w:ascii="Courier New" w:eastAsia="Courier New" w:hAnsi="Courier New" w:cs="Courier New"/>
-          <w:color w:val="1F4E79"/>
-          <w:sz w:val="18"/>
-          <w:szCs w:val="18"/>
-        </w:rPr>
-        <w:t>srcDir</w:t>
-      </w:r>
-      <w:proofErr w:type="spellEnd"/>
-      <w:r>
-        <w:rPr>
-          <w:rFonts w:ascii="Courier New" w:eastAsia="Courier New" w:hAnsi="Courier New" w:cs="Courier New"/>
-          <w:color w:val="1F4E79"/>
-          <w:sz w:val="18"/>
-          <w:szCs w:val="18"/>
-        </w:rPr>
-        <w:t xml:space="preserve"> = $</w:t>
-      </w:r>
-      <w:proofErr w:type="spellStart"/>
-      <w:r>
-        <w:rPr>
-          <w:rFonts w:ascii="Courier New" w:eastAsia="Courier New" w:hAnsi="Courier New" w:cs="Courier New"/>
-          <w:color w:val="1F4E79"/>
-          <w:sz w:val="18"/>
-          <w:szCs w:val="18"/>
-        </w:rPr>
-        <w:t>best.Directory</w:t>
-      </w:r>
-      <w:proofErr w:type="spellEnd"/>
-      <w:r>
-        <w:rPr>
-          <w:rFonts w:ascii="Courier New" w:eastAsia="Courier New" w:hAnsi="Courier New" w:cs="Courier New"/>
-          <w:color w:val="1F4E79"/>
-          <w:sz w:val="18"/>
-          <w:szCs w:val="18"/>
-        </w:rPr>
-        <w:t xml:space="preserve">         # e.g. ...\bin\win32</w:t>
-      </w:r>
-    </w:p>
-    <w:p>
-      <w:pPr>
-        <w:spacing w:before="60" w:after="60"/>
-        <w:ind w:left="360"/>
-      </w:pPr>
-      <w:r>
-        <w:rPr>
-          <w:rFonts w:ascii="Courier New" w:eastAsia="Courier New" w:hAnsi="Courier New" w:cs="Courier New"/>
-          <w:color w:val="1F4E79"/>
-          <w:sz w:val="18"/>
-          <w:szCs w:val="18"/>
-        </w:rPr>
-        <w:t>$</w:t>
-      </w:r>
-      <w:proofErr w:type="spellStart"/>
-      <w:r>
-        <w:rPr>
-          <w:rFonts w:ascii="Courier New" w:eastAsia="Courier New" w:hAnsi="Courier New" w:cs="Courier New"/>
-          <w:color w:val="1F4E79"/>
-          <w:sz w:val="18"/>
-          <w:szCs w:val="18"/>
-        </w:rPr>
-        <w:t>binDir</w:t>
-      </w:r>
-      <w:proofErr w:type="spellEnd"/>
-      <w:r>
-        <w:rPr>
-          <w:rFonts w:ascii="Courier New" w:eastAsia="Courier New" w:hAnsi="Courier New" w:cs="Courier New"/>
-          <w:color w:val="1F4E79"/>
-          <w:sz w:val="18"/>
-          <w:szCs w:val="18"/>
-        </w:rPr>
-        <w:t xml:space="preserve"> = Split-Path $</w:t>
-      </w:r>
-      <w:proofErr w:type="spellStart"/>
-      <w:r>
-        <w:rPr>
-          <w:rFonts w:ascii="Courier New" w:eastAsia="Courier New" w:hAnsi="Courier New" w:cs="Courier New"/>
-          <w:color w:val="1F4E79"/>
-          <w:sz w:val="18"/>
-          <w:szCs w:val="18"/>
-        </w:rPr>
-        <w:t>srcDir</w:t>
-      </w:r>
-      <w:proofErr w:type="spellEnd"/>
-      <w:r>
-        <w:rPr>
-          <w:rFonts w:ascii="Courier New" w:eastAsia="Courier New" w:hAnsi="Courier New" w:cs="Courier New"/>
-          <w:color w:val="1F4E79"/>
-          <w:sz w:val="18"/>
-          <w:szCs w:val="18"/>
-        </w:rPr>
-        <w:t xml:space="preserve">      # e.g. ...\bin  (Analyzers lives here)</w:t>
-      </w:r>
-    </w:p>
-    <w:p>
-      <w:pPr>
-        <w:spacing w:before="60" w:after="60"/>
-        <w:ind w:left="360"/>
-      </w:pPr>
-      <w:r>
-        <w:rPr>
-          <w:rFonts w:ascii="Courier New" w:eastAsia="Courier New" w:hAnsi="Courier New" w:cs="Courier New"/>
-          <w:color w:val="1F4E79"/>
-          <w:sz w:val="18"/>
-          <w:szCs w:val="18"/>
-        </w:rPr>
-        <w:t>$</w:t>
-      </w:r>
-      <w:proofErr w:type="spellStart"/>
-      <w:r>
-        <w:rPr>
-          <w:rFonts w:ascii="Courier New" w:eastAsia="Courier New" w:hAnsi="Courier New" w:cs="Courier New"/>
-          <w:color w:val="1F4E79"/>
-          <w:sz w:val="18"/>
-          <w:szCs w:val="18"/>
-        </w:rPr>
-        <w:t>dst</w:t>
-      </w:r>
-      <w:proofErr w:type="spellEnd"/>
-      <w:r>
-        <w:rPr>
-          <w:rFonts w:ascii="Courier New" w:eastAsia="Courier New" w:hAnsi="Courier New" w:cs="Courier New"/>
-          <w:color w:val="1F4E79"/>
-          <w:sz w:val="18"/>
-          <w:szCs w:val="18"/>
-        </w:rPr>
-        <w:t xml:space="preserve">    = 'C:\</w:t>
-      </w:r>
-      <w:proofErr w:type="spellStart"/>
-      <w:r>
-        <w:rPr>
-          <w:rFonts w:ascii="Courier New" w:eastAsia="Courier New" w:hAnsi="Courier New" w:cs="Courier New"/>
-          <w:color w:val="1F4E79"/>
-          <w:sz w:val="18"/>
-          <w:szCs w:val="18"/>
-        </w:rPr>
-        <w:t>ALCompiler</w:t>
-      </w:r>
-      <w:proofErr w:type="spellEnd"/>
-      <w:r>
-        <w:rPr>
-          <w:rFonts w:ascii="Courier New" w:eastAsia="Courier New" w:hAnsi="Courier New" w:cs="Courier New"/>
-          <w:color w:val="1F4E79"/>
-          <w:sz w:val="18"/>
-          <w:szCs w:val="18"/>
-        </w:rPr>
-        <w:t>'</w:t>
-      </w:r>
-    </w:p>
-    <w:p>
-      <w:pPr>
-        <w:spacing w:before="60" w:after="60"/>
-        <w:ind w:left="360"/>
-      </w:pPr>
-    </w:p>
-    <w:p>
-      <w:pPr>
-        <w:spacing w:before="60" w:after="60"/>
-        <w:ind w:left="360"/>
-      </w:pPr>
-      <w:r>
-        <w:rPr>
-          <w:rFonts w:ascii="Courier New" w:eastAsia="Courier New" w:hAnsi="Courier New" w:cs="Courier New"/>
-          <w:color w:val="1F4E79"/>
-          <w:sz w:val="18"/>
-          <w:szCs w:val="18"/>
-        </w:rPr>
-        <w:t>New-Item -ItemType Directory -Path $</w:t>
-      </w:r>
-      <w:proofErr w:type="spellStart"/>
-      <w:r>
-        <w:rPr>
-          <w:rFonts w:ascii="Courier New" w:eastAsia="Courier New" w:hAnsi="Courier New" w:cs="Courier New"/>
-          <w:color w:val="1F4E79"/>
-          <w:sz w:val="18"/>
-          <w:szCs w:val="18"/>
-        </w:rPr>
-        <w:t>dst</w:t>
-      </w:r>
-      <w:proofErr w:type="spellEnd"/>
-      <w:r>
-        <w:rPr>
-          <w:rFonts w:ascii="Courier New" w:eastAsia="Courier New" w:hAnsi="Courier New" w:cs="Courier New"/>
-          <w:color w:val="1F4E79"/>
-          <w:sz w:val="18"/>
-          <w:szCs w:val="18"/>
-        </w:rPr>
-        <w:t xml:space="preserve"> -Force | Out-Null</w:t>
-      </w:r>
-    </w:p>
-    <w:p>
-      <w:pPr>
-        <w:spacing w:before="60" w:after="60"/>
-        <w:ind w:left="360"/>
-      </w:pPr>
-      <w:r>
-        <w:rPr>
-          <w:rFonts w:ascii="Courier New" w:eastAsia="Courier New" w:hAnsi="Courier New" w:cs="Courier New"/>
-          <w:color w:val="1F4E79"/>
-          <w:sz w:val="18"/>
-          <w:szCs w:val="18"/>
-        </w:rPr>
-        <w:t>Copy-Item -Path "$</w:t>
-      </w:r>
-      <w:proofErr w:type="spellStart"/>
-      <w:r>
-        <w:rPr>
-          <w:rFonts w:ascii="Courier New" w:eastAsia="Courier New" w:hAnsi="Courier New" w:cs="Courier New"/>
-          <w:color w:val="1F4E79"/>
-          <w:sz w:val="18"/>
-          <w:szCs w:val="18"/>
-        </w:rPr>
-        <w:t>srcDir</w:t>
-      </w:r>
-      <w:proofErr w:type="spellEnd"/>
-      <w:r>
-        <w:rPr>
-          <w:rFonts w:ascii="Courier New" w:eastAsia="Courier New" w:hAnsi="Courier New" w:cs="Courier New"/>
-          <w:color w:val="1F4E79"/>
-          <w:sz w:val="18"/>
-          <w:szCs w:val="18"/>
-        </w:rPr>
-        <w:t>\*" -Destination $</w:t>
-      </w:r>
-      <w:proofErr w:type="spellStart"/>
-      <w:r>
-        <w:rPr>
-          <w:rFonts w:ascii="Courier New" w:eastAsia="Courier New" w:hAnsi="Courier New" w:cs="Courier New"/>
-          <w:color w:val="1F4E79"/>
-          <w:sz w:val="18"/>
-          <w:szCs w:val="18"/>
-        </w:rPr>
-        <w:t>dst</w:t>
-      </w:r>
-      <w:proofErr w:type="spellEnd"/>
-      <w:r>
-        <w:rPr>
-          <w:rFonts w:ascii="Courier New" w:eastAsia="Courier New" w:hAnsi="Courier New" w:cs="Courier New"/>
-          <w:color w:val="1F4E79"/>
-          <w:sz w:val="18"/>
-          <w:szCs w:val="18"/>
-        </w:rPr>
-        <w:t xml:space="preserve"> -Recurse -Force</w:t>
-      </w:r>
-    </w:p>
-    <w:p>
-      <w:pPr>
-        <w:spacing w:before="60" w:after="60"/>
-        <w:ind w:left="360"/>
-      </w:pPr>
-      <w:r>
-        <w:rPr>
-          <w:rFonts w:ascii="Courier New" w:eastAsia="Courier New" w:hAnsi="Courier New" w:cs="Courier New"/>
-          <w:color w:val="1F4E79"/>
-          <w:sz w:val="18"/>
-          <w:szCs w:val="18"/>
-        </w:rPr>
-        <w:t>Write-Host "Compiler v$($</w:t>
-      </w:r>
-      <w:proofErr w:type="spellStart"/>
-      <w:r>
-        <w:rPr>
-          <w:rFonts w:ascii="Courier New" w:eastAsia="Courier New" w:hAnsi="Courier New" w:cs="Courier New"/>
-          <w:color w:val="1F4E79"/>
-          <w:sz w:val="18"/>
-          <w:szCs w:val="18"/>
-        </w:rPr>
-        <w:t>best.Version</w:t>
-      </w:r>
-      <w:proofErr w:type="spellEnd"/>
-      <w:r>
-        <w:rPr>
-          <w:rFonts w:ascii="Courier New" w:eastAsia="Courier New" w:hAnsi="Courier New" w:cs="Courier New"/>
-          <w:color w:val="1F4E79"/>
-          <w:sz w:val="18"/>
-          <w:szCs w:val="18"/>
-        </w:rPr>
-        <w:t>) copied"</w:t>
-      </w:r>
-    </w:p>
-    <w:p>
-      <w:pPr>
-        <w:spacing w:before="60" w:after="60"/>
-        <w:ind w:left="360"/>
-      </w:pPr>
-    </w:p>
-    <w:p>
-      <w:pPr>
-        <w:spacing w:before="60" w:after="60"/>
-        <w:ind w:left="360"/>
-      </w:pPr>
-      <w:r>
-        <w:rPr>
-          <w:rFonts w:ascii="Courier New" w:eastAsia="Courier New" w:hAnsi="Courier New" w:cs="Courier New"/>
-          <w:color w:val="1F4E79"/>
-          <w:sz w:val="18"/>
-          <w:szCs w:val="18"/>
-        </w:rPr>
-        <w:t>$</w:t>
-      </w:r>
-      <w:proofErr w:type="spellStart"/>
-      <w:r>
-        <w:rPr>
-          <w:rFonts w:ascii="Courier New" w:eastAsia="Courier New" w:hAnsi="Courier New" w:cs="Courier New"/>
-          <w:color w:val="1F4E79"/>
-          <w:sz w:val="18"/>
-          <w:szCs w:val="18"/>
-        </w:rPr>
-        <w:t>srcAnalyzers</w:t>
-      </w:r>
-      <w:proofErr w:type="spellEnd"/>
-      <w:r>
-        <w:rPr>
-          <w:rFonts w:ascii="Courier New" w:eastAsia="Courier New" w:hAnsi="Courier New" w:cs="Courier New"/>
-          <w:color w:val="1F4E79"/>
-          <w:sz w:val="18"/>
-          <w:szCs w:val="18"/>
-        </w:rPr>
-        <w:t xml:space="preserve"> = Join-Path $</w:t>
-      </w:r>
-      <w:proofErr w:type="spellStart"/>
-      <w:r>
-        <w:rPr>
-          <w:rFonts w:ascii="Courier New" w:eastAsia="Courier New" w:hAnsi="Courier New" w:cs="Courier New"/>
-          <w:color w:val="1F4E79"/>
-          <w:sz w:val="18"/>
-          <w:szCs w:val="18"/>
-        </w:rPr>
-        <w:t>binDir</w:t>
-      </w:r>
-      <w:proofErr w:type="spellEnd"/>
-      <w:r>
-        <w:rPr>
-          <w:rFonts w:ascii="Courier New" w:eastAsia="Courier New" w:hAnsi="Courier New" w:cs="Courier New"/>
-          <w:color w:val="1F4E79"/>
-          <w:sz w:val="18"/>
-          <w:szCs w:val="18"/>
-        </w:rPr>
-        <w:t xml:space="preserve"> 'Analyzers'</w:t>
-      </w:r>
-    </w:p>
-    <w:p>
-      <w:pPr>
-        <w:spacing w:before="60" w:after="60"/>
-        <w:ind w:left="360"/>
-      </w:pPr>
-      <w:r>
-        <w:rPr>
-          <w:rFonts w:ascii="Courier New" w:eastAsia="Courier New" w:hAnsi="Courier New" w:cs="Courier New"/>
-          <w:color w:val="1F4E79"/>
-          <w:sz w:val="18"/>
-          <w:szCs w:val="18"/>
-        </w:rPr>
-        <w:t>if (Test-Path $</w:t>
-      </w:r>
-      <w:proofErr w:type="spellStart"/>
-      <w:r>
-        <w:rPr>
-          <w:rFonts w:ascii="Courier New" w:eastAsia="Courier New" w:hAnsi="Courier New" w:cs="Courier New"/>
-          <w:color w:val="1F4E79"/>
-          <w:sz w:val="18"/>
-          <w:szCs w:val="18"/>
-        </w:rPr>
-        <w:t>srcAnalyzers</w:t>
-      </w:r>
-      <w:proofErr w:type="spellEnd"/>
-      <w:r>
-        <w:rPr>
-          <w:rFonts w:ascii="Courier New" w:eastAsia="Courier New" w:hAnsi="Courier New" w:cs="Courier New"/>
-          <w:color w:val="1F4E79"/>
-          <w:sz w:val="18"/>
-          <w:szCs w:val="18"/>
-        </w:rPr>
-        <w:t>) {</w:t>
-      </w:r>
-    </w:p>
-    <w:p>
-      <w:pPr>
-        <w:spacing w:before="60" w:after="60"/>
-        <w:ind w:left="360"/>
-      </w:pPr>
-      <w:r>
-        <w:rPr>
-          <w:rFonts w:ascii="Courier New" w:eastAsia="Courier New" w:hAnsi="Courier New" w:cs="Courier New"/>
-          <w:color w:val="1F4E79"/>
-          <w:sz w:val="18"/>
-          <w:szCs w:val="18"/>
-        </w:rPr>
-        <w:t xml:space="preserve">  if (Test-Path "$</w:t>
-      </w:r>
-      <w:proofErr w:type="spellStart"/>
-      <w:r>
-        <w:rPr>
-          <w:rFonts w:ascii="Courier New" w:eastAsia="Courier New" w:hAnsi="Courier New" w:cs="Courier New"/>
-          <w:color w:val="1F4E79"/>
-          <w:sz w:val="18"/>
-          <w:szCs w:val="18"/>
-        </w:rPr>
-        <w:t>dst</w:t>
-      </w:r>
-      <w:proofErr w:type="spellEnd"/>
-      <w:r>
-        <w:rPr>
-          <w:rFonts w:ascii="Courier New" w:eastAsia="Courier New" w:hAnsi="Courier New" w:cs="Courier New"/>
-          <w:color w:val="1F4E79"/>
-          <w:sz w:val="18"/>
-          <w:szCs w:val="18"/>
-        </w:rPr>
-        <w:t>\Analyzers") { Remove-Item "$</w:t>
-      </w:r>
-      <w:proofErr w:type="spellStart"/>
-      <w:r>
-        <w:rPr>
-          <w:rFonts w:ascii="Courier New" w:eastAsia="Courier New" w:hAnsi="Courier New" w:cs="Courier New"/>
-          <w:color w:val="1F4E79"/>
-          <w:sz w:val="18"/>
-          <w:szCs w:val="18"/>
-        </w:rPr>
-        <w:t>dst</w:t>
-      </w:r>
-      <w:proofErr w:type="spellEnd"/>
-      <w:r>
-        <w:rPr>
-          <w:rFonts w:ascii="Courier New" w:eastAsia="Courier New" w:hAnsi="Courier New" w:cs="Courier New"/>
-          <w:color w:val="1F4E79"/>
-          <w:sz w:val="18"/>
-          <w:szCs w:val="18"/>
-        </w:rPr>
-        <w:t>\Analyzers" -Recurse -Force }</w:t>
-      </w:r>
-    </w:p>
-    <w:p>
-      <w:pPr>
-        <w:spacing w:before="60" w:after="60"/>
-        <w:ind w:left="360"/>
-      </w:pPr>
-      <w:r>
-        <w:rPr>
-          <w:rFonts w:ascii="Courier New" w:eastAsia="Courier New" w:hAnsi="Courier New" w:cs="Courier New"/>
-          <w:color w:val="1F4E79"/>
-          <w:sz w:val="18"/>
-          <w:szCs w:val="18"/>
-        </w:rPr>
-        <w:t xml:space="preserve">  Copy-Item -Path $</w:t>
-      </w:r>
-      <w:proofErr w:type="spellStart"/>
-      <w:r>
-        <w:rPr>
-          <w:rFonts w:ascii="Courier New" w:eastAsia="Courier New" w:hAnsi="Courier New" w:cs="Courier New"/>
-          <w:color w:val="1F4E79"/>
-          <w:sz w:val="18"/>
-          <w:szCs w:val="18"/>
-        </w:rPr>
-        <w:t>srcAnalyzers</w:t>
-      </w:r>
-      <w:proofErr w:type="spellEnd"/>
-      <w:r>
-        <w:rPr>
-          <w:rFonts w:ascii="Courier New" w:eastAsia="Courier New" w:hAnsi="Courier New" w:cs="Courier New"/>
-          <w:color w:val="1F4E79"/>
-          <w:sz w:val="18"/>
-          <w:szCs w:val="18"/>
-        </w:rPr>
-        <w:t xml:space="preserve"> -Destination "$</w:t>
-      </w:r>
-      <w:proofErr w:type="spellStart"/>
-      <w:r>
-        <w:rPr>
-          <w:rFonts w:ascii="Courier New" w:eastAsia="Courier New" w:hAnsi="Courier New" w:cs="Courier New"/>
-          <w:color w:val="1F4E79"/>
-          <w:sz w:val="18"/>
-          <w:szCs w:val="18"/>
-        </w:rPr>
-        <w:t>dst</w:t>
-      </w:r>
-      <w:proofErr w:type="spellEnd"/>
-      <w:r>
-        <w:rPr>
-          <w:rFonts w:ascii="Courier New" w:eastAsia="Courier New" w:hAnsi="Courier New" w:cs="Courier New"/>
-          <w:color w:val="1F4E79"/>
-          <w:sz w:val="18"/>
-          <w:szCs w:val="18"/>
-        </w:rPr>
-        <w:t>\Analyzers" -Recurse -Force</w:t>
-      </w:r>
-    </w:p>
-    <w:p>
-      <w:pPr>
-        <w:spacing w:before="60" w:after="60"/>
-        <w:ind w:left="360"/>
-      </w:pPr>
-      <w:r>
-        <w:rPr>
-          <w:rFonts w:ascii="Courier New" w:eastAsia="Courier New" w:hAnsi="Courier New" w:cs="Courier New"/>
-          <w:color w:val="1F4E79"/>
-          <w:sz w:val="18"/>
-          <w:szCs w:val="18"/>
-        </w:rPr>
-        <w:t xml:space="preserve">  Write-Host 'Analyzers copied'</w:t>
-      </w:r>
-    </w:p>
-    <w:p>
-      <w:pPr>
-        <w:spacing w:before="60" w:after="60"/>
-        <w:ind w:left="360"/>
-      </w:pPr>
-      <w:r>
-        <w:rPr>
-          <w:rFonts w:ascii="Courier New" w:eastAsia="Courier New" w:hAnsi="Courier New" w:cs="Courier New"/>
-          <w:color w:val="1F4E79"/>
-          <w:sz w:val="18"/>
-          <w:szCs w:val="18"/>
-        </w:rPr>
-        <w:t>} else { Write-Warning 'Analyzers not found — run AL: Download Symbols first' }</w:t>
-      </w:r>
-    </w:p>
-    <w:p>
-      <w:pPr>
-        <w:spacing w:before="60" w:after="60"/>
-        <w:ind w:left="360"/>
-      </w:pPr>
-    </w:p>
-    <w:p>
-      <w:pPr>
-        <w:spacing w:before="60" w:after="60"/>
-        <w:ind w:left="360"/>
-      </w:pPr>
-      <w:r>
-        <w:rPr>
-          <w:rFonts w:ascii="Courier New" w:eastAsia="Courier New" w:hAnsi="Courier New" w:cs="Courier New"/>
-          <w:color w:val="1F4E79"/>
-          <w:sz w:val="18"/>
-          <w:szCs w:val="18"/>
-        </w:rPr>
-        <w:t>Write-Host '=== Verification ==='</w:t>
-      </w:r>
-    </w:p>
-    <w:p>
-      <w:pPr>
-        <w:spacing w:before="60" w:after="60"/>
-        <w:ind w:left="360"/>
-      </w:pPr>
-      <w:r>
-        <w:rPr>
-          <w:rFonts w:ascii="Courier New" w:eastAsia="Courier New" w:hAnsi="Courier New" w:cs="Courier New"/>
-          <w:color w:val="1F4E79"/>
-          <w:sz w:val="18"/>
-          <w:szCs w:val="18"/>
-        </w:rPr>
-        <w:t>Write-Host "alc.exe             : $(Test-Path "$</w:t>
-      </w:r>
-      <w:proofErr w:type="spellStart"/>
-      <w:r>
-        <w:rPr>
-          <w:rFonts w:ascii="Courier New" w:eastAsia="Courier New" w:hAnsi="Courier New" w:cs="Courier New"/>
-          <w:color w:val="1F4E79"/>
-          <w:sz w:val="18"/>
-          <w:szCs w:val="18"/>
-        </w:rPr>
-        <w:t>dst</w:t>
-      </w:r>
-      <w:proofErr w:type="spellEnd"/>
-      <w:r>
-        <w:rPr>
-          <w:rFonts w:ascii="Courier New" w:eastAsia="Courier New" w:hAnsi="Courier New" w:cs="Courier New"/>
-          <w:color w:val="1F4E79"/>
-          <w:sz w:val="18"/>
-          <w:szCs w:val="18"/>
-        </w:rPr>
-        <w:t>\alc.exe")"</w:t>
-      </w:r>
-    </w:p>
-    <w:p>
-      <w:pPr>
-        <w:spacing w:before="60" w:after="60"/>
-        <w:ind w:left="360"/>
-      </w:pPr>
-      <w:r>
-        <w:rPr>
-          <w:rFonts w:ascii="Courier New" w:eastAsia="Courier New" w:hAnsi="Courier New" w:cs="Courier New"/>
-          <w:color w:val="1F4E79"/>
-          <w:sz w:val="18"/>
-          <w:szCs w:val="18"/>
-        </w:rPr>
-        <w:t>Write-Host "Analyzers           : $(Test-Path "$</w:t>
-      </w:r>
-      <w:proofErr w:type="spellStart"/>
-      <w:r>
-        <w:rPr>
-          <w:rFonts w:ascii="Courier New" w:eastAsia="Courier New" w:hAnsi="Courier New" w:cs="Courier New"/>
-          <w:color w:val="1F4E79"/>
-          <w:sz w:val="18"/>
-          <w:szCs w:val="18"/>
-        </w:rPr>
-        <w:t>dst</w:t>
-      </w:r>
-      <w:proofErr w:type="spellEnd"/>
-      <w:r>
-        <w:rPr>
-          <w:rFonts w:ascii="Courier New" w:eastAsia="Courier New" w:hAnsi="Courier New" w:cs="Courier New"/>
-          <w:color w:val="1F4E79"/>
-          <w:sz w:val="18"/>
-          <w:szCs w:val="18"/>
-        </w:rPr>
-        <w:t>\Analyzers")"</w:t>
-      </w:r>
-    </w:p>
-    <w:p>
-      <w:pPr>
-        <w:spacing w:before="60" w:after="60"/>
-        <w:ind w:left="360"/>
-      </w:pPr>
-      <w:r>
-        <w:rPr>
-          <w:rFonts w:ascii="Courier New" w:eastAsia="Courier New" w:hAnsi="Courier New" w:cs="Courier New"/>
-          <w:color w:val="1F4E79"/>
-          <w:sz w:val="18"/>
-          <w:szCs w:val="18"/>
-        </w:rPr>
-        <w:t>Write-Host "CodeCop.dll         : $(Test-Path "$</w:t>
-      </w:r>
-      <w:proofErr w:type="spellStart"/>
-      <w:r>
-        <w:rPr>
-          <w:rFonts w:ascii="Courier New" w:eastAsia="Courier New" w:hAnsi="Courier New" w:cs="Courier New"/>
-          <w:color w:val="1F4E79"/>
-          <w:sz w:val="18"/>
-          <w:szCs w:val="18"/>
-        </w:rPr>
-        <w:t>dst</w:t>
-      </w:r>
-      <w:proofErr w:type="spellEnd"/>
-      <w:r>
-        <w:rPr>
-          <w:rFonts w:ascii="Courier New" w:eastAsia="Courier New" w:hAnsi="Courier New" w:cs="Courier New"/>
-          <w:color w:val="1F4E79"/>
-          <w:sz w:val="18"/>
-          <w:szCs w:val="18"/>
-        </w:rPr>
-        <w:t>\Analyzers\Microsoft.Dynamics.Nav.CodeCop.dll")"</w:t>
-      </w:r>
-    </w:p>
-    <w:p>
-      <w:pPr>
-        <w:spacing w:before="60" w:after="60"/>
-        <w:ind w:left="360"/>
-      </w:pPr>
-      <w:r>
-        <w:rPr>
-          <w:rFonts w:ascii="Courier New" w:eastAsia="Courier New" w:hAnsi="Courier New" w:cs="Courier New"/>
-          <w:color w:val="1F4E79"/>
-          <w:sz w:val="18"/>
-          <w:szCs w:val="18"/>
-        </w:rPr>
-        <w:t>Write-Host "UICop.dll           : $(Test-Path "$</w:t>
-      </w:r>
-      <w:proofErr w:type="spellStart"/>
-      <w:r>
-        <w:rPr>
-          <w:rFonts w:ascii="Courier New" w:eastAsia="Courier New" w:hAnsi="Courier New" w:cs="Courier New"/>
-          <w:color w:val="1F4E79"/>
-          <w:sz w:val="18"/>
-          <w:szCs w:val="18"/>
-        </w:rPr>
-        <w:t>dst</w:t>
-      </w:r>
-      <w:proofErr w:type="spellEnd"/>
-      <w:r>
-        <w:rPr>
-          <w:rFonts w:ascii="Courier New" w:eastAsia="Courier New" w:hAnsi="Courier New" w:cs="Courier New"/>
-          <w:color w:val="1F4E79"/>
-          <w:sz w:val="18"/>
-          <w:szCs w:val="18"/>
-        </w:rPr>
-        <w:t>\Analyzers\Microsoft.Dynamics.Nav.UICop.dll")"</w:t>
-      </w:r>
-    </w:p>
-    <w:p>
-      <w:pPr>
-        <w:spacing w:before="60" w:after="60"/>
-        <w:ind w:left="360"/>
-      </w:pPr>
-      <w:r>
-        <w:rPr>
-          <w:rFonts w:ascii="Courier New" w:eastAsia="Courier New" w:hAnsi="Courier New" w:cs="Courier New"/>
-          <w:color w:val="1F4E79"/>
-          <w:sz w:val="18"/>
-          <w:szCs w:val="18"/>
-        </w:rPr>
-        <w:t>Write-Host "PTECop.dll          : $(Test-Path "$dst\Analyzers\Microsoft.Dynamics.Nav.PerTenantExtensionCop.dll")"</w:t>
-      </w:r>
-    </w:p>
-    <w:p>
-      <w:pPr>
-        <w:spacing w:before="60" w:after="60"/>
-        <w:ind w:left="360"/>
-      </w:pPr>
-      <w:r>
-        <w:rPr>
-          <w:rFonts w:ascii="Courier New" w:eastAsia="Courier New" w:hAnsi="Courier New" w:cs="Courier New"/>
-          <w:color w:val="1F4E79"/>
-          <w:sz w:val="18"/>
-          <w:szCs w:val="18"/>
-        </w:rPr>
-        <w:t>Write-Host "Git installed       : $((Get-Command git -</w:t>
-      </w:r>
-      <w:proofErr w:type="spellStart"/>
-      <w:r>
-        <w:rPr>
-          <w:rFonts w:ascii="Courier New" w:eastAsia="Courier New" w:hAnsi="Courier New" w:cs="Courier New"/>
-          <w:color w:val="1F4E79"/>
-          <w:sz w:val="18"/>
-          <w:szCs w:val="18"/>
-        </w:rPr>
-        <w:t>ErrorAction</w:t>
-      </w:r>
-      <w:proofErr w:type="spellEnd"/>
-      <w:r>
-        <w:rPr>
-          <w:rFonts w:ascii="Courier New" w:eastAsia="Courier New" w:hAnsi="Courier New" w:cs="Courier New"/>
-          <w:color w:val="1F4E79"/>
-          <w:sz w:val="18"/>
-          <w:szCs w:val="18"/>
-        </w:rPr>
-        <w:t xml:space="preserve"> </w:t>
-      </w:r>
-      <w:proofErr w:type="spellStart"/>
-      <w:r>
-        <w:rPr>
-          <w:rFonts w:ascii="Courier New" w:eastAsia="Courier New" w:hAnsi="Courier New" w:cs="Courier New"/>
-          <w:color w:val="1F4E79"/>
-          <w:sz w:val="18"/>
-          <w:szCs w:val="18"/>
-        </w:rPr>
-        <w:t>SilentlyContinue</w:t>
-      </w:r>
-      <w:proofErr w:type="spellEnd"/>
-      <w:r>
-        <w:rPr>
-          <w:rFonts w:ascii="Courier New" w:eastAsia="Courier New" w:hAnsi="Courier New" w:cs="Courier New"/>
-          <w:color w:val="1F4E79"/>
-          <w:sz w:val="18"/>
-          <w:szCs w:val="18"/>
-        </w:rPr>
-        <w:t>) -ne `$null)"</w:t>
-      </w:r>
-    </w:p>
-    <w:p>
-      <w:pPr>
-        <w:spacing w:before="60" w:after="60"/>
-        <w:ind w:left="360"/>
-      </w:pPr>
-      <w:r>
-        <w:rPr>
-          <w:rFonts w:ascii="Courier New" w:eastAsia="Courier New" w:hAnsi="Courier New" w:cs="Courier New"/>
-          <w:color w:val="1F4E79"/>
-          <w:sz w:val="18"/>
-          <w:szCs w:val="18"/>
-        </w:rPr>
-        <w:t>Write-Host "Agent service       : $((Get-Service -Name '</w:t>
-      </w:r>
-      <w:proofErr w:type="spellStart"/>
-      <w:r>
-        <w:rPr>
-          <w:rFonts w:ascii="Courier New" w:eastAsia="Courier New" w:hAnsi="Courier New" w:cs="Courier New"/>
-          <w:color w:val="1F4E79"/>
-          <w:sz w:val="18"/>
-          <w:szCs w:val="18"/>
-        </w:rPr>
-        <w:t>vstsagent</w:t>
-      </w:r>
-      <w:proofErr w:type="spellEnd"/>
-      <w:r>
-        <w:rPr>
-          <w:rFonts w:ascii="Courier New" w:eastAsia="Courier New" w:hAnsi="Courier New" w:cs="Courier New"/>
-          <w:color w:val="1F4E79"/>
-          <w:sz w:val="18"/>
-          <w:szCs w:val="18"/>
-        </w:rPr>
-        <w:t>*' -</w:t>
-      </w:r>
-      <w:proofErr w:type="spellStart"/>
-      <w:r>
-        <w:rPr>
-          <w:rFonts w:ascii="Courier New" w:eastAsia="Courier New" w:hAnsi="Courier New" w:cs="Courier New"/>
-          <w:color w:val="1F4E79"/>
-          <w:sz w:val="18"/>
-          <w:szCs w:val="18"/>
-        </w:rPr>
-        <w:t>ErrorAction</w:t>
-      </w:r>
-      <w:proofErr w:type="spellEnd"/>
-      <w:r>
-        <w:rPr>
-          <w:rFonts w:ascii="Courier New" w:eastAsia="Courier New" w:hAnsi="Courier New" w:cs="Courier New"/>
-          <w:color w:val="1F4E79"/>
-          <w:sz w:val="18"/>
-          <w:szCs w:val="18"/>
-        </w:rPr>
-        <w:t xml:space="preserve"> </w:t>
-      </w:r>
-      <w:proofErr w:type="spellStart"/>
-      <w:r>
-        <w:rPr>
-          <w:rFonts w:ascii="Courier New" w:eastAsia="Courier New" w:hAnsi="Courier New" w:cs="Courier New"/>
-          <w:color w:val="1F4E79"/>
-          <w:sz w:val="18"/>
-          <w:szCs w:val="18"/>
-        </w:rPr>
-        <w:t>SilentlyContinue</w:t>
-      </w:r>
-      <w:proofErr w:type="spellEnd"/>
-      <w:r>
-        <w:rPr>
-          <w:rFonts w:ascii="Courier New" w:eastAsia="Courier New" w:hAnsi="Courier New" w:cs="Courier New"/>
-          <w:color w:val="1F4E79"/>
-          <w:sz w:val="18"/>
-          <w:szCs w:val="18"/>
-        </w:rPr>
-        <w:t xml:space="preserve"> | Where-Object Status -eq 'Running').Count -</w:t>
-      </w:r>
-      <w:proofErr w:type="spellStart"/>
-      <w:r>
-        <w:rPr>
-          <w:rFonts w:ascii="Courier New" w:eastAsia="Courier New" w:hAnsi="Courier New" w:cs="Courier New"/>
-          <w:color w:val="1F4E79"/>
-          <w:sz w:val="18"/>
-          <w:szCs w:val="18"/>
-        </w:rPr>
-        <w:t>gt</w:t>
-      </w:r>
-      <w:proofErr w:type="spellEnd"/>
-      <w:r>
-        <w:rPr>
-          <w:rFonts w:ascii="Courier New" w:eastAsia="Courier New" w:hAnsi="Courier New" w:cs="Courier New"/>
-          <w:color w:val="1F4E79"/>
-          <w:sz w:val="18"/>
-          <w:szCs w:val="18"/>
-        </w:rPr>
-        <w:t xml:space="preserve"> 0)"</w:t>
-      </w:r>
-    </w:p>
-    <w:p>
-      <w:pPr>
-        <w:spacing w:before="160"/>
-      </w:pPr>
-    </w:p>
-    <w:p>
-      <w:pPr>
-        <w:pBdr>
-          <w:left w:val="single" w:sz="12" w:space="8" w:color="2E75B6"/>
-        </w:pBdr>
-        <w:spacing w:before="80" w:after="80"/>
-        <w:ind w:left="360"/>
-      </w:pPr>
-      <w:r>
-        <w:rPr>
-          <w:i/>
-          <w:iCs/>
-          <w:color w:val="333333"/>
-          <w:sz w:val="18"/>
-          <w:szCs w:val="18"/>
-        </w:rPr>
-        <w:t xml:space="preserve">All values should show True. If Agent service shows False, go to </w:t>
-      </w:r>
-      <w:proofErr w:type="spellStart"/>
-      <w:r>
-        <w:rPr>
-          <w:i/>
-          <w:iCs/>
-          <w:color w:val="333333"/>
-          <w:sz w:val="18"/>
-          <w:szCs w:val="18"/>
-        </w:rPr>
-        <w:t>services.msc</w:t>
-      </w:r>
-      <w:proofErr w:type="spellEnd"/>
-      <w:r>
-        <w:rPr>
-          <w:i/>
-          <w:iCs/>
-          <w:color w:val="333333"/>
-          <w:sz w:val="18"/>
-          <w:szCs w:val="18"/>
-        </w:rPr>
-        <w:t xml:space="preserve"> and start the Azure Pipelines Agent service.</w:t>
+        <w:t>All values should show True. If Agent service shows False, go to services.msc and start the Azure Pipelines Agent service.</w:t>
       </w:r>
     </w:p>
     <w:p>
@@ -8853,12 +6989,6 @@
         <w:gridCol w:w="1388"/>
       </w:tblGrid>
       <w:tr>
-        <w:tblPrEx>
-          <w:tblCellMar>
-            <w:top w:w="0" w:type="dxa"/>
-            <w:bottom w:w="0" w:type="dxa"/>
-          </w:tblCellMar>
-        </w:tblPrEx>
         <w:trPr>
           <w:trHeight w:val="214"/>
           <w:tblHeader/>
@@ -8985,12 +7115,6 @@
         </w:tc>
       </w:tr>
       <w:tr>
-        <w:tblPrEx>
-          <w:tblCellMar>
-            <w:top w:w="0" w:type="dxa"/>
-            <w:bottom w:w="0" w:type="dxa"/>
-          </w:tblCellMar>
-        </w:tblPrEx>
         <w:trPr>
           <w:trHeight w:val="632"/>
         </w:trPr>
@@ -9071,23 +7195,7 @@
                 <w:sz w:val="18"/>
                 <w:szCs w:val="18"/>
               </w:rPr>
-              <w:t xml:space="preserve">Pipeline auto-bumps </w:t>
-            </w:r>
-            <w:proofErr w:type="spellStart"/>
-            <w:r>
-              <w:rPr>
-                <w:sz w:val="18"/>
-                <w:szCs w:val="18"/>
-              </w:rPr>
-              <w:t>app.json</w:t>
-            </w:r>
-            <w:proofErr w:type="spellEnd"/>
-            <w:r>
-              <w:rPr>
-                <w:sz w:val="18"/>
-                <w:szCs w:val="18"/>
-              </w:rPr>
-              <w:t xml:space="preserve"> build number — eliminates 'already installed' deploy failures</w:t>
+              <w:t>Pipeline auto-bumps app.json build number — eliminates 'already installed' deploy failures</w:t>
             </w:r>
           </w:p>
         </w:tc>
@@ -9120,12 +7228,6 @@
         </w:tc>
       </w:tr>
       <w:tr>
-        <w:tblPrEx>
-          <w:tblCellMar>
-            <w:top w:w="0" w:type="dxa"/>
-            <w:bottom w:w="0" w:type="dxa"/>
-          </w:tblCellMar>
-        </w:tblPrEx>
         <w:trPr>
           <w:trHeight w:val="642"/>
         </w:trPr>
@@ -9239,12 +7341,6 @@
         </w:tc>
       </w:tr>
       <w:tr>
-        <w:tblPrEx>
-          <w:tblCellMar>
-            <w:top w:w="0" w:type="dxa"/>
-            <w:bottom w:w="0" w:type="dxa"/>
-          </w:tblCellMar>
-        </w:tblPrEx>
         <w:trPr>
           <w:trHeight w:val="428"/>
         </w:trPr>
@@ -9358,12 +7454,6 @@
         </w:tc>
       </w:tr>
       <w:tr>
-        <w:tblPrEx>
-          <w:tblCellMar>
-            <w:top w:w="0" w:type="dxa"/>
-            <w:bottom w:w="0" w:type="dxa"/>
-          </w:tblCellMar>
-        </w:tblPrEx>
         <w:trPr>
           <w:trHeight w:val="418"/>
         </w:trPr>
@@ -9444,7 +7534,21 @@
                 <w:sz w:val="18"/>
                 <w:szCs w:val="18"/>
               </w:rPr>
-              <w:t>One-click re-deploy of previous .app version when deployment breaks something</w:t>
+              <w:t>One-click re-deploy of previous .app</w:t>
+            </w:r>
+            <w:r>
+              <w:rPr>
+                <w:sz w:val="18"/>
+                <w:szCs w:val="18"/>
+              </w:rPr>
+              <w:t xml:space="preserve"> SRC file with new</w:t>
+            </w:r>
+            <w:r>
+              <w:rPr>
+                <w:sz w:val="18"/>
+                <w:szCs w:val="18"/>
+              </w:rPr>
+              <w:t xml:space="preserve"> version when deployment breaks something</w:t>
             </w:r>
           </w:p>
         </w:tc>
@@ -9477,12 +7581,6 @@
         </w:tc>
       </w:tr>
       <w:tr>
-        <w:tblPrEx>
-          <w:tblCellMar>
-            <w:top w:w="0" w:type="dxa"/>
-            <w:bottom w:w="0" w:type="dxa"/>
-          </w:tblCellMar>
-        </w:tblPrEx>
         <w:trPr>
           <w:trHeight w:val="428"/>
         </w:trPr>
@@ -9509,7 +7607,6 @@
                 <w:sz w:val="18"/>
                 <w:szCs w:val="18"/>
               </w:rPr>
-              <w:lastRenderedPageBreak/>
               <w:t>5 — Medium</w:t>
             </w:r>
           </w:p>
@@ -9597,12 +7694,6 @@
         </w:tc>
       </w:tr>
       <w:tr>
-        <w:tblPrEx>
-          <w:tblCellMar>
-            <w:top w:w="0" w:type="dxa"/>
-            <w:bottom w:w="0" w:type="dxa"/>
-          </w:tblCellMar>
-        </w:tblPrEx>
         <w:trPr>
           <w:trHeight w:val="418"/>
         </w:trPr>
@@ -9683,23 +7774,7 @@
                 <w:sz w:val="18"/>
                 <w:szCs w:val="18"/>
               </w:rPr>
-              <w:t xml:space="preserve">Run AL test </w:t>
-            </w:r>
-            <w:proofErr w:type="spellStart"/>
-            <w:r>
-              <w:rPr>
-                <w:sz w:val="18"/>
-                <w:szCs w:val="18"/>
-              </w:rPr>
-              <w:t>codeunits</w:t>
-            </w:r>
-            <w:proofErr w:type="spellEnd"/>
-            <w:r>
-              <w:rPr>
-                <w:sz w:val="18"/>
-                <w:szCs w:val="18"/>
-              </w:rPr>
-              <w:t xml:space="preserve"> post-deploy, publish results to Azure DevOps test dashboard</w:t>
+              <w:t>Run AL test codeunits post-deploy, publish results to Azure DevOps test dashboard</w:t>
             </w:r>
           </w:p>
         </w:tc>
@@ -9732,12 +7807,6 @@
         </w:tc>
       </w:tr>
       <w:tr>
-        <w:tblPrEx>
-          <w:tblCellMar>
-            <w:top w:w="0" w:type="dxa"/>
-            <w:bottom w:w="0" w:type="dxa"/>
-          </w:tblCellMar>
-        </w:tblPrEx>
         <w:trPr>
           <w:trHeight w:val="642"/>
         </w:trPr>
@@ -9818,17 +7887,8 @@
                 <w:sz w:val="18"/>
                 <w:szCs w:val="18"/>
               </w:rPr>
-              <w:t xml:space="preserve">Scheduled pipeline detects newer dep versions in BC, raises auto-PR to update </w:t>
-            </w:r>
-            <w:proofErr w:type="spellStart"/>
-            <w:r>
-              <w:rPr>
-                <w:sz w:val="18"/>
-                <w:szCs w:val="18"/>
-              </w:rPr>
-              <w:t>app.json</w:t>
-            </w:r>
-            <w:proofErr w:type="spellEnd"/>
+              <w:t>Scheduled pipeline detects newer dep versions in BC, raises auto-PR to update app.json</w:t>
+            </w:r>
           </w:p>
         </w:tc>
         <w:tc>
@@ -9886,10 +7946,7 @@
         <w:spacing w:before="80" w:after="80"/>
       </w:pPr>
       <w:r>
-        <w:t>Completely</w:t>
-      </w:r>
-      <w:r>
-        <w:t xml:space="preserve"> ordered checklist for setting up on a new system or project:</w:t>
+        <w:t>Completely ordered checklist for setting up on a new system or project:</w:t>
       </w:r>
     </w:p>
     <w:p>
@@ -9933,15 +7990,7 @@
         <w:spacing w:before="60" w:after="60"/>
       </w:pPr>
       <w:r>
-        <w:t>Install and configure Azure DevOps self-hosted agent in BC-</w:t>
-      </w:r>
-      <w:proofErr w:type="spellStart"/>
-      <w:r>
-        <w:t>SelfHosted</w:t>
-      </w:r>
-      <w:proofErr w:type="spellEnd"/>
-      <w:r>
-        <w:t xml:space="preserve"> pool</w:t>
+        <w:t>Install and configure Azure DevOps self-hosted agent in BC-SelfHosted pool</w:t>
       </w:r>
     </w:p>
     <w:p>
@@ -9954,15 +8003,7 @@
         <w:spacing w:before="60" w:after="60"/>
       </w:pPr>
       <w:r>
-        <w:t xml:space="preserve">Create App Registration in Azure AD with BC API </w:t>
-      </w:r>
-      <w:proofErr w:type="spellStart"/>
-      <w:r>
-        <w:t>app_access</w:t>
-      </w:r>
-      <w:proofErr w:type="spellEnd"/>
-      <w:r>
-        <w:t xml:space="preserve"> permission</w:t>
+        <w:t>Create App Registration in Azure AD with BC API app_access permission</w:t>
       </w:r>
     </w:p>
     <w:p>
@@ -10014,6 +8055,7 @@
         <w:spacing w:before="60" w:after="60"/>
       </w:pPr>
       <w:r>
+        <w:lastRenderedPageBreak/>
         <w:t>Push all 6 pipeline YAML files to repo (ci-cd, pr-validation, 4 templates)</w:t>
       </w:r>
     </w:p>
@@ -10027,23 +8069,7 @@
         <w:spacing w:before="60" w:after="60"/>
       </w:pPr>
       <w:r>
-        <w:t>Register ci-cd-</w:t>
-      </w:r>
-      <w:proofErr w:type="spellStart"/>
-      <w:r>
-        <w:t>pipeline.yml</w:t>
-      </w:r>
-      <w:proofErr w:type="spellEnd"/>
-      <w:r>
-        <w:t xml:space="preserve"> and pr-</w:t>
-      </w:r>
-      <w:proofErr w:type="spellStart"/>
-      <w:r>
-        <w:t>validation.yml</w:t>
-      </w:r>
-      <w:proofErr w:type="spellEnd"/>
-      <w:r>
-        <w:t xml:space="preserve"> in Azure DevOps</w:t>
+        <w:t>Register ci-cd-pipeline.yml and pr-validation.yml in Azure DevOps</w:t>
       </w:r>
     </w:p>
     <w:p>
@@ -10106,76 +8132,16 @@
           <w:sz w:val="18"/>
           <w:szCs w:val="18"/>
         </w:rPr>
-        <w:t xml:space="preserve">Once the first pipeline </w:t>
-      </w:r>
-      <w:r>
-        <w:rPr>
-          <w:i/>
-          <w:iCs/>
-          <w:color w:val="333333"/>
-          <w:sz w:val="18"/>
-          <w:szCs w:val="18"/>
-        </w:rPr>
-        <w:t>runs</w:t>
-      </w:r>
-      <w:r>
-        <w:rPr>
-          <w:i/>
-          <w:iCs/>
-          <w:color w:val="333333"/>
-          <w:sz w:val="18"/>
-          <w:szCs w:val="18"/>
-        </w:rPr>
-        <w:t xml:space="preserve"> completes, the pipeline is fully self-maintaining. sync-</w:t>
-      </w:r>
-      <w:proofErr w:type="spellStart"/>
-      <w:r>
-        <w:rPr>
-          <w:i/>
-          <w:iCs/>
-          <w:color w:val="333333"/>
-          <w:sz w:val="18"/>
-          <w:szCs w:val="18"/>
-        </w:rPr>
-        <w:t>alc.yml</w:t>
-      </w:r>
-      <w:proofErr w:type="spellEnd"/>
-      <w:r>
-        <w:rPr>
-          <w:i/>
-          <w:iCs/>
-          <w:color w:val="333333"/>
-          <w:sz w:val="18"/>
-          <w:szCs w:val="18"/>
-        </w:rPr>
-        <w:t xml:space="preserve"> keeps C:\ALCompiler and Analyzers in sync. download-</w:t>
-      </w:r>
-      <w:proofErr w:type="spellStart"/>
-      <w:r>
-        <w:rPr>
-          <w:i/>
-          <w:iCs/>
-          <w:color w:val="333333"/>
-          <w:sz w:val="18"/>
-          <w:szCs w:val="18"/>
-        </w:rPr>
-        <w:t>symbols.yml</w:t>
-      </w:r>
-      <w:proofErr w:type="spellEnd"/>
-      <w:r>
-        <w:rPr>
-          <w:i/>
-          <w:iCs/>
-          <w:color w:val="333333"/>
-          <w:sz w:val="18"/>
-          <w:szCs w:val="18"/>
-        </w:rPr>
-        <w:t xml:space="preserve"> resolves all Microsoft and non-Microsoft dependencies dynamically on every run. No manual file management ever needed.</w:t>
+        <w:t>Once the first pipeline runs completes, the pipeline is fully self-maintaining. sync-alc.yml keeps C:\ALCompiler and Analyzers in sync. download-symbols.yml resolves all Microsoft and non-Microsoft dependencies dynamically on every run. No manual file management ever needed.</w:t>
       </w:r>
     </w:p>
     <w:sectPr>
-      <w:headerReference w:type="default" r:id="rId7"/>
-      <w:footerReference w:type="default" r:id="rId8"/>
+      <w:headerReference w:type="even" r:id="rId10"/>
+      <w:headerReference w:type="default" r:id="rId11"/>
+      <w:footerReference w:type="even" r:id="rId12"/>
+      <w:footerReference w:type="default" r:id="rId13"/>
+      <w:headerReference w:type="first" r:id="rId14"/>
+      <w:footerReference w:type="first" r:id="rId15"/>
       <w:pgSz w:w="12240" w:h="15840"/>
       <w:pgMar w:top="1080" w:right="1080" w:bottom="1080" w:left="1080" w:header="708" w:footer="708" w:gutter="0"/>
       <w:cols w:space="720"/>
@@ -10205,6 +8171,16 @@
 </file>
 
 <file path=word/footer1.xml><?xml version="1.0" encoding="utf-8"?>
+<w:ftr xmlns:wpc="http://schemas.microsoft.com/office/word/2010/wordprocessingCanvas" xmlns:cx="http://schemas.microsoft.com/office/drawing/2014/chartex" xmlns:cx1="http://schemas.microsoft.com/office/drawing/2015/9/8/chartex" xmlns:cx2="http://schemas.microsoft.com/office/drawing/2015/10/21/chartex" xmlns:cx3="http://schemas.microsoft.com/office/drawing/2016/5/9/chartex" xmlns:cx4="http://schemas.microsoft.com/office/drawing/2016/5/10/chartex" xmlns:cx5="http://schemas.microsoft.com/office/drawing/2016/5/11/chartex" xmlns:cx6="http://schemas.microsoft.com/office/drawing/2016/5/12/chartex" xmlns:cx7="http://schemas.microsoft.com/office/drawing/2016/5/13/chartex" xmlns:cx8="http://schemas.microsoft.com/office/drawing/2016/5/14/chartex" xmlns:mc="http://schemas.openxmlformats.org/markup-compatibility/2006" xmlns:aink="http://schemas.microsoft.com/office/drawing/2016/ink" xmlns:am3d="http://schemas.microsoft.com/office/drawing/2017/model3d" xmlns:o="urn:schemas-microsoft-com:office:office" xmlns:oel="http://schemas.microsoft.com/office/2019/extlst" xmlns:r="http://schemas.openxmlformats.org/officeDocument/2006/relationships" xmlns:m="http://schemas.openxmlformats.org/officeDocument/2006/math" xmlns:v="urn:schemas-microsoft-com:vml" xmlns:wp14="http://schemas.microsoft.com/office/word/2010/wordprocessingDrawing" xmlns:wp="http://schemas.openxmlformats.org/drawingml/2006/wordprocessingDrawing" xmlns:w10="urn:schemas-microsoft-com:office:word" xmlns:w="http://schemas.openxmlformats.org/wordprocessingml/2006/main" xmlns:w14="http://schemas.microsoft.com/office/word/2010/wordml" xmlns:w15="http://schemas.microsoft.com/office/word/2012/wordml" xmlns:w16cex="http://schemas.microsoft.com/office/word/2018/wordml/cex" xmlns:w16cid="http://schemas.microsoft.com/office/word/2016/wordml/cid" xmlns:w16="http://schemas.microsoft.com/office/word/2018/wordml" xmlns:w16du="http://schemas.microsoft.com/office/word/2023/wordml/word16du" xmlns:w16sdtdh="http://schemas.microsoft.com/office/word/2020/wordml/sdtdatahash" xmlns:w16sdtfl="http://schemas.microsoft.com/office/word/2024/wordml/sdtformatlock" xmlns:w16se="http://schemas.microsoft.com/office/word/2015/wordml/symex" xmlns:wpg="http://schemas.microsoft.com/office/word/2010/wordprocessingGroup" xmlns:wpi="http://schemas.microsoft.com/office/word/2010/wordprocessingInk" xmlns:wne="http://schemas.microsoft.com/office/word/2006/wordml" xmlns:wps="http://schemas.microsoft.com/office/word/2010/wordprocessingShape" mc:Ignorable="w14 w15 w16se w16cid w16 w16cex w16sdtdh w16sdtfl w16du wp14">
+  <w:p>
+    <w:pPr>
+      <w:pStyle w:val="Footer"/>
+    </w:pPr>
+  </w:p>
+</w:ftr>
+</file>
+
+<file path=word/footer2.xml><?xml version="1.0" encoding="utf-8"?>
 <w:ftr xmlns:wpc="http://schemas.microsoft.com/office/word/2010/wordprocessingCanvas" xmlns:cx="http://schemas.microsoft.com/office/drawing/2014/chartex" xmlns:cx1="http://schemas.microsoft.com/office/drawing/2015/9/8/chartex" xmlns:cx2="http://schemas.microsoft.com/office/drawing/2015/10/21/chartex" xmlns:cx3="http://schemas.microsoft.com/office/drawing/2016/5/9/chartex" xmlns:cx4="http://schemas.microsoft.com/office/drawing/2016/5/10/chartex" xmlns:cx5="http://schemas.microsoft.com/office/drawing/2016/5/11/chartex" xmlns:cx6="http://schemas.microsoft.com/office/drawing/2016/5/12/chartex" xmlns:cx7="http://schemas.microsoft.com/office/drawing/2016/5/13/chartex" xmlns:cx8="http://schemas.microsoft.com/office/drawing/2016/5/14/chartex" xmlns:mc="http://schemas.openxmlformats.org/markup-compatibility/2006" xmlns:aink="http://schemas.microsoft.com/office/drawing/2016/ink" xmlns:am3d="http://schemas.microsoft.com/office/drawing/2017/model3d" xmlns:o="urn:schemas-microsoft-com:office:office" xmlns:oel="http://schemas.microsoft.com/office/2019/extlst" xmlns:r="http://schemas.openxmlformats.org/officeDocument/2006/relationships" xmlns:m="http://schemas.openxmlformats.org/officeDocument/2006/math" xmlns:v="urn:schemas-microsoft-com:vml" xmlns:wp14="http://schemas.microsoft.com/office/word/2010/wordprocessingDrawing" xmlns:wp="http://schemas.openxmlformats.org/drawingml/2006/wordprocessingDrawing" xmlns:w10="urn:schemas-microsoft-com:office:word" xmlns:w="http://schemas.openxmlformats.org/wordprocessingml/2006/main" xmlns:w14="http://schemas.microsoft.com/office/word/2010/wordml" xmlns:w15="http://schemas.microsoft.com/office/word/2012/wordml" xmlns:w16cex="http://schemas.microsoft.com/office/word/2018/wordml/cex" xmlns:w16cid="http://schemas.microsoft.com/office/word/2016/wordml/cid" xmlns:w16="http://schemas.microsoft.com/office/word/2018/wordml" xmlns:w16du="http://schemas.microsoft.com/office/word/2023/wordml/word16du" xmlns:w16sdtdh="http://schemas.microsoft.com/office/word/2020/wordml/sdtdatahash" xmlns:w16sdtfl="http://schemas.microsoft.com/office/word/2024/wordml/sdtformatlock" xmlns:w16se="http://schemas.microsoft.com/office/word/2015/wordml/symex" xmlns:wpg="http://schemas.microsoft.com/office/word/2010/wordprocessingGroup" xmlns:wpi="http://schemas.microsoft.com/office/word/2010/wordprocessingInk" xmlns:wne="http://schemas.microsoft.com/office/word/2006/wordml" xmlns:wps="http://schemas.microsoft.com/office/word/2010/wordprocessingShape" mc:Ignorable="w14 w15 w16se w16cid w16 w16cex w16sdtdh w16sdtfl w16du wp14">
   <w:p>
     <w:pPr>
@@ -10221,7 +8197,15 @@
         <w:sz w:val="16"/>
         <w:szCs w:val="16"/>
       </w:rPr>
-      <w:t>Prepared by Sudharsan — CETASTECH</w:t>
+      <w:t xml:space="preserve">Prepared by </w:t>
+    </w:r>
+    <w:r>
+      <w:rPr>
+        <w:color w:val="555555"/>
+        <w:sz w:val="18"/>
+        <w:szCs w:val="18"/>
+      </w:rPr>
+      <w:t>Sudharsan M — Dynamics 365 Business Central Developer</w:t>
     </w:r>
     <w:r>
       <w:rPr>
@@ -10244,6 +8228,16 @@
 </w:ftr>
 </file>
 
+<file path=word/footer3.xml><?xml version="1.0" encoding="utf-8"?>
+<w:ftr xmlns:wpc="http://schemas.microsoft.com/office/word/2010/wordprocessingCanvas" xmlns:cx="http://schemas.microsoft.com/office/drawing/2014/chartex" xmlns:cx1="http://schemas.microsoft.com/office/drawing/2015/9/8/chartex" xmlns:cx2="http://schemas.microsoft.com/office/drawing/2015/10/21/chartex" xmlns:cx3="http://schemas.microsoft.com/office/drawing/2016/5/9/chartex" xmlns:cx4="http://schemas.microsoft.com/office/drawing/2016/5/10/chartex" xmlns:cx5="http://schemas.microsoft.com/office/drawing/2016/5/11/chartex" xmlns:cx6="http://schemas.microsoft.com/office/drawing/2016/5/12/chartex" xmlns:cx7="http://schemas.microsoft.com/office/drawing/2016/5/13/chartex" xmlns:cx8="http://schemas.microsoft.com/office/drawing/2016/5/14/chartex" xmlns:mc="http://schemas.openxmlformats.org/markup-compatibility/2006" xmlns:aink="http://schemas.microsoft.com/office/drawing/2016/ink" xmlns:am3d="http://schemas.microsoft.com/office/drawing/2017/model3d" xmlns:o="urn:schemas-microsoft-com:office:office" xmlns:oel="http://schemas.microsoft.com/office/2019/extlst" xmlns:r="http://schemas.openxmlformats.org/officeDocument/2006/relationships" xmlns:m="http://schemas.openxmlformats.org/officeDocument/2006/math" xmlns:v="urn:schemas-microsoft-com:vml" xmlns:wp14="http://schemas.microsoft.com/office/word/2010/wordprocessingDrawing" xmlns:wp="http://schemas.openxmlformats.org/drawingml/2006/wordprocessingDrawing" xmlns:w10="urn:schemas-microsoft-com:office:word" xmlns:w="http://schemas.openxmlformats.org/wordprocessingml/2006/main" xmlns:w14="http://schemas.microsoft.com/office/word/2010/wordml" xmlns:w15="http://schemas.microsoft.com/office/word/2012/wordml" xmlns:w16cex="http://schemas.microsoft.com/office/word/2018/wordml/cex" xmlns:w16cid="http://schemas.microsoft.com/office/word/2016/wordml/cid" xmlns:w16="http://schemas.microsoft.com/office/word/2018/wordml" xmlns:w16du="http://schemas.microsoft.com/office/word/2023/wordml/word16du" xmlns:w16sdtdh="http://schemas.microsoft.com/office/word/2020/wordml/sdtdatahash" xmlns:w16sdtfl="http://schemas.microsoft.com/office/word/2024/wordml/sdtformatlock" xmlns:w16se="http://schemas.microsoft.com/office/word/2015/wordml/symex" xmlns:wpg="http://schemas.microsoft.com/office/word/2010/wordprocessingGroup" xmlns:wpi="http://schemas.microsoft.com/office/word/2010/wordprocessingInk" xmlns:wne="http://schemas.microsoft.com/office/word/2006/wordml" xmlns:wps="http://schemas.microsoft.com/office/word/2010/wordprocessingShape" mc:Ignorable="w14 w15 w16se w16cid w16 w16cex w16sdtdh w16sdtfl w16du wp14">
+  <w:p>
+    <w:pPr>
+      <w:pStyle w:val="Footer"/>
+    </w:pPr>
+  </w:p>
+</w:ftr>
+</file>
+
 <file path=word/footnotes.xml><?xml version="1.0" encoding="utf-8"?>
 <w:footnotes xmlns:wpc="http://schemas.microsoft.com/office/word/2010/wordprocessingCanvas" xmlns:cx="http://schemas.microsoft.com/office/drawing/2014/chartex" xmlns:cx1="http://schemas.microsoft.com/office/drawing/2015/9/8/chartex" xmlns:cx2="http://schemas.microsoft.com/office/drawing/2015/10/21/chartex" xmlns:cx3="http://schemas.microsoft.com/office/drawing/2016/5/9/chartex" xmlns:cx4="http://schemas.microsoft.com/office/drawing/2016/5/10/chartex" xmlns:cx5="http://schemas.microsoft.com/office/drawing/2016/5/11/chartex" xmlns:cx6="http://schemas.microsoft.com/office/drawing/2016/5/12/chartex" xmlns:cx7="http://schemas.microsoft.com/office/drawing/2016/5/13/chartex" xmlns:cx8="http://schemas.microsoft.com/office/drawing/2016/5/14/chartex" xmlns:mc="http://schemas.openxmlformats.org/markup-compatibility/2006" xmlns:aink="http://schemas.microsoft.com/office/drawing/2016/ink" xmlns:am3d="http://schemas.microsoft.com/office/drawing/2017/model3d" xmlns:o="urn:schemas-microsoft-com:office:office" xmlns:oel="http://schemas.microsoft.com/office/2019/extlst" xmlns:r="http://schemas.openxmlformats.org/officeDocument/2006/relationships" xmlns:m="http://schemas.openxmlformats.org/officeDocument/2006/math" xmlns:v="urn:schemas-microsoft-com:vml" xmlns:wp14="http://schemas.microsoft.com/office/word/2010/wordprocessingDrawing" xmlns:wp="http://schemas.openxmlformats.org/drawingml/2006/wordprocessingDrawing" xmlns:w10="urn:schemas-microsoft-com:office:word" xmlns:w="http://schemas.openxmlformats.org/wordprocessingml/2006/main" xmlns:w14="http://schemas.microsoft.com/office/word/2010/wordml" xmlns:w15="http://schemas.microsoft.com/office/word/2012/wordml" xmlns:w16cex="http://schemas.microsoft.com/office/word/2018/wordml/cex" xmlns:w16cid="http://schemas.microsoft.com/office/word/2016/wordml/cid" xmlns:w16="http://schemas.microsoft.com/office/word/2018/wordml" xmlns:w16du="http://schemas.microsoft.com/office/word/2023/wordml/word16du" xmlns:w16sdtdh="http://schemas.microsoft.com/office/word/2020/wordml/sdtdatahash" xmlns:w16sdtfl="http://schemas.microsoft.com/office/word/2024/wordml/sdtformatlock" xmlns:w16se="http://schemas.microsoft.com/office/word/2015/wordml/symex" xmlns:wpg="http://schemas.microsoft.com/office/word/2010/wordprocessingGroup" xmlns:wpi="http://schemas.microsoft.com/office/word/2010/wordprocessingInk" xmlns:wne="http://schemas.microsoft.com/office/word/2006/wordml" xmlns:wps="http://schemas.microsoft.com/office/word/2010/wordprocessingShape" mc:Ignorable="w14 w15 w16se w16cid w16 w16cex w16sdtdh w16sdtfl w16du wp14">
   <w:footnote w:type="separator" w:id="-1">
@@ -10264,6 +8258,16 @@
 </file>
 
 <file path=word/header1.xml><?xml version="1.0" encoding="utf-8"?>
+<w:hdr xmlns:wpc="http://schemas.microsoft.com/office/word/2010/wordprocessingCanvas" xmlns:cx="http://schemas.microsoft.com/office/drawing/2014/chartex" xmlns:cx1="http://schemas.microsoft.com/office/drawing/2015/9/8/chartex" xmlns:cx2="http://schemas.microsoft.com/office/drawing/2015/10/21/chartex" xmlns:cx3="http://schemas.microsoft.com/office/drawing/2016/5/9/chartex" xmlns:cx4="http://schemas.microsoft.com/office/drawing/2016/5/10/chartex" xmlns:cx5="http://schemas.microsoft.com/office/drawing/2016/5/11/chartex" xmlns:cx6="http://schemas.microsoft.com/office/drawing/2016/5/12/chartex" xmlns:cx7="http://schemas.microsoft.com/office/drawing/2016/5/13/chartex" xmlns:cx8="http://schemas.microsoft.com/office/drawing/2016/5/14/chartex" xmlns:mc="http://schemas.openxmlformats.org/markup-compatibility/2006" xmlns:aink="http://schemas.microsoft.com/office/drawing/2016/ink" xmlns:am3d="http://schemas.microsoft.com/office/drawing/2017/model3d" xmlns:o="urn:schemas-microsoft-com:office:office" xmlns:oel="http://schemas.microsoft.com/office/2019/extlst" xmlns:r="http://schemas.openxmlformats.org/officeDocument/2006/relationships" xmlns:m="http://schemas.openxmlformats.org/officeDocument/2006/math" xmlns:v="urn:schemas-microsoft-com:vml" xmlns:wp14="http://schemas.microsoft.com/office/word/2010/wordprocessingDrawing" xmlns:wp="http://schemas.openxmlformats.org/drawingml/2006/wordprocessingDrawing" xmlns:w10="urn:schemas-microsoft-com:office:word" xmlns:w="http://schemas.openxmlformats.org/wordprocessingml/2006/main" xmlns:w14="http://schemas.microsoft.com/office/word/2010/wordml" xmlns:w15="http://schemas.microsoft.com/office/word/2012/wordml" xmlns:w16cex="http://schemas.microsoft.com/office/word/2018/wordml/cex" xmlns:w16cid="http://schemas.microsoft.com/office/word/2016/wordml/cid" xmlns:w16="http://schemas.microsoft.com/office/word/2018/wordml" xmlns:w16du="http://schemas.microsoft.com/office/word/2023/wordml/word16du" xmlns:w16sdtdh="http://schemas.microsoft.com/office/word/2020/wordml/sdtdatahash" xmlns:w16sdtfl="http://schemas.microsoft.com/office/word/2024/wordml/sdtformatlock" xmlns:w16se="http://schemas.microsoft.com/office/word/2015/wordml/symex" xmlns:wpg="http://schemas.microsoft.com/office/word/2010/wordprocessingGroup" xmlns:wpi="http://schemas.microsoft.com/office/word/2010/wordprocessingInk" xmlns:wne="http://schemas.microsoft.com/office/word/2006/wordml" xmlns:wps="http://schemas.microsoft.com/office/word/2010/wordprocessingShape" mc:Ignorable="w14 w15 w16se w16cid w16 w16cex w16sdtdh w16sdtfl w16du wp14">
+  <w:p>
+    <w:pPr>
+      <w:pStyle w:val="Header"/>
+    </w:pPr>
+  </w:p>
+</w:hdr>
+</file>
+
+<file path=word/header2.xml><?xml version="1.0" encoding="utf-8"?>
 <w:hdr xmlns:wpc="http://schemas.microsoft.com/office/word/2010/wordprocessingCanvas" xmlns:cx="http://schemas.microsoft.com/office/drawing/2014/chartex" xmlns:cx1="http://schemas.microsoft.com/office/drawing/2015/9/8/chartex" xmlns:cx2="http://schemas.microsoft.com/office/drawing/2015/10/21/chartex" xmlns:cx3="http://schemas.microsoft.com/office/drawing/2016/5/9/chartex" xmlns:cx4="http://schemas.microsoft.com/office/drawing/2016/5/10/chartex" xmlns:cx5="http://schemas.microsoft.com/office/drawing/2016/5/11/chartex" xmlns:cx6="http://schemas.microsoft.com/office/drawing/2016/5/12/chartex" xmlns:cx7="http://schemas.microsoft.com/office/drawing/2016/5/13/chartex" xmlns:cx8="http://schemas.microsoft.com/office/drawing/2016/5/14/chartex" xmlns:mc="http://schemas.openxmlformats.org/markup-compatibility/2006" xmlns:aink="http://schemas.microsoft.com/office/drawing/2016/ink" xmlns:am3d="http://schemas.microsoft.com/office/drawing/2017/model3d" xmlns:o="urn:schemas-microsoft-com:office:office" xmlns:oel="http://schemas.microsoft.com/office/2019/extlst" xmlns:r="http://schemas.openxmlformats.org/officeDocument/2006/relationships" xmlns:m="http://schemas.openxmlformats.org/officeDocument/2006/math" xmlns:v="urn:schemas-microsoft-com:vml" xmlns:wp14="http://schemas.microsoft.com/office/word/2010/wordprocessingDrawing" xmlns:wp="http://schemas.openxmlformats.org/drawingml/2006/wordprocessingDrawing" xmlns:w10="urn:schemas-microsoft-com:office:word" xmlns:w="http://schemas.openxmlformats.org/wordprocessingml/2006/main" xmlns:w14="http://schemas.microsoft.com/office/word/2010/wordml" xmlns:w15="http://schemas.microsoft.com/office/word/2012/wordml" xmlns:w16cex="http://schemas.microsoft.com/office/word/2018/wordml/cex" xmlns:w16cid="http://schemas.microsoft.com/office/word/2016/wordml/cid" xmlns:w16="http://schemas.microsoft.com/office/word/2018/wordml" xmlns:w16du="http://schemas.microsoft.com/office/word/2023/wordml/word16du" xmlns:w16sdtdh="http://schemas.microsoft.com/office/word/2020/wordml/sdtdatahash" xmlns:w16sdtfl="http://schemas.microsoft.com/office/word/2024/wordml/sdtformatlock" xmlns:w16se="http://schemas.microsoft.com/office/word/2015/wordml/symex" xmlns:wpg="http://schemas.microsoft.com/office/word/2010/wordprocessingGroup" xmlns:wpi="http://schemas.microsoft.com/office/word/2010/wordprocessingInk" xmlns:wne="http://schemas.microsoft.com/office/word/2006/wordml" xmlns:wps="http://schemas.microsoft.com/office/word/2010/wordprocessingShape" mc:Ignorable="w14 w15 w16se w16cid w16 w16cex w16sdtdh w16sdtfl w16du wp14">
   <w:p>
     <w:pPr>
@@ -10285,8 +8289,18 @@
         <w:sz w:val="16"/>
         <w:szCs w:val="16"/>
       </w:rPr>
-      <w:t xml:space="preserve">    |    Confidential — Internal Use Only</w:t>
+      <w:t xml:space="preserve">    |    Public Reference Implementation</w:t>
     </w:r>
+  </w:p>
+</w:hdr>
+</file>
+
+<file path=word/header3.xml><?xml version="1.0" encoding="utf-8"?>
+<w:hdr xmlns:wpc="http://schemas.microsoft.com/office/word/2010/wordprocessingCanvas" xmlns:cx="http://schemas.microsoft.com/office/drawing/2014/chartex" xmlns:cx1="http://schemas.microsoft.com/office/drawing/2015/9/8/chartex" xmlns:cx2="http://schemas.microsoft.com/office/drawing/2015/10/21/chartex" xmlns:cx3="http://schemas.microsoft.com/office/drawing/2016/5/9/chartex" xmlns:cx4="http://schemas.microsoft.com/office/drawing/2016/5/10/chartex" xmlns:cx5="http://schemas.microsoft.com/office/drawing/2016/5/11/chartex" xmlns:cx6="http://schemas.microsoft.com/office/drawing/2016/5/12/chartex" xmlns:cx7="http://schemas.microsoft.com/office/drawing/2016/5/13/chartex" xmlns:cx8="http://schemas.microsoft.com/office/drawing/2016/5/14/chartex" xmlns:mc="http://schemas.openxmlformats.org/markup-compatibility/2006" xmlns:aink="http://schemas.microsoft.com/office/drawing/2016/ink" xmlns:am3d="http://schemas.microsoft.com/office/drawing/2017/model3d" xmlns:o="urn:schemas-microsoft-com:office:office" xmlns:oel="http://schemas.microsoft.com/office/2019/extlst" xmlns:r="http://schemas.openxmlformats.org/officeDocument/2006/relationships" xmlns:m="http://schemas.openxmlformats.org/officeDocument/2006/math" xmlns:v="urn:schemas-microsoft-com:vml" xmlns:wp14="http://schemas.microsoft.com/office/word/2010/wordprocessingDrawing" xmlns:wp="http://schemas.openxmlformats.org/drawingml/2006/wordprocessingDrawing" xmlns:w10="urn:schemas-microsoft-com:office:word" xmlns:w="http://schemas.openxmlformats.org/wordprocessingml/2006/main" xmlns:w14="http://schemas.microsoft.com/office/word/2010/wordml" xmlns:w15="http://schemas.microsoft.com/office/word/2012/wordml" xmlns:w16cex="http://schemas.microsoft.com/office/word/2018/wordml/cex" xmlns:w16cid="http://schemas.microsoft.com/office/word/2016/wordml/cid" xmlns:w16="http://schemas.microsoft.com/office/word/2018/wordml" xmlns:w16du="http://schemas.microsoft.com/office/word/2023/wordml/word16du" xmlns:w16sdtdh="http://schemas.microsoft.com/office/word/2020/wordml/sdtdatahash" xmlns:w16sdtfl="http://schemas.microsoft.com/office/word/2024/wordml/sdtformatlock" xmlns:w16se="http://schemas.microsoft.com/office/word/2015/wordml/symex" xmlns:wpg="http://schemas.microsoft.com/office/word/2010/wordprocessingGroup" xmlns:wpi="http://schemas.microsoft.com/office/word/2010/wordprocessingInk" xmlns:wne="http://schemas.microsoft.com/office/word/2006/wordml" xmlns:wps="http://schemas.microsoft.com/office/word/2010/wordprocessingShape" mc:Ignorable="w14 w15 w16se w16cid w16 w16cex w16sdtdh w16sdtfl w16du wp14">
+  <w:p>
+    <w:pPr>
+      <w:pStyle w:val="Header"/>
+    </w:pPr>
   </w:p>
 </w:hdr>
 </file>
@@ -10296,7 +8310,7 @@
   <w:abstractNum w:abstractNumId="0" w15:restartNumberingAfterBreak="0">
     <w:nsid w:val="17507CE2"/>
     <w:multiLevelType w:val="hybridMultilevel"/>
-    <w:tmpl w:val="98127D6C"/>
+    <w:tmpl w:val="7556E88E"/>
     <w:lvl w:ilvl="0" w:tplc="0720AC8E">
       <w:start w:val="1"/>
       <w:numFmt w:val="decimal"/>
@@ -10487,6 +8501,92 @@
       </w:pPr>
     </w:lvl>
   </w:abstractNum>
+  <w:abstractNum w:abstractNumId="3" w15:restartNumberingAfterBreak="0">
+    <w:nsid w:val="3F4B68E7"/>
+    <w:multiLevelType w:val="hybridMultilevel"/>
+    <w:tmpl w:val="79F40BBC"/>
+    <w:lvl w:ilvl="0" w:tplc="4009000F">
+      <w:start w:val="1"/>
+      <w:numFmt w:val="decimal"/>
+      <w:lvlText w:val="%1."/>
+      <w:lvlJc w:val="left"/>
+      <w:pPr>
+        <w:ind w:left="1000" w:hanging="360"/>
+      </w:pPr>
+    </w:lvl>
+    <w:lvl w:ilvl="1" w:tplc="40090019" w:tentative="1">
+      <w:start w:val="1"/>
+      <w:numFmt w:val="lowerLetter"/>
+      <w:lvlText w:val="%2."/>
+      <w:lvlJc w:val="left"/>
+      <w:pPr>
+        <w:ind w:left="1720" w:hanging="360"/>
+      </w:pPr>
+    </w:lvl>
+    <w:lvl w:ilvl="2" w:tplc="4009001B" w:tentative="1">
+      <w:start w:val="1"/>
+      <w:numFmt w:val="lowerRoman"/>
+      <w:lvlText w:val="%3."/>
+      <w:lvlJc w:val="right"/>
+      <w:pPr>
+        <w:ind w:left="2440" w:hanging="180"/>
+      </w:pPr>
+    </w:lvl>
+    <w:lvl w:ilvl="3" w:tplc="4009000F" w:tentative="1">
+      <w:start w:val="1"/>
+      <w:numFmt w:val="decimal"/>
+      <w:lvlText w:val="%4."/>
+      <w:lvlJc w:val="left"/>
+      <w:pPr>
+        <w:ind w:left="3160" w:hanging="360"/>
+      </w:pPr>
+    </w:lvl>
+    <w:lvl w:ilvl="4" w:tplc="40090019" w:tentative="1">
+      <w:start w:val="1"/>
+      <w:numFmt w:val="lowerLetter"/>
+      <w:lvlText w:val="%5."/>
+      <w:lvlJc w:val="left"/>
+      <w:pPr>
+        <w:ind w:left="3880" w:hanging="360"/>
+      </w:pPr>
+    </w:lvl>
+    <w:lvl w:ilvl="5" w:tplc="4009001B" w:tentative="1">
+      <w:start w:val="1"/>
+      <w:numFmt w:val="lowerRoman"/>
+      <w:lvlText w:val="%6."/>
+      <w:lvlJc w:val="right"/>
+      <w:pPr>
+        <w:ind w:left="4600" w:hanging="180"/>
+      </w:pPr>
+    </w:lvl>
+    <w:lvl w:ilvl="6" w:tplc="4009000F" w:tentative="1">
+      <w:start w:val="1"/>
+      <w:numFmt w:val="decimal"/>
+      <w:lvlText w:val="%7."/>
+      <w:lvlJc w:val="left"/>
+      <w:pPr>
+        <w:ind w:left="5320" w:hanging="360"/>
+      </w:pPr>
+    </w:lvl>
+    <w:lvl w:ilvl="7" w:tplc="40090019" w:tentative="1">
+      <w:start w:val="1"/>
+      <w:numFmt w:val="lowerLetter"/>
+      <w:lvlText w:val="%8."/>
+      <w:lvlJc w:val="left"/>
+      <w:pPr>
+        <w:ind w:left="6040" w:hanging="360"/>
+      </w:pPr>
+    </w:lvl>
+    <w:lvl w:ilvl="8" w:tplc="4009001B" w:tentative="1">
+      <w:start w:val="1"/>
+      <w:numFmt w:val="lowerRoman"/>
+      <w:lvlText w:val="%9."/>
+      <w:lvlJc w:val="right"/>
+      <w:pPr>
+        <w:ind w:left="6760" w:hanging="180"/>
+      </w:pPr>
+    </w:lvl>
+  </w:abstractNum>
   <w:num w:numId="1" w16cid:durableId="2076050967">
     <w:abstractNumId w:val="2"/>
     <w:lvlOverride w:ilvl="0">
@@ -10501,9 +8601,12 @@
   </w:num>
   <w:num w:numId="3" w16cid:durableId="199827906">
     <w:abstractNumId w:val="0"/>
-    <w:lvlOverride w:ilvl="0">
-      <w:startOverride w:val="1"/>
-    </w:lvlOverride>
+  </w:num>
+  <w:num w:numId="4" w16cid:durableId="1157961867">
+    <w:abstractNumId w:val="0"/>
+  </w:num>
+  <w:num w:numId="5" w16cid:durableId="1975912402">
+    <w:abstractNumId w:val="3"/>
   </w:num>
 </w:numbering>
 </file>
@@ -11074,6 +9177,48 @@
       <w:szCs w:val="20"/>
     </w:rPr>
   </w:style>
+  <w:style w:type="paragraph" w:styleId="Header">
+    <w:name w:val="header"/>
+    <w:basedOn w:val="Normal"/>
+    <w:link w:val="HeaderChar"/>
+    <w:uiPriority w:val="99"/>
+    <w:unhideWhenUsed/>
+    <w:rsid w:val="00F75381"/>
+    <w:pPr>
+      <w:tabs>
+        <w:tab w:val="center" w:pos="4513"/>
+        <w:tab w:val="right" w:pos="9026"/>
+      </w:tabs>
+    </w:pPr>
+  </w:style>
+  <w:style w:type="character" w:customStyle="1" w:styleId="HeaderChar">
+    <w:name w:val="Header Char"/>
+    <w:basedOn w:val="DefaultParagraphFont"/>
+    <w:link w:val="Header"/>
+    <w:uiPriority w:val="99"/>
+    <w:rsid w:val="00F75381"/>
+  </w:style>
+  <w:style w:type="paragraph" w:styleId="Footer">
+    <w:name w:val="footer"/>
+    <w:basedOn w:val="Normal"/>
+    <w:link w:val="FooterChar"/>
+    <w:uiPriority w:val="99"/>
+    <w:unhideWhenUsed/>
+    <w:rsid w:val="00F75381"/>
+    <w:pPr>
+      <w:tabs>
+        <w:tab w:val="center" w:pos="4513"/>
+        <w:tab w:val="right" w:pos="9026"/>
+      </w:tabs>
+    </w:pPr>
+  </w:style>
+  <w:style w:type="character" w:customStyle="1" w:styleId="FooterChar">
+    <w:name w:val="Footer Char"/>
+    <w:basedOn w:val="DefaultParagraphFont"/>
+    <w:link w:val="Footer"/>
+    <w:uiPriority w:val="99"/>
+    <w:rsid w:val="00F75381"/>
+  </w:style>
 </w:styles>
 </file>
 

--- a/BC-Pipeline-Setup-Guide.docx
+++ b/BC-Pipeline-Setup-Guide.docx
@@ -5138,10 +5138,10 @@
           <w:noProof/>
         </w:rPr>
         <w:drawing>
-          <wp:inline distT="0" distB="0" distL="0" distR="0" wp14:anchorId="6ADBFDB1" wp14:editId="14A04C71">
-            <wp:extent cx="5943600" cy="3612274"/>
-            <wp:effectExtent l="0" t="0" r="0" b="0"/>
-            <wp:docPr id="3" name="Image3" descr="BC Extension Installation Status - Completed"/>
+          <wp:inline distT="0" distB="0" distL="0" distR="0" wp14:anchorId="6ADBFDB1" wp14:editId="434929B7">
+            <wp:extent cx="5943600" cy="3501721"/>
+            <wp:effectExtent l="0" t="0" r="0" b="3810"/>
+            <wp:docPr id="3" name="Image3"/>
             <wp:cNvGraphicFramePr>
               <a:graphicFrameLocks xmlns:a="http://schemas.openxmlformats.org/drawingml/2006/main" noChangeAspect="1"/>
             </wp:cNvGraphicFramePr>
@@ -5149,11 +5149,17 @@
               <a:graphicData uri="http://schemas.openxmlformats.org/drawingml/2006/picture">
                 <pic:pic xmlns:pic="http://schemas.openxmlformats.org/drawingml/2006/picture">
                   <pic:nvPicPr>
-                    <pic:cNvPr id="3" name="image3.png"/>
+                    <pic:cNvPr id="3" name="Image3"/>
                     <pic:cNvPicPr/>
                   </pic:nvPicPr>
                   <pic:blipFill>
-                    <a:blip r:embed="rId9"/>
+                    <a:blip r:embed="rId9">
+                      <a:extLst>
+                        <a:ext uri="{28A0092B-C50C-407E-A947-70E740481C1C}">
+                          <a14:useLocalDpi xmlns:a14="http://schemas.microsoft.com/office/drawing/2010/main" val="0"/>
+                        </a:ext>
+                      </a:extLst>
+                    </a:blip>
                     <a:stretch>
                       <a:fillRect/>
                     </a:stretch>
@@ -5161,7 +5167,7 @@
                   <pic:spPr>
                     <a:xfrm>
                       <a:off x="0" y="0"/>
-                      <a:ext cx="5943600" cy="3612274"/>
+                      <a:ext cx="5943600" cy="3501721"/>
                     </a:xfrm>
                     <a:prstGeom prst="rect">
                       <a:avLst/>
@@ -5242,7 +5248,6 @@
                 <w:sz w:val="18"/>
                 <w:szCs w:val="18"/>
               </w:rPr>
-              <w:lastRenderedPageBreak/>
               <w:t>Error</w:t>
             </w:r>
           </w:p>
@@ -5415,6 +5420,7 @@
                 <w:sz w:val="18"/>
                 <w:szCs w:val="18"/>
               </w:rPr>
+              <w:lastRenderedPageBreak/>
               <w:t>Stale Analyzers DLLs after alc.exe upgrade</w:t>
             </w:r>
           </w:p>
@@ -6306,7 +6312,6 @@
         <w:spacing w:before="40" w:after="40"/>
       </w:pPr>
       <w:r>
-        <w:lastRenderedPageBreak/>
         <w:t>Install AL Language extension (ms-dynamics-smb.al) from VS Code Marketplace</w:t>
       </w:r>
     </w:p>
@@ -6346,6 +6351,7 @@
         <w:spacing w:before="40" w:after="40"/>
       </w:pPr>
       <w:r>
+        <w:lastRenderedPageBreak/>
         <w:t>Install and configure Azure DevOps self-hosted agent in BC-SelfHosted pool (Section 3)</w:t>
       </w:r>
     </w:p>
@@ -6888,7 +6894,6 @@
           <w:sz w:val="18"/>
           <w:szCs w:val="18"/>
         </w:rPr>
-        <w:lastRenderedPageBreak/>
         <w:t>Write-Host "Git installed       : $((Get-Command git -ErrorAction SilentlyContinue) -ne `$null)"</w:t>
       </w:r>
     </w:p>
@@ -8055,7 +8060,6 @@
         <w:spacing w:before="60" w:after="60"/>
       </w:pPr>
       <w:r>
-        <w:lastRenderedPageBreak/>
         <w:t>Push all 6 pipeline YAML files to repo (ci-cd, pr-validation, 4 templates)</w:t>
       </w:r>
     </w:p>
@@ -8108,6 +8112,7 @@
         <w:spacing w:before="60" w:after="60"/>
       </w:pPr>
       <w:r>
+        <w:lastRenderedPageBreak/>
         <w:t>Trigger a test pipeline run — verify all 12 checklist items pass</w:t>
       </w:r>
     </w:p>
